--- a/docs/tables/carbo/sec8_ckd_c30.docx
+++ b/docs/tables/carbo/sec8_ckd_c30.docx
@@ -19,12 +19,12 @@
       <w:tblGrid>
         <w:gridCol w:w="2869"/>
         <w:gridCol w:w="778"/>
-        <w:gridCol w:w="1084"/>
-        <w:gridCol w:w="1879"/>
+        <w:gridCol w:w="839"/>
+        <w:gridCol w:w="1389"/>
         <w:gridCol w:w="1181"/>
         <w:gridCol w:w="778"/>
-        <w:gridCol w:w="1084"/>
-        <w:gridCol w:w="1695"/>
+        <w:gridCol w:w="839"/>
+        <w:gridCol w:w="1634"/>
         <w:gridCol w:w="1181"/>
       </w:tblGrid>
       <w:tr>
@@ -2552,7 +2552,7 @@
                 <w:szCs w:val="22"/>
                 <w:color w:val="000000"/>
               </w:rPr>
-              <w:t xml:space="preserve">1.00</w:t>
+              <w:t xml:space="preserve">1.0</w:t>
             </w:r>
           </w:p>
         </w:tc>
@@ -2658,7 +2658,7 @@
                 <w:szCs w:val="22"/>
                 <w:color w:val="000000"/>
               </w:rPr>
-              <w:t xml:space="preserve">0.900</w:t>
+              <w:t xml:space="preserve">0.890</w:t>
             </w:r>
           </w:p>
         </w:tc>
@@ -4001,113 +4001,113 @@
                 <w:szCs w:val="22"/>
                 <w:color w:val="000000"/>
               </w:rPr>
-              <w:t xml:space="preserve">19.7</w:t>
-            </w:r>
-          </w:p>
-        </w:tc>
-        <w:tc>
-          <w:tcPr>
-            <w:tcBorders>
-              <w:bottom w:val="none" w:sz="0" w:space="0" w:color="000000"/>
-              <w:top w:val="none" w:sz="0" w:space="0" w:color="000000"/>
-              <w:left w:val="none" w:sz="0" w:space="0" w:color="000000"/>
-              <w:right w:val="none" w:sz="0" w:space="0" w:color="000000"/>
-            </w:tcBorders>
-            <w:shd w:val="clear" w:color="auto" w:fill="FFFFFF"/>
-            <w:tcMar>
-              <w:top w:w="0" w:type="dxa"/>
-              <w:bottom w:w="0" w:type="dxa"/>
-              <w:left w:w="0" w:type="dxa"/>
-              <w:right w:w="0" w:type="dxa"/>
-            </w:tcMar>
-            <w:vAlign w:val="top"/>
-          </w:tcPr>
-          <w:p>
-            <w:pPr>
-              <w:pStyle w:val="Normal"/>
-              <w:jc w:val="center"/>
-              <w:pBdr>
-                <w:bottom w:val="none" w:sz="0" w:space="0" w:color="000000"/>
-                <w:top w:val="none" w:sz="0" w:space="0" w:color="000000"/>
-                <w:left w:val="none" w:sz="0" w:space="0" w:color="000000"/>
-                <w:right w:val="none" w:sz="0" w:space="0" w:color="000000"/>
-              </w:pBdr>
-              <w:spacing w:after="100" w:before="100" w:line="240"/>
-              <w:ind w:left="100" w:right="100" w:firstLine="0" w:firstLineChars="0"/>
-              <w:rPr>
-                <w:rFonts w:ascii="Helvetica" w:hAnsi="Helvetica" w:eastAsia="Helvetica" w:cs="Helvetica"/>
-                <w:i w:val="false"/>
-                <w:b w:val="false"/>
-                <w:u w:val="none"/>
-                <w:sz w:val="22"/>
-                <w:szCs w:val="22"/>
-                <w:color w:val="000000"/>
-              </w:rPr>
-            </w:pPr>
-            <w:r>
-              <w:rPr>
-                <w:rFonts w:ascii="Helvetica" w:hAnsi="Helvetica" w:eastAsia="Helvetica" w:cs="Helvetica"/>
-                <w:i w:val="false"/>
-                <w:b w:val="false"/>
-                <w:u w:val="none"/>
-                <w:sz w:val="22"/>
-                <w:szCs w:val="22"/>
-                <w:color w:val="000000"/>
-              </w:rPr>
-              <w:t xml:space="preserve">1.47, 263</w:t>
-            </w:r>
-          </w:p>
-        </w:tc>
-        <w:tc>
-          <w:tcPr>
-            <w:tcBorders>
-              <w:bottom w:val="none" w:sz="0" w:space="0" w:color="000000"/>
-              <w:top w:val="none" w:sz="0" w:space="0" w:color="000000"/>
-              <w:left w:val="none" w:sz="0" w:space="0" w:color="000000"/>
-              <w:right w:val="none" w:sz="0" w:space="0" w:color="000000"/>
-            </w:tcBorders>
-            <w:shd w:val="clear" w:color="auto" w:fill="FFFFFF"/>
-            <w:tcMar>
-              <w:top w:w="0" w:type="dxa"/>
-              <w:bottom w:w="0" w:type="dxa"/>
-              <w:left w:w="0" w:type="dxa"/>
-              <w:right w:w="0" w:type="dxa"/>
-            </w:tcMar>
-            <w:vAlign w:val="top"/>
-          </w:tcPr>
-          <w:p>
-            <w:pPr>
-              <w:pStyle w:val="Normal"/>
-              <w:jc w:val="center"/>
-              <w:pBdr>
-                <w:bottom w:val="none" w:sz="0" w:space="0" w:color="000000"/>
-                <w:top w:val="none" w:sz="0" w:space="0" w:color="000000"/>
-                <w:left w:val="none" w:sz="0" w:space="0" w:color="000000"/>
-                <w:right w:val="none" w:sz="0" w:space="0" w:color="000000"/>
-              </w:pBdr>
-              <w:spacing w:after="100" w:before="100" w:line="240"/>
-              <w:ind w:left="100" w:right="100" w:firstLine="0" w:firstLineChars="0"/>
-              <w:rPr>
-                <w:rFonts w:ascii="Helvetica" w:hAnsi="Helvetica" w:eastAsia="Helvetica" w:cs="Helvetica"/>
-                <w:i w:val="false"/>
-                <w:b w:val="false"/>
-                <w:u w:val="none"/>
-                <w:sz w:val="22"/>
-                <w:szCs w:val="22"/>
-                <w:color w:val="000000"/>
-              </w:rPr>
-            </w:pPr>
-            <w:r>
-              <w:rPr>
-                <w:rFonts w:ascii="Helvetica" w:hAnsi="Helvetica" w:eastAsia="Helvetica" w:cs="Helvetica"/>
-                <w:i w:val="false"/>
-                <w:b w:val="false"/>
-                <w:u w:val="none"/>
-                <w:sz w:val="22"/>
-                <w:szCs w:val="22"/>
-                <w:color w:val="000000"/>
-              </w:rPr>
-              <w:t xml:space="preserve">0.024</w:t>
+              <w:t xml:space="preserve">20.4</w:t>
+            </w:r>
+          </w:p>
+        </w:tc>
+        <w:tc>
+          <w:tcPr>
+            <w:tcBorders>
+              <w:bottom w:val="none" w:sz="0" w:space="0" w:color="000000"/>
+              <w:top w:val="none" w:sz="0" w:space="0" w:color="000000"/>
+              <w:left w:val="none" w:sz="0" w:space="0" w:color="000000"/>
+              <w:right w:val="none" w:sz="0" w:space="0" w:color="000000"/>
+            </w:tcBorders>
+            <w:shd w:val="clear" w:color="auto" w:fill="FFFFFF"/>
+            <w:tcMar>
+              <w:top w:w="0" w:type="dxa"/>
+              <w:bottom w:w="0" w:type="dxa"/>
+              <w:left w:w="0" w:type="dxa"/>
+              <w:right w:w="0" w:type="dxa"/>
+            </w:tcMar>
+            <w:vAlign w:val="top"/>
+          </w:tcPr>
+          <w:p>
+            <w:pPr>
+              <w:pStyle w:val="Normal"/>
+              <w:jc w:val="center"/>
+              <w:pBdr>
+                <w:bottom w:val="none" w:sz="0" w:space="0" w:color="000000"/>
+                <w:top w:val="none" w:sz="0" w:space="0" w:color="000000"/>
+                <w:left w:val="none" w:sz="0" w:space="0" w:color="000000"/>
+                <w:right w:val="none" w:sz="0" w:space="0" w:color="000000"/>
+              </w:pBdr>
+              <w:spacing w:after="100" w:before="100" w:line="240"/>
+              <w:ind w:left="100" w:right="100" w:firstLine="0" w:firstLineChars="0"/>
+              <w:rPr>
+                <w:rFonts w:ascii="Helvetica" w:hAnsi="Helvetica" w:eastAsia="Helvetica" w:cs="Helvetica"/>
+                <w:i w:val="false"/>
+                <w:b w:val="false"/>
+                <w:u w:val="none"/>
+                <w:sz w:val="22"/>
+                <w:szCs w:val="22"/>
+                <w:color w:val="000000"/>
+              </w:rPr>
+            </w:pPr>
+            <w:r>
+              <w:rPr>
+                <w:rFonts w:ascii="Helvetica" w:hAnsi="Helvetica" w:eastAsia="Helvetica" w:cs="Helvetica"/>
+                <w:i w:val="false"/>
+                <w:b w:val="false"/>
+                <w:u w:val="none"/>
+                <w:sz w:val="22"/>
+                <w:szCs w:val="22"/>
+                <w:color w:val="000000"/>
+              </w:rPr>
+              <w:t xml:space="preserve">1.62, 256</w:t>
+            </w:r>
+          </w:p>
+        </w:tc>
+        <w:tc>
+          <w:tcPr>
+            <w:tcBorders>
+              <w:bottom w:val="none" w:sz="0" w:space="0" w:color="000000"/>
+              <w:top w:val="none" w:sz="0" w:space="0" w:color="000000"/>
+              <w:left w:val="none" w:sz="0" w:space="0" w:color="000000"/>
+              <w:right w:val="none" w:sz="0" w:space="0" w:color="000000"/>
+            </w:tcBorders>
+            <w:shd w:val="clear" w:color="auto" w:fill="FFFFFF"/>
+            <w:tcMar>
+              <w:top w:w="0" w:type="dxa"/>
+              <w:bottom w:w="0" w:type="dxa"/>
+              <w:left w:w="0" w:type="dxa"/>
+              <w:right w:w="0" w:type="dxa"/>
+            </w:tcMar>
+            <w:vAlign w:val="top"/>
+          </w:tcPr>
+          <w:p>
+            <w:pPr>
+              <w:pStyle w:val="Normal"/>
+              <w:jc w:val="center"/>
+              <w:pBdr>
+                <w:bottom w:val="none" w:sz="0" w:space="0" w:color="000000"/>
+                <w:top w:val="none" w:sz="0" w:space="0" w:color="000000"/>
+                <w:left w:val="none" w:sz="0" w:space="0" w:color="000000"/>
+                <w:right w:val="none" w:sz="0" w:space="0" w:color="000000"/>
+              </w:pBdr>
+              <w:spacing w:after="100" w:before="100" w:line="240"/>
+              <w:ind w:left="100" w:right="100" w:firstLine="0" w:firstLineChars="0"/>
+              <w:rPr>
+                <w:rFonts w:ascii="Helvetica" w:hAnsi="Helvetica" w:eastAsia="Helvetica" w:cs="Helvetica"/>
+                <w:i w:val="false"/>
+                <w:b w:val="false"/>
+                <w:u w:val="none"/>
+                <w:sz w:val="22"/>
+                <w:szCs w:val="22"/>
+                <w:color w:val="000000"/>
+              </w:rPr>
+            </w:pPr>
+            <w:r>
+              <w:rPr>
+                <w:rFonts w:ascii="Helvetica" w:hAnsi="Helvetica" w:eastAsia="Helvetica" w:cs="Helvetica"/>
+                <w:i w:val="false"/>
+                <w:b w:val="false"/>
+                <w:u w:val="none"/>
+                <w:sz w:val="22"/>
+                <w:szCs w:val="22"/>
+                <w:color w:val="000000"/>
+              </w:rPr>
+              <w:t xml:space="preserve">0.020</w:t>
             </w:r>
           </w:p>
         </w:tc>
@@ -4590,7 +4590,7 @@
                 <w:szCs w:val="22"/>
                 <w:color w:val="000000"/>
               </w:rPr>
-              <w:t xml:space="preserve">0.990</w:t>
+              <w:t xml:space="preserve">&gt;0.999</w:t>
             </w:r>
           </w:p>
         </w:tc>
@@ -5933,113 +5933,113 @@
                 <w:szCs w:val="22"/>
                 <w:color w:val="000000"/>
               </w:rPr>
-              <w:t xml:space="preserve">1.45</w:t>
-            </w:r>
-          </w:p>
-        </w:tc>
-        <w:tc>
-          <w:tcPr>
-            <w:tcBorders>
-              <w:bottom w:val="none" w:sz="0" w:space="0" w:color="000000"/>
-              <w:top w:val="none" w:sz="0" w:space="0" w:color="000000"/>
-              <w:left w:val="none" w:sz="0" w:space="0" w:color="000000"/>
-              <w:right w:val="none" w:sz="0" w:space="0" w:color="000000"/>
-            </w:tcBorders>
-            <w:shd w:val="clear" w:color="auto" w:fill="FFFFFF"/>
-            <w:tcMar>
-              <w:top w:w="0" w:type="dxa"/>
-              <w:bottom w:w="0" w:type="dxa"/>
-              <w:left w:w="0" w:type="dxa"/>
-              <w:right w:w="0" w:type="dxa"/>
-            </w:tcMar>
-            <w:vAlign w:val="top"/>
-          </w:tcPr>
-          <w:p>
-            <w:pPr>
-              <w:pStyle w:val="Normal"/>
-              <w:jc w:val="center"/>
-              <w:pBdr>
-                <w:bottom w:val="none" w:sz="0" w:space="0" w:color="000000"/>
-                <w:top w:val="none" w:sz="0" w:space="0" w:color="000000"/>
-                <w:left w:val="none" w:sz="0" w:space="0" w:color="000000"/>
-                <w:right w:val="none" w:sz="0" w:space="0" w:color="000000"/>
-              </w:pBdr>
-              <w:spacing w:after="100" w:before="100" w:line="240"/>
-              <w:ind w:left="100" w:right="100" w:firstLine="0" w:firstLineChars="0"/>
-              <w:rPr>
-                <w:rFonts w:ascii="Helvetica" w:hAnsi="Helvetica" w:eastAsia="Helvetica" w:cs="Helvetica"/>
-                <w:i w:val="false"/>
-                <w:b w:val="false"/>
-                <w:u w:val="none"/>
-                <w:sz w:val="22"/>
-                <w:szCs w:val="22"/>
-                <w:color w:val="000000"/>
-              </w:rPr>
-            </w:pPr>
-            <w:r>
-              <w:rPr>
-                <w:rFonts w:ascii="Helvetica" w:hAnsi="Helvetica" w:eastAsia="Helvetica" w:cs="Helvetica"/>
-                <w:i w:val="false"/>
-                <w:b w:val="false"/>
-                <w:u w:val="none"/>
-                <w:sz w:val="22"/>
-                <w:szCs w:val="22"/>
-                <w:color w:val="000000"/>
-              </w:rPr>
-              <w:t xml:space="preserve">0.38, 5.59</w:t>
-            </w:r>
-          </w:p>
-        </w:tc>
-        <w:tc>
-          <w:tcPr>
-            <w:tcBorders>
-              <w:bottom w:val="none" w:sz="0" w:space="0" w:color="000000"/>
-              <w:top w:val="none" w:sz="0" w:space="0" w:color="000000"/>
-              <w:left w:val="none" w:sz="0" w:space="0" w:color="000000"/>
-              <w:right w:val="none" w:sz="0" w:space="0" w:color="000000"/>
-            </w:tcBorders>
-            <w:shd w:val="clear" w:color="auto" w:fill="FFFFFF"/>
-            <w:tcMar>
-              <w:top w:w="0" w:type="dxa"/>
-              <w:bottom w:w="0" w:type="dxa"/>
-              <w:left w:w="0" w:type="dxa"/>
-              <w:right w:w="0" w:type="dxa"/>
-            </w:tcMar>
-            <w:vAlign w:val="top"/>
-          </w:tcPr>
-          <w:p>
-            <w:pPr>
-              <w:pStyle w:val="Normal"/>
-              <w:jc w:val="center"/>
-              <w:pBdr>
-                <w:bottom w:val="none" w:sz="0" w:space="0" w:color="000000"/>
-                <w:top w:val="none" w:sz="0" w:space="0" w:color="000000"/>
-                <w:left w:val="none" w:sz="0" w:space="0" w:color="000000"/>
-                <w:right w:val="none" w:sz="0" w:space="0" w:color="000000"/>
-              </w:pBdr>
-              <w:spacing w:after="100" w:before="100" w:line="240"/>
-              <w:ind w:left="100" w:right="100" w:firstLine="0" w:firstLineChars="0"/>
-              <w:rPr>
-                <w:rFonts w:ascii="Helvetica" w:hAnsi="Helvetica" w:eastAsia="Helvetica" w:cs="Helvetica"/>
-                <w:i w:val="false"/>
-                <w:b w:val="false"/>
-                <w:u w:val="none"/>
-                <w:sz w:val="22"/>
-                <w:szCs w:val="22"/>
-                <w:color w:val="000000"/>
-              </w:rPr>
-            </w:pPr>
-            <w:r>
-              <w:rPr>
-                <w:rFonts w:ascii="Helvetica" w:hAnsi="Helvetica" w:eastAsia="Helvetica" w:cs="Helvetica"/>
-                <w:i w:val="false"/>
-                <w:b w:val="false"/>
-                <w:u w:val="none"/>
-                <w:sz w:val="22"/>
-                <w:szCs w:val="22"/>
-                <w:color w:val="000000"/>
-              </w:rPr>
-              <w:t xml:space="preserve">0.590</w:t>
+              <w:t xml:space="preserve">1.44</w:t>
+            </w:r>
+          </w:p>
+        </w:tc>
+        <w:tc>
+          <w:tcPr>
+            <w:tcBorders>
+              <w:bottom w:val="none" w:sz="0" w:space="0" w:color="000000"/>
+              <w:top w:val="none" w:sz="0" w:space="0" w:color="000000"/>
+              <w:left w:val="none" w:sz="0" w:space="0" w:color="000000"/>
+              <w:right w:val="none" w:sz="0" w:space="0" w:color="000000"/>
+            </w:tcBorders>
+            <w:shd w:val="clear" w:color="auto" w:fill="FFFFFF"/>
+            <w:tcMar>
+              <w:top w:w="0" w:type="dxa"/>
+              <w:bottom w:w="0" w:type="dxa"/>
+              <w:left w:w="0" w:type="dxa"/>
+              <w:right w:w="0" w:type="dxa"/>
+            </w:tcMar>
+            <w:vAlign w:val="top"/>
+          </w:tcPr>
+          <w:p>
+            <w:pPr>
+              <w:pStyle w:val="Normal"/>
+              <w:jc w:val="center"/>
+              <w:pBdr>
+                <w:bottom w:val="none" w:sz="0" w:space="0" w:color="000000"/>
+                <w:top w:val="none" w:sz="0" w:space="0" w:color="000000"/>
+                <w:left w:val="none" w:sz="0" w:space="0" w:color="000000"/>
+                <w:right w:val="none" w:sz="0" w:space="0" w:color="000000"/>
+              </w:pBdr>
+              <w:spacing w:after="100" w:before="100" w:line="240"/>
+              <w:ind w:left="100" w:right="100" w:firstLine="0" w:firstLineChars="0"/>
+              <w:rPr>
+                <w:rFonts w:ascii="Helvetica" w:hAnsi="Helvetica" w:eastAsia="Helvetica" w:cs="Helvetica"/>
+                <w:i w:val="false"/>
+                <w:b w:val="false"/>
+                <w:u w:val="none"/>
+                <w:sz w:val="22"/>
+                <w:szCs w:val="22"/>
+                <w:color w:val="000000"/>
+              </w:rPr>
+            </w:pPr>
+            <w:r>
+              <w:rPr>
+                <w:rFonts w:ascii="Helvetica" w:hAnsi="Helvetica" w:eastAsia="Helvetica" w:cs="Helvetica"/>
+                <w:i w:val="false"/>
+                <w:b w:val="false"/>
+                <w:u w:val="none"/>
+                <w:sz w:val="22"/>
+                <w:szCs w:val="22"/>
+                <w:color w:val="000000"/>
+              </w:rPr>
+              <w:t xml:space="preserve">0.37, 5.59</w:t>
+            </w:r>
+          </w:p>
+        </w:tc>
+        <w:tc>
+          <w:tcPr>
+            <w:tcBorders>
+              <w:bottom w:val="none" w:sz="0" w:space="0" w:color="000000"/>
+              <w:top w:val="none" w:sz="0" w:space="0" w:color="000000"/>
+              <w:left w:val="none" w:sz="0" w:space="0" w:color="000000"/>
+              <w:right w:val="none" w:sz="0" w:space="0" w:color="000000"/>
+            </w:tcBorders>
+            <w:shd w:val="clear" w:color="auto" w:fill="FFFFFF"/>
+            <w:tcMar>
+              <w:top w:w="0" w:type="dxa"/>
+              <w:bottom w:w="0" w:type="dxa"/>
+              <w:left w:w="0" w:type="dxa"/>
+              <w:right w:w="0" w:type="dxa"/>
+            </w:tcMar>
+            <w:vAlign w:val="top"/>
+          </w:tcPr>
+          <w:p>
+            <w:pPr>
+              <w:pStyle w:val="Normal"/>
+              <w:jc w:val="center"/>
+              <w:pBdr>
+                <w:bottom w:val="none" w:sz="0" w:space="0" w:color="000000"/>
+                <w:top w:val="none" w:sz="0" w:space="0" w:color="000000"/>
+                <w:left w:val="none" w:sz="0" w:space="0" w:color="000000"/>
+                <w:right w:val="none" w:sz="0" w:space="0" w:color="000000"/>
+              </w:pBdr>
+              <w:spacing w:after="100" w:before="100" w:line="240"/>
+              <w:ind w:left="100" w:right="100" w:firstLine="0" w:firstLineChars="0"/>
+              <w:rPr>
+                <w:rFonts w:ascii="Helvetica" w:hAnsi="Helvetica" w:eastAsia="Helvetica" w:cs="Helvetica"/>
+                <w:i w:val="false"/>
+                <w:b w:val="false"/>
+                <w:u w:val="none"/>
+                <w:sz w:val="22"/>
+                <w:szCs w:val="22"/>
+                <w:color w:val="000000"/>
+              </w:rPr>
+            </w:pPr>
+            <w:r>
+              <w:rPr>
+                <w:rFonts w:ascii="Helvetica" w:hAnsi="Helvetica" w:eastAsia="Helvetica" w:cs="Helvetica"/>
+                <w:i w:val="false"/>
+                <w:b w:val="false"/>
+                <w:u w:val="none"/>
+                <w:sz w:val="22"/>
+                <w:szCs w:val="22"/>
+                <w:color w:val="000000"/>
+              </w:rPr>
+              <w:t xml:space="preserve">0.600</w:t>
             </w:r>
           </w:p>
         </w:tc>
@@ -7435,7 +7435,7 @@
                 <w:szCs w:val="22"/>
                 <w:color w:val="000000"/>
               </w:rPr>
-              <w:t xml:space="preserve">0.00, 0.24</w:t>
+              <w:t xml:space="preserve">0.00, 0.22</w:t>
             </w:r>
           </w:p>
         </w:tc>
@@ -7918,7 +7918,7 @@
                 <w:szCs w:val="22"/>
                 <w:color w:val="000000"/>
               </w:rPr>
-              <w:t xml:space="preserve">0.01, 2.08</w:t>
+              <w:t xml:space="preserve">0.01, 2.13</w:t>
             </w:r>
           </w:p>
         </w:tc>
@@ -8401,60 +8401,60 @@
                 <w:szCs w:val="22"/>
                 <w:color w:val="000000"/>
               </w:rPr>
-              <w:t xml:space="preserve">0.00, 3.20</w:t>
-            </w:r>
-          </w:p>
-        </w:tc>
-        <w:tc>
-          <w:tcPr>
-            <w:tcBorders>
-              <w:bottom w:val="none" w:sz="0" w:space="0" w:color="000000"/>
-              <w:top w:val="none" w:sz="0" w:space="0" w:color="000000"/>
-              <w:left w:val="none" w:sz="0" w:space="0" w:color="000000"/>
-              <w:right w:val="none" w:sz="0" w:space="0" w:color="000000"/>
-            </w:tcBorders>
-            <w:shd w:val="clear" w:color="auto" w:fill="FFFFFF"/>
-            <w:tcMar>
-              <w:top w:w="0" w:type="dxa"/>
-              <w:bottom w:w="0" w:type="dxa"/>
-              <w:left w:w="0" w:type="dxa"/>
-              <w:right w:w="0" w:type="dxa"/>
-            </w:tcMar>
-            <w:vAlign w:val="top"/>
-          </w:tcPr>
-          <w:p>
-            <w:pPr>
-              <w:pStyle w:val="Normal"/>
-              <w:jc w:val="center"/>
-              <w:pBdr>
-                <w:bottom w:val="none" w:sz="0" w:space="0" w:color="000000"/>
-                <w:top w:val="none" w:sz="0" w:space="0" w:color="000000"/>
-                <w:left w:val="none" w:sz="0" w:space="0" w:color="000000"/>
-                <w:right w:val="none" w:sz="0" w:space="0" w:color="000000"/>
-              </w:pBdr>
-              <w:spacing w:after="100" w:before="100" w:line="240"/>
-              <w:ind w:left="100" w:right="100" w:firstLine="0" w:firstLineChars="0"/>
-              <w:rPr>
-                <w:rFonts w:ascii="Helvetica" w:hAnsi="Helvetica" w:eastAsia="Helvetica" w:cs="Helvetica"/>
-                <w:i w:val="false"/>
-                <w:b w:val="false"/>
-                <w:u w:val="none"/>
-                <w:sz w:val="22"/>
-                <w:szCs w:val="22"/>
-                <w:color w:val="000000"/>
-              </w:rPr>
-            </w:pPr>
-            <w:r>
-              <w:rPr>
-                <w:rFonts w:ascii="Helvetica" w:hAnsi="Helvetica" w:eastAsia="Helvetica" w:cs="Helvetica"/>
-                <w:i w:val="false"/>
-                <w:b w:val="false"/>
-                <w:u w:val="none"/>
-                <w:sz w:val="22"/>
-                <w:szCs w:val="22"/>
-                <w:color w:val="000000"/>
-              </w:rPr>
-              <w:t xml:space="preserve">0.150</w:t>
+              <w:t xml:space="preserve">0.00, 3.00</w:t>
+            </w:r>
+          </w:p>
+        </w:tc>
+        <w:tc>
+          <w:tcPr>
+            <w:tcBorders>
+              <w:bottom w:val="none" w:sz="0" w:space="0" w:color="000000"/>
+              <w:top w:val="none" w:sz="0" w:space="0" w:color="000000"/>
+              <w:left w:val="none" w:sz="0" w:space="0" w:color="000000"/>
+              <w:right w:val="none" w:sz="0" w:space="0" w:color="000000"/>
+            </w:tcBorders>
+            <w:shd w:val="clear" w:color="auto" w:fill="FFFFFF"/>
+            <w:tcMar>
+              <w:top w:w="0" w:type="dxa"/>
+              <w:bottom w:w="0" w:type="dxa"/>
+              <w:left w:w="0" w:type="dxa"/>
+              <w:right w:w="0" w:type="dxa"/>
+            </w:tcMar>
+            <w:vAlign w:val="top"/>
+          </w:tcPr>
+          <w:p>
+            <w:pPr>
+              <w:pStyle w:val="Normal"/>
+              <w:jc w:val="center"/>
+              <w:pBdr>
+                <w:bottom w:val="none" w:sz="0" w:space="0" w:color="000000"/>
+                <w:top w:val="none" w:sz="0" w:space="0" w:color="000000"/>
+                <w:left w:val="none" w:sz="0" w:space="0" w:color="000000"/>
+                <w:right w:val="none" w:sz="0" w:space="0" w:color="000000"/>
+              </w:pBdr>
+              <w:spacing w:after="100" w:before="100" w:line="240"/>
+              <w:ind w:left="100" w:right="100" w:firstLine="0" w:firstLineChars="0"/>
+              <w:rPr>
+                <w:rFonts w:ascii="Helvetica" w:hAnsi="Helvetica" w:eastAsia="Helvetica" w:cs="Helvetica"/>
+                <w:i w:val="false"/>
+                <w:b w:val="false"/>
+                <w:u w:val="none"/>
+                <w:sz w:val="22"/>
+                <w:szCs w:val="22"/>
+                <w:color w:val="000000"/>
+              </w:rPr>
+            </w:pPr>
+            <w:r>
+              <w:rPr>
+                <w:rFonts w:ascii="Helvetica" w:hAnsi="Helvetica" w:eastAsia="Helvetica" w:cs="Helvetica"/>
+                <w:i w:val="false"/>
+                <w:b w:val="false"/>
+                <w:u w:val="none"/>
+                <w:sz w:val="22"/>
+                <w:szCs w:val="22"/>
+                <w:color w:val="000000"/>
+              </w:rPr>
+              <w:t xml:space="preserve">0.140</w:t>
             </w:r>
           </w:p>
         </w:tc>
@@ -11246,113 +11246,113 @@
                 <w:szCs w:val="22"/>
                 <w:color w:val="000000"/>
               </w:rPr>
-              <w:t xml:space="preserve">615</w:t>
-            </w:r>
-          </w:p>
-        </w:tc>
-        <w:tc>
-          <w:tcPr>
-            <w:tcBorders>
-              <w:bottom w:val="none" w:sz="0" w:space="0" w:color="000000"/>
-              <w:top w:val="none" w:sz="0" w:space="0" w:color="000000"/>
-              <w:left w:val="none" w:sz="0" w:space="0" w:color="000000"/>
-              <w:right w:val="none" w:sz="0" w:space="0" w:color="000000"/>
-            </w:tcBorders>
-            <w:shd w:val="clear" w:color="auto" w:fill="FFFFFF"/>
-            <w:tcMar>
-              <w:top w:w="0" w:type="dxa"/>
-              <w:bottom w:w="0" w:type="dxa"/>
-              <w:left w:w="0" w:type="dxa"/>
-              <w:right w:w="0" w:type="dxa"/>
-            </w:tcMar>
-            <w:vAlign w:val="top"/>
-          </w:tcPr>
-          <w:p>
-            <w:pPr>
-              <w:pStyle w:val="Normal"/>
-              <w:jc w:val="center"/>
-              <w:pBdr>
-                <w:bottom w:val="none" w:sz="0" w:space="0" w:color="000000"/>
-                <w:top w:val="none" w:sz="0" w:space="0" w:color="000000"/>
-                <w:left w:val="none" w:sz="0" w:space="0" w:color="000000"/>
-                <w:right w:val="none" w:sz="0" w:space="0" w:color="000000"/>
-              </w:pBdr>
-              <w:spacing w:after="100" w:before="100" w:line="240"/>
-              <w:ind w:left="100" w:right="100" w:firstLine="0" w:firstLineChars="0"/>
-              <w:rPr>
-                <w:rFonts w:ascii="Helvetica" w:hAnsi="Helvetica" w:eastAsia="Helvetica" w:cs="Helvetica"/>
-                <w:i w:val="false"/>
-                <w:b w:val="false"/>
-                <w:u w:val="none"/>
-                <w:sz w:val="22"/>
-                <w:szCs w:val="22"/>
-                <w:color w:val="000000"/>
-              </w:rPr>
-            </w:pPr>
-            <w:r>
-              <w:rPr>
-                <w:rFonts w:ascii="Helvetica" w:hAnsi="Helvetica" w:eastAsia="Helvetica" w:cs="Helvetica"/>
-                <w:i w:val="false"/>
-                <w:b w:val="false"/>
-                <w:u w:val="none"/>
-                <w:sz w:val="22"/>
-                <w:szCs w:val="22"/>
-                <w:color w:val="000000"/>
-              </w:rPr>
-              <w:t xml:space="preserve">12.8, 29,608</w:t>
-            </w:r>
-          </w:p>
-        </w:tc>
-        <w:tc>
-          <w:tcPr>
-            <w:tcBorders>
-              <w:bottom w:val="none" w:sz="0" w:space="0" w:color="000000"/>
-              <w:top w:val="none" w:sz="0" w:space="0" w:color="000000"/>
-              <w:left w:val="none" w:sz="0" w:space="0" w:color="000000"/>
-              <w:right w:val="none" w:sz="0" w:space="0" w:color="000000"/>
-            </w:tcBorders>
-            <w:shd w:val="clear" w:color="auto" w:fill="FFFFFF"/>
-            <w:tcMar>
-              <w:top w:w="0" w:type="dxa"/>
-              <w:bottom w:w="0" w:type="dxa"/>
-              <w:left w:w="0" w:type="dxa"/>
-              <w:right w:w="0" w:type="dxa"/>
-            </w:tcMar>
-            <w:vAlign w:val="top"/>
-          </w:tcPr>
-          <w:p>
-            <w:pPr>
-              <w:pStyle w:val="Normal"/>
-              <w:jc w:val="center"/>
-              <w:pBdr>
-                <w:bottom w:val="none" w:sz="0" w:space="0" w:color="000000"/>
-                <w:top w:val="none" w:sz="0" w:space="0" w:color="000000"/>
-                <w:left w:val="none" w:sz="0" w:space="0" w:color="000000"/>
-                <w:right w:val="none" w:sz="0" w:space="0" w:color="000000"/>
-              </w:pBdr>
-              <w:spacing w:after="100" w:before="100" w:line="240"/>
-              <w:ind w:left="100" w:right="100" w:firstLine="0" w:firstLineChars="0"/>
-              <w:rPr>
-                <w:rFonts w:ascii="Helvetica" w:hAnsi="Helvetica" w:eastAsia="Helvetica" w:cs="Helvetica"/>
-                <w:i w:val="false"/>
-                <w:b w:val="false"/>
-                <w:u w:val="none"/>
-                <w:sz w:val="22"/>
-                <w:szCs w:val="22"/>
-                <w:color w:val="000000"/>
-              </w:rPr>
-            </w:pPr>
-            <w:r>
-              <w:rPr>
-                <w:rFonts w:ascii="Helvetica" w:hAnsi="Helvetica" w:eastAsia="Helvetica" w:cs="Helvetica"/>
-                <w:i w:val="false"/>
-                <w:b w:val="false"/>
-                <w:u w:val="none"/>
-                <w:sz w:val="22"/>
-                <w:szCs w:val="22"/>
-                <w:color w:val="000000"/>
-              </w:rPr>
-              <w:t xml:space="preserve">0.001</w:t>
+              <w:t xml:space="preserve">643</w:t>
+            </w:r>
+          </w:p>
+        </w:tc>
+        <w:tc>
+          <w:tcPr>
+            <w:tcBorders>
+              <w:bottom w:val="none" w:sz="0" w:space="0" w:color="000000"/>
+              <w:top w:val="none" w:sz="0" w:space="0" w:color="000000"/>
+              <w:left w:val="none" w:sz="0" w:space="0" w:color="000000"/>
+              <w:right w:val="none" w:sz="0" w:space="0" w:color="000000"/>
+            </w:tcBorders>
+            <w:shd w:val="clear" w:color="auto" w:fill="FFFFFF"/>
+            <w:tcMar>
+              <w:top w:w="0" w:type="dxa"/>
+              <w:bottom w:w="0" w:type="dxa"/>
+              <w:left w:w="0" w:type="dxa"/>
+              <w:right w:w="0" w:type="dxa"/>
+            </w:tcMar>
+            <w:vAlign w:val="top"/>
+          </w:tcPr>
+          <w:p>
+            <w:pPr>
+              <w:pStyle w:val="Normal"/>
+              <w:jc w:val="center"/>
+              <w:pBdr>
+                <w:bottom w:val="none" w:sz="0" w:space="0" w:color="000000"/>
+                <w:top w:val="none" w:sz="0" w:space="0" w:color="000000"/>
+                <w:left w:val="none" w:sz="0" w:space="0" w:color="000000"/>
+                <w:right w:val="none" w:sz="0" w:space="0" w:color="000000"/>
+              </w:pBdr>
+              <w:spacing w:after="100" w:before="100" w:line="240"/>
+              <w:ind w:left="100" w:right="100" w:firstLine="0" w:firstLineChars="0"/>
+              <w:rPr>
+                <w:rFonts w:ascii="Helvetica" w:hAnsi="Helvetica" w:eastAsia="Helvetica" w:cs="Helvetica"/>
+                <w:i w:val="false"/>
+                <w:b w:val="false"/>
+                <w:u w:val="none"/>
+                <w:sz w:val="22"/>
+                <w:szCs w:val="22"/>
+                <w:color w:val="000000"/>
+              </w:rPr>
+            </w:pPr>
+            <w:r>
+              <w:rPr>
+                <w:rFonts w:ascii="Helvetica" w:hAnsi="Helvetica" w:eastAsia="Helvetica" w:cs="Helvetica"/>
+                <w:i w:val="false"/>
+                <w:b w:val="false"/>
+                <w:u w:val="none"/>
+                <w:sz w:val="22"/>
+                <w:szCs w:val="22"/>
+                <w:color w:val="000000"/>
+              </w:rPr>
+              <w:t xml:space="preserve">14.2, 29,015</w:t>
+            </w:r>
+          </w:p>
+        </w:tc>
+        <w:tc>
+          <w:tcPr>
+            <w:tcBorders>
+              <w:bottom w:val="none" w:sz="0" w:space="0" w:color="000000"/>
+              <w:top w:val="none" w:sz="0" w:space="0" w:color="000000"/>
+              <w:left w:val="none" w:sz="0" w:space="0" w:color="000000"/>
+              <w:right w:val="none" w:sz="0" w:space="0" w:color="000000"/>
+            </w:tcBorders>
+            <w:shd w:val="clear" w:color="auto" w:fill="FFFFFF"/>
+            <w:tcMar>
+              <w:top w:w="0" w:type="dxa"/>
+              <w:bottom w:w="0" w:type="dxa"/>
+              <w:left w:w="0" w:type="dxa"/>
+              <w:right w:w="0" w:type="dxa"/>
+            </w:tcMar>
+            <w:vAlign w:val="top"/>
+          </w:tcPr>
+          <w:p>
+            <w:pPr>
+              <w:pStyle w:val="Normal"/>
+              <w:jc w:val="center"/>
+              <w:pBdr>
+                <w:bottom w:val="none" w:sz="0" w:space="0" w:color="000000"/>
+                <w:top w:val="none" w:sz="0" w:space="0" w:color="000000"/>
+                <w:left w:val="none" w:sz="0" w:space="0" w:color="000000"/>
+                <w:right w:val="none" w:sz="0" w:space="0" w:color="000000"/>
+              </w:pBdr>
+              <w:spacing w:after="100" w:before="100" w:line="240"/>
+              <w:ind w:left="100" w:right="100" w:firstLine="0" w:firstLineChars="0"/>
+              <w:rPr>
+                <w:rFonts w:ascii="Helvetica" w:hAnsi="Helvetica" w:eastAsia="Helvetica" w:cs="Helvetica"/>
+                <w:i w:val="false"/>
+                <w:b w:val="false"/>
+                <w:u w:val="none"/>
+                <w:sz w:val="22"/>
+                <w:szCs w:val="22"/>
+                <w:color w:val="000000"/>
+              </w:rPr>
+            </w:pPr>
+            <w:r>
+              <w:rPr>
+                <w:rFonts w:ascii="Helvetica" w:hAnsi="Helvetica" w:eastAsia="Helvetica" w:cs="Helvetica"/>
+                <w:i w:val="false"/>
+                <w:b w:val="false"/>
+                <w:u w:val="none"/>
+                <w:sz w:val="22"/>
+                <w:szCs w:val="22"/>
+                <w:color w:val="000000"/>
+              </w:rPr>
+              <w:t xml:space="preserve">&lt;0.001</w:t>
             </w:r>
           </w:p>
         </w:tc>
@@ -11729,113 +11729,113 @@
                 <w:szCs w:val="22"/>
                 <w:color w:val="000000"/>
               </w:rPr>
-              <w:t xml:space="preserve">8.36</w:t>
-            </w:r>
-          </w:p>
-        </w:tc>
-        <w:tc>
-          <w:tcPr>
-            <w:tcBorders>
-              <w:bottom w:val="none" w:sz="0" w:space="0" w:color="000000"/>
-              <w:top w:val="none" w:sz="0" w:space="0" w:color="000000"/>
-              <w:left w:val="none" w:sz="0" w:space="0" w:color="000000"/>
-              <w:right w:val="none" w:sz="0" w:space="0" w:color="000000"/>
-            </w:tcBorders>
-            <w:shd w:val="clear" w:color="auto" w:fill="FFFFFF"/>
-            <w:tcMar>
-              <w:top w:w="0" w:type="dxa"/>
-              <w:bottom w:w="0" w:type="dxa"/>
-              <w:left w:w="0" w:type="dxa"/>
-              <w:right w:w="0" w:type="dxa"/>
-            </w:tcMar>
-            <w:vAlign w:val="top"/>
-          </w:tcPr>
-          <w:p>
-            <w:pPr>
-              <w:pStyle w:val="Normal"/>
-              <w:jc w:val="center"/>
-              <w:pBdr>
-                <w:bottom w:val="none" w:sz="0" w:space="0" w:color="000000"/>
-                <w:top w:val="none" w:sz="0" w:space="0" w:color="000000"/>
-                <w:left w:val="none" w:sz="0" w:space="0" w:color="000000"/>
-                <w:right w:val="none" w:sz="0" w:space="0" w:color="000000"/>
-              </w:pBdr>
-              <w:spacing w:after="100" w:before="100" w:line="240"/>
-              <w:ind w:left="100" w:right="100" w:firstLine="0" w:firstLineChars="0"/>
-              <w:rPr>
-                <w:rFonts w:ascii="Helvetica" w:hAnsi="Helvetica" w:eastAsia="Helvetica" w:cs="Helvetica"/>
-                <w:i w:val="false"/>
-                <w:b w:val="false"/>
-                <w:u w:val="none"/>
-                <w:sz w:val="22"/>
-                <w:szCs w:val="22"/>
-                <w:color w:val="000000"/>
-              </w:rPr>
-            </w:pPr>
-            <w:r>
-              <w:rPr>
-                <w:rFonts w:ascii="Helvetica" w:hAnsi="Helvetica" w:eastAsia="Helvetica" w:cs="Helvetica"/>
-                <w:i w:val="false"/>
-                <w:b w:val="false"/>
-                <w:u w:val="none"/>
-                <w:sz w:val="22"/>
-                <w:szCs w:val="22"/>
-                <w:color w:val="000000"/>
-              </w:rPr>
-              <w:t xml:space="preserve">1.24, 56.4</w:t>
-            </w:r>
-          </w:p>
-        </w:tc>
-        <w:tc>
-          <w:tcPr>
-            <w:tcBorders>
-              <w:bottom w:val="none" w:sz="0" w:space="0" w:color="000000"/>
-              <w:top w:val="none" w:sz="0" w:space="0" w:color="000000"/>
-              <w:left w:val="none" w:sz="0" w:space="0" w:color="000000"/>
-              <w:right w:val="none" w:sz="0" w:space="0" w:color="000000"/>
-            </w:tcBorders>
-            <w:shd w:val="clear" w:color="auto" w:fill="FFFFFF"/>
-            <w:tcMar>
-              <w:top w:w="0" w:type="dxa"/>
-              <w:bottom w:w="0" w:type="dxa"/>
-              <w:left w:w="0" w:type="dxa"/>
-              <w:right w:w="0" w:type="dxa"/>
-            </w:tcMar>
-            <w:vAlign w:val="top"/>
-          </w:tcPr>
-          <w:p>
-            <w:pPr>
-              <w:pStyle w:val="Normal"/>
-              <w:jc w:val="center"/>
-              <w:pBdr>
-                <w:bottom w:val="none" w:sz="0" w:space="0" w:color="000000"/>
-                <w:top w:val="none" w:sz="0" w:space="0" w:color="000000"/>
-                <w:left w:val="none" w:sz="0" w:space="0" w:color="000000"/>
-                <w:right w:val="none" w:sz="0" w:space="0" w:color="000000"/>
-              </w:pBdr>
-              <w:spacing w:after="100" w:before="100" w:line="240"/>
-              <w:ind w:left="100" w:right="100" w:firstLine="0" w:firstLineChars="0"/>
-              <w:rPr>
-                <w:rFonts w:ascii="Helvetica" w:hAnsi="Helvetica" w:eastAsia="Helvetica" w:cs="Helvetica"/>
-                <w:i w:val="false"/>
-                <w:b w:val="false"/>
-                <w:u w:val="none"/>
-                <w:sz w:val="22"/>
-                <w:szCs w:val="22"/>
-                <w:color w:val="000000"/>
-              </w:rPr>
-            </w:pPr>
-            <w:r>
-              <w:rPr>
-                <w:rFonts w:ascii="Helvetica" w:hAnsi="Helvetica" w:eastAsia="Helvetica" w:cs="Helvetica"/>
-                <w:i w:val="false"/>
-                <w:b w:val="false"/>
-                <w:u w:val="none"/>
-                <w:sz w:val="22"/>
-                <w:szCs w:val="22"/>
-                <w:color w:val="000000"/>
-              </w:rPr>
-              <w:t xml:space="preserve">0.029</w:t>
+              <w:t xml:space="preserve">8.30</w:t>
+            </w:r>
+          </w:p>
+        </w:tc>
+        <w:tc>
+          <w:tcPr>
+            <w:tcBorders>
+              <w:bottom w:val="none" w:sz="0" w:space="0" w:color="000000"/>
+              <w:top w:val="none" w:sz="0" w:space="0" w:color="000000"/>
+              <w:left w:val="none" w:sz="0" w:space="0" w:color="000000"/>
+              <w:right w:val="none" w:sz="0" w:space="0" w:color="000000"/>
+            </w:tcBorders>
+            <w:shd w:val="clear" w:color="auto" w:fill="FFFFFF"/>
+            <w:tcMar>
+              <w:top w:w="0" w:type="dxa"/>
+              <w:bottom w:w="0" w:type="dxa"/>
+              <w:left w:w="0" w:type="dxa"/>
+              <w:right w:w="0" w:type="dxa"/>
+            </w:tcMar>
+            <w:vAlign w:val="top"/>
+          </w:tcPr>
+          <w:p>
+            <w:pPr>
+              <w:pStyle w:val="Normal"/>
+              <w:jc w:val="center"/>
+              <w:pBdr>
+                <w:bottom w:val="none" w:sz="0" w:space="0" w:color="000000"/>
+                <w:top w:val="none" w:sz="0" w:space="0" w:color="000000"/>
+                <w:left w:val="none" w:sz="0" w:space="0" w:color="000000"/>
+                <w:right w:val="none" w:sz="0" w:space="0" w:color="000000"/>
+              </w:pBdr>
+              <w:spacing w:after="100" w:before="100" w:line="240"/>
+              <w:ind w:left="100" w:right="100" w:firstLine="0" w:firstLineChars="0"/>
+              <w:rPr>
+                <w:rFonts w:ascii="Helvetica" w:hAnsi="Helvetica" w:eastAsia="Helvetica" w:cs="Helvetica"/>
+                <w:i w:val="false"/>
+                <w:b w:val="false"/>
+                <w:u w:val="none"/>
+                <w:sz w:val="22"/>
+                <w:szCs w:val="22"/>
+                <w:color w:val="000000"/>
+              </w:rPr>
+            </w:pPr>
+            <w:r>
+              <w:rPr>
+                <w:rFonts w:ascii="Helvetica" w:hAnsi="Helvetica" w:eastAsia="Helvetica" w:cs="Helvetica"/>
+                <w:i w:val="false"/>
+                <w:b w:val="false"/>
+                <w:u w:val="none"/>
+                <w:sz w:val="22"/>
+                <w:szCs w:val="22"/>
+                <w:color w:val="000000"/>
+              </w:rPr>
+              <w:t xml:space="preserve">1.21, 56.8</w:t>
+            </w:r>
+          </w:p>
+        </w:tc>
+        <w:tc>
+          <w:tcPr>
+            <w:tcBorders>
+              <w:bottom w:val="none" w:sz="0" w:space="0" w:color="000000"/>
+              <w:top w:val="none" w:sz="0" w:space="0" w:color="000000"/>
+              <w:left w:val="none" w:sz="0" w:space="0" w:color="000000"/>
+              <w:right w:val="none" w:sz="0" w:space="0" w:color="000000"/>
+            </w:tcBorders>
+            <w:shd w:val="clear" w:color="auto" w:fill="FFFFFF"/>
+            <w:tcMar>
+              <w:top w:w="0" w:type="dxa"/>
+              <w:bottom w:w="0" w:type="dxa"/>
+              <w:left w:w="0" w:type="dxa"/>
+              <w:right w:w="0" w:type="dxa"/>
+            </w:tcMar>
+            <w:vAlign w:val="top"/>
+          </w:tcPr>
+          <w:p>
+            <w:pPr>
+              <w:pStyle w:val="Normal"/>
+              <w:jc w:val="center"/>
+              <w:pBdr>
+                <w:bottom w:val="none" w:sz="0" w:space="0" w:color="000000"/>
+                <w:top w:val="none" w:sz="0" w:space="0" w:color="000000"/>
+                <w:left w:val="none" w:sz="0" w:space="0" w:color="000000"/>
+                <w:right w:val="none" w:sz="0" w:space="0" w:color="000000"/>
+              </w:pBdr>
+              <w:spacing w:after="100" w:before="100" w:line="240"/>
+              <w:ind w:left="100" w:right="100" w:firstLine="0" w:firstLineChars="0"/>
+              <w:rPr>
+                <w:rFonts w:ascii="Helvetica" w:hAnsi="Helvetica" w:eastAsia="Helvetica" w:cs="Helvetica"/>
+                <w:i w:val="false"/>
+                <w:b w:val="false"/>
+                <w:u w:val="none"/>
+                <w:sz w:val="22"/>
+                <w:szCs w:val="22"/>
+                <w:color w:val="000000"/>
+              </w:rPr>
+            </w:pPr>
+            <w:r>
+              <w:rPr>
+                <w:rFonts w:ascii="Helvetica" w:hAnsi="Helvetica" w:eastAsia="Helvetica" w:cs="Helvetica"/>
+                <w:i w:val="false"/>
+                <w:b w:val="false"/>
+                <w:u w:val="none"/>
+                <w:sz w:val="22"/>
+                <w:szCs w:val="22"/>
+                <w:color w:val="000000"/>
+              </w:rPr>
+              <w:t xml:space="preserve">0.031</w:t>
             </w:r>
           </w:p>
         </w:tc>
@@ -12265,7 +12265,7 @@
                 <w:szCs w:val="22"/>
                 <w:color w:val="000000"/>
               </w:rPr>
-              <w:t xml:space="preserve">0.01, 1.82</w:t>
+              <w:t xml:space="preserve">0.01, 1.74</w:t>
             </w:r>
           </w:p>
         </w:tc>
@@ -12748,60 +12748,60 @@
                 <w:szCs w:val="22"/>
                 <w:color w:val="000000"/>
               </w:rPr>
-              <w:t xml:space="preserve">0.02, 14.6</w:t>
-            </w:r>
-          </w:p>
-        </w:tc>
-        <w:tc>
-          <w:tcPr>
-            <w:tcBorders>
-              <w:bottom w:val="none" w:sz="0" w:space="0" w:color="000000"/>
-              <w:top w:val="none" w:sz="0" w:space="0" w:color="000000"/>
-              <w:left w:val="none" w:sz="0" w:space="0" w:color="000000"/>
-              <w:right w:val="none" w:sz="0" w:space="0" w:color="000000"/>
-            </w:tcBorders>
-            <w:shd w:val="clear" w:color="auto" w:fill="FFFFFF"/>
-            <w:tcMar>
-              <w:top w:w="0" w:type="dxa"/>
-              <w:bottom w:w="0" w:type="dxa"/>
-              <w:left w:w="0" w:type="dxa"/>
-              <w:right w:w="0" w:type="dxa"/>
-            </w:tcMar>
-            <w:vAlign w:val="top"/>
-          </w:tcPr>
-          <w:p>
-            <w:pPr>
-              <w:pStyle w:val="Normal"/>
-              <w:jc w:val="center"/>
-              <w:pBdr>
-                <w:bottom w:val="none" w:sz="0" w:space="0" w:color="000000"/>
-                <w:top w:val="none" w:sz="0" w:space="0" w:color="000000"/>
-                <w:left w:val="none" w:sz="0" w:space="0" w:color="000000"/>
-                <w:right w:val="none" w:sz="0" w:space="0" w:color="000000"/>
-              </w:pBdr>
-              <w:spacing w:after="100" w:before="100" w:line="240"/>
-              <w:ind w:left="100" w:right="100" w:firstLine="0" w:firstLineChars="0"/>
-              <w:rPr>
-                <w:rFonts w:ascii="Helvetica" w:hAnsi="Helvetica" w:eastAsia="Helvetica" w:cs="Helvetica"/>
-                <w:i w:val="false"/>
-                <w:b w:val="false"/>
-                <w:u w:val="none"/>
-                <w:sz w:val="22"/>
-                <w:szCs w:val="22"/>
-                <w:color w:val="000000"/>
-              </w:rPr>
-            </w:pPr>
-            <w:r>
-              <w:rPr>
-                <w:rFonts w:ascii="Helvetica" w:hAnsi="Helvetica" w:eastAsia="Helvetica" w:cs="Helvetica"/>
-                <w:i w:val="false"/>
-                <w:b w:val="false"/>
-                <w:u w:val="none"/>
-                <w:sz w:val="22"/>
-                <w:szCs w:val="22"/>
-                <w:color w:val="000000"/>
-              </w:rPr>
-              <w:t xml:space="preserve">0.720</w:t>
+              <w:t xml:space="preserve">0.02, 15.1</w:t>
+            </w:r>
+          </w:p>
+        </w:tc>
+        <w:tc>
+          <w:tcPr>
+            <w:tcBorders>
+              <w:bottom w:val="none" w:sz="0" w:space="0" w:color="000000"/>
+              <w:top w:val="none" w:sz="0" w:space="0" w:color="000000"/>
+              <w:left w:val="none" w:sz="0" w:space="0" w:color="000000"/>
+              <w:right w:val="none" w:sz="0" w:space="0" w:color="000000"/>
+            </w:tcBorders>
+            <w:shd w:val="clear" w:color="auto" w:fill="FFFFFF"/>
+            <w:tcMar>
+              <w:top w:w="0" w:type="dxa"/>
+              <w:bottom w:w="0" w:type="dxa"/>
+              <w:left w:w="0" w:type="dxa"/>
+              <w:right w:w="0" w:type="dxa"/>
+            </w:tcMar>
+            <w:vAlign w:val="top"/>
+          </w:tcPr>
+          <w:p>
+            <w:pPr>
+              <w:pStyle w:val="Normal"/>
+              <w:jc w:val="center"/>
+              <w:pBdr>
+                <w:bottom w:val="none" w:sz="0" w:space="0" w:color="000000"/>
+                <w:top w:val="none" w:sz="0" w:space="0" w:color="000000"/>
+                <w:left w:val="none" w:sz="0" w:space="0" w:color="000000"/>
+                <w:right w:val="none" w:sz="0" w:space="0" w:color="000000"/>
+              </w:pBdr>
+              <w:spacing w:after="100" w:before="100" w:line="240"/>
+              <w:ind w:left="100" w:right="100" w:firstLine="0" w:firstLineChars="0"/>
+              <w:rPr>
+                <w:rFonts w:ascii="Helvetica" w:hAnsi="Helvetica" w:eastAsia="Helvetica" w:cs="Helvetica"/>
+                <w:i w:val="false"/>
+                <w:b w:val="false"/>
+                <w:u w:val="none"/>
+                <w:sz w:val="22"/>
+                <w:szCs w:val="22"/>
+                <w:color w:val="000000"/>
+              </w:rPr>
+            </w:pPr>
+            <w:r>
+              <w:rPr>
+                <w:rFonts w:ascii="Helvetica" w:hAnsi="Helvetica" w:eastAsia="Helvetica" w:cs="Helvetica"/>
+                <w:i w:val="false"/>
+                <w:b w:val="false"/>
+                <w:u w:val="none"/>
+                <w:sz w:val="22"/>
+                <w:szCs w:val="22"/>
+                <w:color w:val="000000"/>
+              </w:rPr>
+              <w:t xml:space="preserve">0.730</w:t>
             </w:r>
           </w:p>
         </w:tc>
@@ -14257,7 +14257,7 @@
       </w:tr>
       <w:tr>
         <w:trPr>
-          <w:trHeight w:val="598" w:hRule="auto"/>
+          <w:trHeight w:val="616" w:hRule="auto"/>
         </w:trPr>
         body29
         <w:tc>
@@ -14309,7 +14309,7 @@
                 <w:szCs w:val="22"/>
                 <w:color w:val="000000"/>
               </w:rPr>
-              <w:t xml:space="preserve">steroids</w:t>
+              <w:t xml:space="preserve">thyroid</w:t>
             </w:r>
           </w:p>
         </w:tc>
@@ -14415,113 +14415,113 @@
                 <w:szCs w:val="22"/>
                 <w:color w:val="000000"/>
               </w:rPr>
-              <w:t xml:space="preserve">22,391</w:t>
-            </w:r>
-          </w:p>
-        </w:tc>
-        <w:tc>
-          <w:tcPr>
-            <w:tcBorders>
-              <w:bottom w:val="none" w:sz="0" w:space="0" w:color="000000"/>
-              <w:top w:val="none" w:sz="0" w:space="0" w:color="000000"/>
-              <w:left w:val="none" w:sz="0" w:space="0" w:color="000000"/>
-              <w:right w:val="none" w:sz="0" w:space="0" w:color="000000"/>
-            </w:tcBorders>
-            <w:shd w:val="clear" w:color="auto" w:fill="FFFFFF"/>
-            <w:tcMar>
-              <w:top w:w="0" w:type="dxa"/>
-              <w:bottom w:w="0" w:type="dxa"/>
-              <w:left w:w="0" w:type="dxa"/>
-              <w:right w:w="0" w:type="dxa"/>
-            </w:tcMar>
-            <w:vAlign w:val="top"/>
-          </w:tcPr>
-          <w:p>
-            <w:pPr>
-              <w:pStyle w:val="Normal"/>
-              <w:jc w:val="center"/>
-              <w:pBdr>
-                <w:bottom w:val="none" w:sz="0" w:space="0" w:color="000000"/>
-                <w:top w:val="none" w:sz="0" w:space="0" w:color="000000"/>
-                <w:left w:val="none" w:sz="0" w:space="0" w:color="000000"/>
-                <w:right w:val="none" w:sz="0" w:space="0" w:color="000000"/>
-              </w:pBdr>
-              <w:spacing w:after="100" w:before="100" w:line="240"/>
-              <w:ind w:left="100" w:right="100" w:firstLine="0" w:firstLineChars="0"/>
-              <w:rPr>
-                <w:rFonts w:ascii="Helvetica" w:hAnsi="Helvetica" w:eastAsia="Helvetica" w:cs="Helvetica"/>
-                <w:i w:val="false"/>
-                <w:b w:val="false"/>
-                <w:u w:val="none"/>
-                <w:sz w:val="22"/>
-                <w:szCs w:val="22"/>
-                <w:color w:val="000000"/>
-              </w:rPr>
-            </w:pPr>
-            <w:r>
-              <w:rPr>
-                <w:rFonts w:ascii="Helvetica" w:hAnsi="Helvetica" w:eastAsia="Helvetica" w:cs="Helvetica"/>
-                <w:i w:val="false"/>
-                <w:b w:val="false"/>
-                <w:u w:val="none"/>
-                <w:sz w:val="22"/>
-                <w:szCs w:val="22"/>
-                <w:color w:val="000000"/>
-              </w:rPr>
-              <w:t xml:space="preserve">2,914, 172,060</w:t>
-            </w:r>
-          </w:p>
-        </w:tc>
-        <w:tc>
-          <w:tcPr>
-            <w:tcBorders>
-              <w:bottom w:val="none" w:sz="0" w:space="0" w:color="000000"/>
-              <w:top w:val="none" w:sz="0" w:space="0" w:color="000000"/>
-              <w:left w:val="none" w:sz="0" w:space="0" w:color="000000"/>
-              <w:right w:val="none" w:sz="0" w:space="0" w:color="000000"/>
-            </w:tcBorders>
-            <w:shd w:val="clear" w:color="auto" w:fill="FFFFFF"/>
-            <w:tcMar>
-              <w:top w:w="0" w:type="dxa"/>
-              <w:bottom w:w="0" w:type="dxa"/>
-              <w:left w:w="0" w:type="dxa"/>
-              <w:right w:w="0" w:type="dxa"/>
-            </w:tcMar>
-            <w:vAlign w:val="top"/>
-          </w:tcPr>
-          <w:p>
-            <w:pPr>
-              <w:pStyle w:val="Normal"/>
-              <w:jc w:val="center"/>
-              <w:pBdr>
-                <w:bottom w:val="none" w:sz="0" w:space="0" w:color="000000"/>
-                <w:top w:val="none" w:sz="0" w:space="0" w:color="000000"/>
-                <w:left w:val="none" w:sz="0" w:space="0" w:color="000000"/>
-                <w:right w:val="none" w:sz="0" w:space="0" w:color="000000"/>
-              </w:pBdr>
-              <w:spacing w:after="100" w:before="100" w:line="240"/>
-              <w:ind w:left="100" w:right="100" w:firstLine="0" w:firstLineChars="0"/>
-              <w:rPr>
-                <w:rFonts w:ascii="Helvetica" w:hAnsi="Helvetica" w:eastAsia="Helvetica" w:cs="Helvetica"/>
-                <w:i w:val="false"/>
-                <w:b w:val="false"/>
-                <w:u w:val="none"/>
-                <w:sz w:val="22"/>
-                <w:szCs w:val="22"/>
-                <w:color w:val="000000"/>
-              </w:rPr>
-            </w:pPr>
-            <w:r>
-              <w:rPr>
-                <w:rFonts w:ascii="Helvetica" w:hAnsi="Helvetica" w:eastAsia="Helvetica" w:cs="Helvetica"/>
-                <w:i w:val="false"/>
-                <w:b w:val="false"/>
-                <w:u w:val="none"/>
-                <w:sz w:val="22"/>
-                <w:szCs w:val="22"/>
-                <w:color w:val="000000"/>
-              </w:rPr>
-              <w:t xml:space="preserve">&lt;0.001</w:t>
+              <w:t xml:space="preserve">2.78</w:t>
+            </w:r>
+          </w:p>
+        </w:tc>
+        <w:tc>
+          <w:tcPr>
+            <w:tcBorders>
+              <w:bottom w:val="none" w:sz="0" w:space="0" w:color="000000"/>
+              <w:top w:val="none" w:sz="0" w:space="0" w:color="000000"/>
+              <w:left w:val="none" w:sz="0" w:space="0" w:color="000000"/>
+              <w:right w:val="none" w:sz="0" w:space="0" w:color="000000"/>
+            </w:tcBorders>
+            <w:shd w:val="clear" w:color="auto" w:fill="FFFFFF"/>
+            <w:tcMar>
+              <w:top w:w="0" w:type="dxa"/>
+              <w:bottom w:w="0" w:type="dxa"/>
+              <w:left w:w="0" w:type="dxa"/>
+              <w:right w:w="0" w:type="dxa"/>
+            </w:tcMar>
+            <w:vAlign w:val="top"/>
+          </w:tcPr>
+          <w:p>
+            <w:pPr>
+              <w:pStyle w:val="Normal"/>
+              <w:jc w:val="center"/>
+              <w:pBdr>
+                <w:bottom w:val="none" w:sz="0" w:space="0" w:color="000000"/>
+                <w:top w:val="none" w:sz="0" w:space="0" w:color="000000"/>
+                <w:left w:val="none" w:sz="0" w:space="0" w:color="000000"/>
+                <w:right w:val="none" w:sz="0" w:space="0" w:color="000000"/>
+              </w:pBdr>
+              <w:spacing w:after="100" w:before="100" w:line="240"/>
+              <w:ind w:left="100" w:right="100" w:firstLine="0" w:firstLineChars="0"/>
+              <w:rPr>
+                <w:rFonts w:ascii="Helvetica" w:hAnsi="Helvetica" w:eastAsia="Helvetica" w:cs="Helvetica"/>
+                <w:i w:val="false"/>
+                <w:b w:val="false"/>
+                <w:u w:val="none"/>
+                <w:sz w:val="22"/>
+                <w:szCs w:val="22"/>
+                <w:color w:val="000000"/>
+              </w:rPr>
+            </w:pPr>
+            <w:r>
+              <w:rPr>
+                <w:rFonts w:ascii="Helvetica" w:hAnsi="Helvetica" w:eastAsia="Helvetica" w:cs="Helvetica"/>
+                <w:i w:val="false"/>
+                <w:b w:val="false"/>
+                <w:u w:val="none"/>
+                <w:sz w:val="22"/>
+                <w:szCs w:val="22"/>
+                <w:color w:val="000000"/>
+              </w:rPr>
+              <w:t xml:space="preserve">0.95, 8.11</w:t>
+            </w:r>
+          </w:p>
+        </w:tc>
+        <w:tc>
+          <w:tcPr>
+            <w:tcBorders>
+              <w:bottom w:val="none" w:sz="0" w:space="0" w:color="000000"/>
+              <w:top w:val="none" w:sz="0" w:space="0" w:color="000000"/>
+              <w:left w:val="none" w:sz="0" w:space="0" w:color="000000"/>
+              <w:right w:val="none" w:sz="0" w:space="0" w:color="000000"/>
+            </w:tcBorders>
+            <w:shd w:val="clear" w:color="auto" w:fill="FFFFFF"/>
+            <w:tcMar>
+              <w:top w:w="0" w:type="dxa"/>
+              <w:bottom w:w="0" w:type="dxa"/>
+              <w:left w:w="0" w:type="dxa"/>
+              <w:right w:w="0" w:type="dxa"/>
+            </w:tcMar>
+            <w:vAlign w:val="top"/>
+          </w:tcPr>
+          <w:p>
+            <w:pPr>
+              <w:pStyle w:val="Normal"/>
+              <w:jc w:val="center"/>
+              <w:pBdr>
+                <w:bottom w:val="none" w:sz="0" w:space="0" w:color="000000"/>
+                <w:top w:val="none" w:sz="0" w:space="0" w:color="000000"/>
+                <w:left w:val="none" w:sz="0" w:space="0" w:color="000000"/>
+                <w:right w:val="none" w:sz="0" w:space="0" w:color="000000"/>
+              </w:pBdr>
+              <w:spacing w:after="100" w:before="100" w:line="240"/>
+              <w:ind w:left="100" w:right="100" w:firstLine="0" w:firstLineChars="0"/>
+              <w:rPr>
+                <w:rFonts w:ascii="Helvetica" w:hAnsi="Helvetica" w:eastAsia="Helvetica" w:cs="Helvetica"/>
+                <w:i w:val="false"/>
+                <w:b w:val="false"/>
+                <w:u w:val="none"/>
+                <w:sz w:val="22"/>
+                <w:szCs w:val="22"/>
+                <w:color w:val="000000"/>
+              </w:rPr>
+            </w:pPr>
+            <w:r>
+              <w:rPr>
+                <w:rFonts w:ascii="Helvetica" w:hAnsi="Helvetica" w:eastAsia="Helvetica" w:cs="Helvetica"/>
+                <w:i w:val="false"/>
+                <w:b w:val="false"/>
+                <w:u w:val="none"/>
+                <w:sz w:val="22"/>
+                <w:szCs w:val="22"/>
+                <w:color w:val="000000"/>
+              </w:rPr>
+              <w:t xml:space="preserve">0.061</w:t>
             </w:r>
           </w:p>
         </w:tc>
@@ -14627,596 +14627,113 @@
                 <w:szCs w:val="22"/>
                 <w:color w:val="000000"/>
               </w:rPr>
-              <w:t xml:space="preserve">14,695</w:t>
-            </w:r>
-          </w:p>
-        </w:tc>
-        <w:tc>
-          <w:tcPr>
-            <w:tcBorders>
-              <w:bottom w:val="none" w:sz="0" w:space="0" w:color="000000"/>
-              <w:top w:val="none" w:sz="0" w:space="0" w:color="000000"/>
-              <w:left w:val="none" w:sz="0" w:space="0" w:color="000000"/>
-              <w:right w:val="none" w:sz="0" w:space="0" w:color="000000"/>
-            </w:tcBorders>
-            <w:shd w:val="clear" w:color="auto" w:fill="FFFFFF"/>
-            <w:tcMar>
-              <w:top w:w="0" w:type="dxa"/>
-              <w:bottom w:w="0" w:type="dxa"/>
-              <w:left w:w="0" w:type="dxa"/>
-              <w:right w:w="0" w:type="dxa"/>
-            </w:tcMar>
-            <w:vAlign w:val="top"/>
-          </w:tcPr>
-          <w:p>
-            <w:pPr>
-              <w:pStyle w:val="Normal"/>
-              <w:jc w:val="center"/>
-              <w:pBdr>
-                <w:bottom w:val="none" w:sz="0" w:space="0" w:color="000000"/>
-                <w:top w:val="none" w:sz="0" w:space="0" w:color="000000"/>
-                <w:left w:val="none" w:sz="0" w:space="0" w:color="000000"/>
-                <w:right w:val="none" w:sz="0" w:space="0" w:color="000000"/>
-              </w:pBdr>
-              <w:spacing w:after="100" w:before="100" w:line="240"/>
-              <w:ind w:left="100" w:right="100" w:firstLine="0" w:firstLineChars="0"/>
-              <w:rPr>
-                <w:rFonts w:ascii="Helvetica" w:hAnsi="Helvetica" w:eastAsia="Helvetica" w:cs="Helvetica"/>
-                <w:i w:val="false"/>
-                <w:b w:val="false"/>
-                <w:u w:val="none"/>
-                <w:sz w:val="22"/>
-                <w:szCs w:val="22"/>
-                <w:color w:val="000000"/>
-              </w:rPr>
-            </w:pPr>
-            <w:r>
-              <w:rPr>
-                <w:rFonts w:ascii="Helvetica" w:hAnsi="Helvetica" w:eastAsia="Helvetica" w:cs="Helvetica"/>
-                <w:i w:val="false"/>
-                <w:b w:val="false"/>
-                <w:u w:val="none"/>
-                <w:sz w:val="22"/>
-                <w:szCs w:val="22"/>
-                <w:color w:val="000000"/>
-              </w:rPr>
-              <w:t xml:space="preserve">316, 682,592</w:t>
-            </w:r>
-          </w:p>
-        </w:tc>
-        <w:tc>
-          <w:tcPr>
-            <w:tcBorders>
-              <w:bottom w:val="none" w:sz="0" w:space="0" w:color="000000"/>
-              <w:top w:val="none" w:sz="0" w:space="0" w:color="000000"/>
-              <w:left w:val="none" w:sz="0" w:space="0" w:color="000000"/>
-              <w:right w:val="none" w:sz="0" w:space="0" w:color="000000"/>
-            </w:tcBorders>
-            <w:shd w:val="clear" w:color="auto" w:fill="FFFFFF"/>
-            <w:tcMar>
-              <w:top w:w="0" w:type="dxa"/>
-              <w:bottom w:w="0" w:type="dxa"/>
-              <w:left w:w="0" w:type="dxa"/>
-              <w:right w:w="0" w:type="dxa"/>
-            </w:tcMar>
-            <w:vAlign w:val="top"/>
-          </w:tcPr>
-          <w:p>
-            <w:pPr>
-              <w:pStyle w:val="Normal"/>
-              <w:jc w:val="center"/>
-              <w:pBdr>
-                <w:bottom w:val="none" w:sz="0" w:space="0" w:color="000000"/>
-                <w:top w:val="none" w:sz="0" w:space="0" w:color="000000"/>
-                <w:left w:val="none" w:sz="0" w:space="0" w:color="000000"/>
-                <w:right w:val="none" w:sz="0" w:space="0" w:color="000000"/>
-              </w:pBdr>
-              <w:spacing w:after="100" w:before="100" w:line="240"/>
-              <w:ind w:left="100" w:right="100" w:firstLine="0" w:firstLineChars="0"/>
-              <w:rPr>
-                <w:rFonts w:ascii="Helvetica" w:hAnsi="Helvetica" w:eastAsia="Helvetica" w:cs="Helvetica"/>
-                <w:i w:val="false"/>
-                <w:b w:val="false"/>
-                <w:u w:val="none"/>
-                <w:sz w:val="22"/>
-                <w:szCs w:val="22"/>
-                <w:color w:val="000000"/>
-              </w:rPr>
-            </w:pPr>
-            <w:r>
-              <w:rPr>
-                <w:rFonts w:ascii="Helvetica" w:hAnsi="Helvetica" w:eastAsia="Helvetica" w:cs="Helvetica"/>
-                <w:i w:val="false"/>
-                <w:b w:val="false"/>
-                <w:u w:val="none"/>
-                <w:sz w:val="22"/>
-                <w:szCs w:val="22"/>
-                <w:color w:val="000000"/>
-              </w:rPr>
-              <w:t xml:space="preserve">&lt;0.001</w:t>
-            </w:r>
-          </w:p>
-        </w:tc>
-      </w:tr>
-      <w:tr>
-        <w:trPr>
-          <w:trHeight w:val="616" w:hRule="auto"/>
-        </w:trPr>
-        body30
-        <w:tc>
-          <w:tcPr>
-            <w:tcBorders>
-              <w:bottom w:val="none" w:sz="0" w:space="0" w:color="000000"/>
-              <w:top w:val="none" w:sz="0" w:space="0" w:color="000000"/>
-              <w:left w:val="none" w:sz="0" w:space="0" w:color="000000"/>
-              <w:right w:val="none" w:sz="0" w:space="0" w:color="000000"/>
-            </w:tcBorders>
-            <w:shd w:val="clear" w:color="auto" w:fill="FFFFFF"/>
-            <w:tcMar>
-              <w:top w:w="0" w:type="dxa"/>
-              <w:bottom w:w="0" w:type="dxa"/>
-              <w:left w:w="0" w:type="dxa"/>
-              <w:right w:w="0" w:type="dxa"/>
-            </w:tcMar>
-            <w:vAlign w:val="top"/>
-          </w:tcPr>
-          <w:p>
-            <w:pPr>
-              <w:pStyle w:val="Normal"/>
-              <w:jc w:val="left"/>
-              <w:pBdr>
-                <w:bottom w:val="none" w:sz="0" w:space="0" w:color="000000"/>
-                <w:top w:val="none" w:sz="0" w:space="0" w:color="000000"/>
-                <w:left w:val="none" w:sz="0" w:space="0" w:color="000000"/>
-                <w:right w:val="none" w:sz="0" w:space="0" w:color="000000"/>
-              </w:pBdr>
-              <w:spacing w:after="100" w:before="100" w:line="240"/>
-              <w:ind w:left="100" w:right="100" w:firstLine="0" w:firstLineChars="0"/>
-              <w:rPr>
-                <w:rFonts w:ascii="Helvetica" w:hAnsi="Helvetica" w:eastAsia="Helvetica" w:cs="Helvetica"/>
-                <w:i w:val="false"/>
-                <w:b w:val="false"/>
-                <w:u w:val="none"/>
-                <w:sz w:val="22"/>
-                <w:szCs w:val="22"/>
-                <w:color w:val="000000"/>
-              </w:rPr>
-            </w:pPr>
-            <w:r>
-              <w:rPr>
-                <w:rFonts w:ascii="Helvetica" w:hAnsi="Helvetica" w:eastAsia="Helvetica" w:cs="Helvetica"/>
-                <w:i w:val="false"/>
-                <w:b w:val="false"/>
-                <w:u w:val="none"/>
-                <w:sz w:val="22"/>
-                <w:szCs w:val="22"/>
-                <w:color w:val="000000"/>
-              </w:rPr>
-              <w:t xml:space="preserve">thyroid</w:t>
-            </w:r>
-          </w:p>
-        </w:tc>
-        <w:tc>
-          <w:tcPr>
-            <w:tcBorders>
-              <w:bottom w:val="none" w:sz="0" w:space="0" w:color="000000"/>
-              <w:top w:val="none" w:sz="0" w:space="0" w:color="000000"/>
-              <w:left w:val="none" w:sz="0" w:space="0" w:color="000000"/>
-              <w:right w:val="none" w:sz="0" w:space="0" w:color="000000"/>
-            </w:tcBorders>
-            <w:shd w:val="clear" w:color="auto" w:fill="FFFFFF"/>
-            <w:tcMar>
-              <w:top w:w="0" w:type="dxa"/>
-              <w:bottom w:w="0" w:type="dxa"/>
-              <w:left w:w="0" w:type="dxa"/>
-              <w:right w:w="0" w:type="dxa"/>
-            </w:tcMar>
-            <w:vAlign w:val="top"/>
-          </w:tcPr>
-          <w:p>
-            <w:pPr>
-              <w:pStyle w:val="Normal"/>
-              <w:jc w:val="center"/>
-              <w:pBdr>
-                <w:bottom w:val="none" w:sz="0" w:space="0" w:color="000000"/>
-                <w:top w:val="none" w:sz="0" w:space="0" w:color="000000"/>
-                <w:left w:val="none" w:sz="0" w:space="0" w:color="000000"/>
-                <w:right w:val="none" w:sz="0" w:space="0" w:color="000000"/>
-              </w:pBdr>
-              <w:spacing w:after="100" w:before="100" w:line="240"/>
-              <w:ind w:left="100" w:right="100" w:firstLine="0" w:firstLineChars="0"/>
-              <w:rPr>
-                <w:rFonts w:ascii="Helvetica" w:hAnsi="Helvetica" w:eastAsia="Helvetica" w:cs="Helvetica"/>
-                <w:i w:val="false"/>
-                <w:b w:val="false"/>
-                <w:u w:val="none"/>
-                <w:sz w:val="22"/>
-                <w:szCs w:val="22"/>
-                <w:color w:val="000000"/>
-              </w:rPr>
-            </w:pPr>
-            <w:r>
-              <w:rPr>
-                <w:rFonts w:ascii="Helvetica" w:hAnsi="Helvetica" w:eastAsia="Helvetica" w:cs="Helvetica"/>
-                <w:i w:val="false"/>
-                <w:b w:val="false"/>
-                <w:u w:val="none"/>
-                <w:sz w:val="22"/>
-                <w:szCs w:val="22"/>
-                <w:color w:val="000000"/>
-              </w:rPr>
-              <w:t xml:space="preserve">189</w:t>
-            </w:r>
-          </w:p>
-        </w:tc>
-        <w:tc>
-          <w:tcPr>
-            <w:tcBorders>
-              <w:bottom w:val="none" w:sz="0" w:space="0" w:color="000000"/>
-              <w:top w:val="none" w:sz="0" w:space="0" w:color="000000"/>
-              <w:left w:val="none" w:sz="0" w:space="0" w:color="000000"/>
-              <w:right w:val="none" w:sz="0" w:space="0" w:color="000000"/>
-            </w:tcBorders>
-            <w:shd w:val="clear" w:color="auto" w:fill="FFFFFF"/>
-            <w:tcMar>
-              <w:top w:w="0" w:type="dxa"/>
-              <w:bottom w:w="0" w:type="dxa"/>
-              <w:left w:w="0" w:type="dxa"/>
-              <w:right w:w="0" w:type="dxa"/>
-            </w:tcMar>
-            <w:vAlign w:val="top"/>
-          </w:tcPr>
-          <w:p>
-            <w:pPr>
-              <w:pStyle w:val="Normal"/>
-              <w:jc w:val="center"/>
-              <w:pBdr>
-                <w:bottom w:val="none" w:sz="0" w:space="0" w:color="000000"/>
-                <w:top w:val="none" w:sz="0" w:space="0" w:color="000000"/>
-                <w:left w:val="none" w:sz="0" w:space="0" w:color="000000"/>
-                <w:right w:val="none" w:sz="0" w:space="0" w:color="000000"/>
-              </w:pBdr>
-              <w:spacing w:after="100" w:before="100" w:line="240"/>
-              <w:ind w:left="100" w:right="100" w:firstLine="0" w:firstLineChars="0"/>
-              <w:rPr>
-                <w:rFonts w:ascii="Helvetica" w:hAnsi="Helvetica" w:eastAsia="Helvetica" w:cs="Helvetica"/>
-                <w:i w:val="false"/>
-                <w:b w:val="false"/>
-                <w:u w:val="none"/>
-                <w:sz w:val="22"/>
-                <w:szCs w:val="22"/>
-                <w:color w:val="000000"/>
-              </w:rPr>
-            </w:pPr>
-            <w:r>
-              <w:rPr>
-                <w:rFonts w:ascii="Helvetica" w:hAnsi="Helvetica" w:eastAsia="Helvetica" w:cs="Helvetica"/>
-                <w:i w:val="false"/>
-                <w:b w:val="false"/>
-                <w:u w:val="none"/>
-                <w:sz w:val="22"/>
-                <w:szCs w:val="22"/>
-                <w:color w:val="000000"/>
-              </w:rPr>
-              <w:t xml:space="preserve">2.78</w:t>
-            </w:r>
-          </w:p>
-        </w:tc>
-        <w:tc>
-          <w:tcPr>
-            <w:tcBorders>
-              <w:bottom w:val="none" w:sz="0" w:space="0" w:color="000000"/>
-              <w:top w:val="none" w:sz="0" w:space="0" w:color="000000"/>
-              <w:left w:val="none" w:sz="0" w:space="0" w:color="000000"/>
-              <w:right w:val="none" w:sz="0" w:space="0" w:color="000000"/>
-            </w:tcBorders>
-            <w:shd w:val="clear" w:color="auto" w:fill="FFFFFF"/>
-            <w:tcMar>
-              <w:top w:w="0" w:type="dxa"/>
-              <w:bottom w:w="0" w:type="dxa"/>
-              <w:left w:w="0" w:type="dxa"/>
-              <w:right w:w="0" w:type="dxa"/>
-            </w:tcMar>
-            <w:vAlign w:val="top"/>
-          </w:tcPr>
-          <w:p>
-            <w:pPr>
-              <w:pStyle w:val="Normal"/>
-              <w:jc w:val="center"/>
-              <w:pBdr>
-                <w:bottom w:val="none" w:sz="0" w:space="0" w:color="000000"/>
-                <w:top w:val="none" w:sz="0" w:space="0" w:color="000000"/>
-                <w:left w:val="none" w:sz="0" w:space="0" w:color="000000"/>
-                <w:right w:val="none" w:sz="0" w:space="0" w:color="000000"/>
-              </w:pBdr>
-              <w:spacing w:after="100" w:before="100" w:line="240"/>
-              <w:ind w:left="100" w:right="100" w:firstLine="0" w:firstLineChars="0"/>
-              <w:rPr>
-                <w:rFonts w:ascii="Helvetica" w:hAnsi="Helvetica" w:eastAsia="Helvetica" w:cs="Helvetica"/>
-                <w:i w:val="false"/>
-                <w:b w:val="false"/>
-                <w:u w:val="none"/>
-                <w:sz w:val="22"/>
-                <w:szCs w:val="22"/>
-                <w:color w:val="000000"/>
-              </w:rPr>
-            </w:pPr>
-            <w:r>
-              <w:rPr>
-                <w:rFonts w:ascii="Helvetica" w:hAnsi="Helvetica" w:eastAsia="Helvetica" w:cs="Helvetica"/>
-                <w:i w:val="false"/>
-                <w:b w:val="false"/>
-                <w:u w:val="none"/>
-                <w:sz w:val="22"/>
-                <w:szCs w:val="22"/>
-                <w:color w:val="000000"/>
-              </w:rPr>
-              <w:t xml:space="preserve">0.95, 8.11</w:t>
-            </w:r>
-          </w:p>
-        </w:tc>
-        <w:tc>
-          <w:tcPr>
-            <w:tcBorders>
-              <w:bottom w:val="none" w:sz="0" w:space="0" w:color="000000"/>
-              <w:top w:val="none" w:sz="0" w:space="0" w:color="000000"/>
-              <w:left w:val="none" w:sz="0" w:space="0" w:color="000000"/>
-              <w:right w:val="none" w:sz="0" w:space="0" w:color="000000"/>
-            </w:tcBorders>
-            <w:shd w:val="clear" w:color="auto" w:fill="FFFFFF"/>
-            <w:tcMar>
-              <w:top w:w="0" w:type="dxa"/>
-              <w:bottom w:w="0" w:type="dxa"/>
-              <w:left w:w="0" w:type="dxa"/>
-              <w:right w:w="0" w:type="dxa"/>
-            </w:tcMar>
-            <w:vAlign w:val="top"/>
-          </w:tcPr>
-          <w:p>
-            <w:pPr>
-              <w:pStyle w:val="Normal"/>
-              <w:jc w:val="center"/>
-              <w:pBdr>
-                <w:bottom w:val="none" w:sz="0" w:space="0" w:color="000000"/>
-                <w:top w:val="none" w:sz="0" w:space="0" w:color="000000"/>
-                <w:left w:val="none" w:sz="0" w:space="0" w:color="000000"/>
-                <w:right w:val="none" w:sz="0" w:space="0" w:color="000000"/>
-              </w:pBdr>
-              <w:spacing w:after="100" w:before="100" w:line="240"/>
-              <w:ind w:left="100" w:right="100" w:firstLine="0" w:firstLineChars="0"/>
-              <w:rPr>
-                <w:rFonts w:ascii="Helvetica" w:hAnsi="Helvetica" w:eastAsia="Helvetica" w:cs="Helvetica"/>
-                <w:i w:val="false"/>
-                <w:b w:val="false"/>
-                <w:u w:val="none"/>
-                <w:sz w:val="22"/>
-                <w:szCs w:val="22"/>
-                <w:color w:val="000000"/>
-              </w:rPr>
-            </w:pPr>
-            <w:r>
-              <w:rPr>
-                <w:rFonts w:ascii="Helvetica" w:hAnsi="Helvetica" w:eastAsia="Helvetica" w:cs="Helvetica"/>
-                <w:i w:val="false"/>
-                <w:b w:val="false"/>
-                <w:u w:val="none"/>
-                <w:sz w:val="22"/>
-                <w:szCs w:val="22"/>
-                <w:color w:val="000000"/>
-              </w:rPr>
-              <w:t xml:space="preserve">0.061</w:t>
-            </w:r>
-          </w:p>
-        </w:tc>
-        <w:tc>
-          <w:tcPr>
-            <w:tcBorders>
-              <w:bottom w:val="none" w:sz="0" w:space="0" w:color="000000"/>
-              <w:top w:val="none" w:sz="0" w:space="0" w:color="000000"/>
-              <w:left w:val="none" w:sz="0" w:space="0" w:color="000000"/>
-              <w:right w:val="none" w:sz="0" w:space="0" w:color="000000"/>
-            </w:tcBorders>
-            <w:shd w:val="clear" w:color="auto" w:fill="FFFFFF"/>
-            <w:tcMar>
-              <w:top w:w="0" w:type="dxa"/>
-              <w:bottom w:w="0" w:type="dxa"/>
-              <w:left w:w="0" w:type="dxa"/>
-              <w:right w:w="0" w:type="dxa"/>
-            </w:tcMar>
-            <w:vAlign w:val="top"/>
-          </w:tcPr>
-          <w:p>
-            <w:pPr>
-              <w:pStyle w:val="Normal"/>
-              <w:jc w:val="center"/>
-              <w:pBdr>
-                <w:bottom w:val="none" w:sz="0" w:space="0" w:color="000000"/>
-                <w:top w:val="none" w:sz="0" w:space="0" w:color="000000"/>
-                <w:left w:val="none" w:sz="0" w:space="0" w:color="000000"/>
-                <w:right w:val="none" w:sz="0" w:space="0" w:color="000000"/>
-              </w:pBdr>
-              <w:spacing w:after="100" w:before="100" w:line="240"/>
-              <w:ind w:left="100" w:right="100" w:firstLine="0" w:firstLineChars="0"/>
-              <w:rPr>
-                <w:rFonts w:ascii="Helvetica" w:hAnsi="Helvetica" w:eastAsia="Helvetica" w:cs="Helvetica"/>
-                <w:i w:val="false"/>
-                <w:b w:val="false"/>
-                <w:u w:val="none"/>
-                <w:sz w:val="22"/>
-                <w:szCs w:val="22"/>
-                <w:color w:val="000000"/>
-              </w:rPr>
-            </w:pPr>
-            <w:r>
-              <w:rPr>
-                <w:rFonts w:ascii="Helvetica" w:hAnsi="Helvetica" w:eastAsia="Helvetica" w:cs="Helvetica"/>
-                <w:i w:val="false"/>
-                <w:b w:val="false"/>
-                <w:u w:val="none"/>
-                <w:sz w:val="22"/>
-                <w:szCs w:val="22"/>
-                <w:color w:val="000000"/>
-              </w:rPr>
-              <w:t xml:space="preserve">189</w:t>
-            </w:r>
-          </w:p>
-        </w:tc>
-        <w:tc>
-          <w:tcPr>
-            <w:tcBorders>
-              <w:bottom w:val="none" w:sz="0" w:space="0" w:color="000000"/>
-              <w:top w:val="none" w:sz="0" w:space="0" w:color="000000"/>
-              <w:left w:val="none" w:sz="0" w:space="0" w:color="000000"/>
-              <w:right w:val="none" w:sz="0" w:space="0" w:color="000000"/>
-            </w:tcBorders>
-            <w:shd w:val="clear" w:color="auto" w:fill="FFFFFF"/>
-            <w:tcMar>
-              <w:top w:w="0" w:type="dxa"/>
-              <w:bottom w:w="0" w:type="dxa"/>
-              <w:left w:w="0" w:type="dxa"/>
-              <w:right w:w="0" w:type="dxa"/>
-            </w:tcMar>
-            <w:vAlign w:val="top"/>
-          </w:tcPr>
-          <w:p>
-            <w:pPr>
-              <w:pStyle w:val="Normal"/>
-              <w:jc w:val="center"/>
-              <w:pBdr>
-                <w:bottom w:val="none" w:sz="0" w:space="0" w:color="000000"/>
-                <w:top w:val="none" w:sz="0" w:space="0" w:color="000000"/>
-                <w:left w:val="none" w:sz="0" w:space="0" w:color="000000"/>
-                <w:right w:val="none" w:sz="0" w:space="0" w:color="000000"/>
-              </w:pBdr>
-              <w:spacing w:after="100" w:before="100" w:line="240"/>
-              <w:ind w:left="100" w:right="100" w:firstLine="0" w:firstLineChars="0"/>
-              <w:rPr>
-                <w:rFonts w:ascii="Helvetica" w:hAnsi="Helvetica" w:eastAsia="Helvetica" w:cs="Helvetica"/>
-                <w:i w:val="false"/>
-                <w:b w:val="false"/>
-                <w:u w:val="none"/>
-                <w:sz w:val="22"/>
-                <w:szCs w:val="22"/>
-                <w:color w:val="000000"/>
-              </w:rPr>
-            </w:pPr>
-            <w:r>
-              <w:rPr>
-                <w:rFonts w:ascii="Helvetica" w:hAnsi="Helvetica" w:eastAsia="Helvetica" w:cs="Helvetica"/>
-                <w:i w:val="false"/>
-                <w:b w:val="false"/>
-                <w:u w:val="none"/>
-                <w:sz w:val="22"/>
-                <w:szCs w:val="22"/>
-                <w:color w:val="000000"/>
-              </w:rPr>
-              <w:t xml:space="preserve">4.78</w:t>
-            </w:r>
-          </w:p>
-        </w:tc>
-        <w:tc>
-          <w:tcPr>
-            <w:tcBorders>
-              <w:bottom w:val="none" w:sz="0" w:space="0" w:color="000000"/>
-              <w:top w:val="none" w:sz="0" w:space="0" w:color="000000"/>
-              <w:left w:val="none" w:sz="0" w:space="0" w:color="000000"/>
-              <w:right w:val="none" w:sz="0" w:space="0" w:color="000000"/>
-            </w:tcBorders>
-            <w:shd w:val="clear" w:color="auto" w:fill="FFFFFF"/>
-            <w:tcMar>
-              <w:top w:w="0" w:type="dxa"/>
-              <w:bottom w:w="0" w:type="dxa"/>
-              <w:left w:w="0" w:type="dxa"/>
-              <w:right w:w="0" w:type="dxa"/>
-            </w:tcMar>
-            <w:vAlign w:val="top"/>
-          </w:tcPr>
-          <w:p>
-            <w:pPr>
-              <w:pStyle w:val="Normal"/>
-              <w:jc w:val="center"/>
-              <w:pBdr>
-                <w:bottom w:val="none" w:sz="0" w:space="0" w:color="000000"/>
-                <w:top w:val="none" w:sz="0" w:space="0" w:color="000000"/>
-                <w:left w:val="none" w:sz="0" w:space="0" w:color="000000"/>
-                <w:right w:val="none" w:sz="0" w:space="0" w:color="000000"/>
-              </w:pBdr>
-              <w:spacing w:after="100" w:before="100" w:line="240"/>
-              <w:ind w:left="100" w:right="100" w:firstLine="0" w:firstLineChars="0"/>
-              <w:rPr>
-                <w:rFonts w:ascii="Helvetica" w:hAnsi="Helvetica" w:eastAsia="Helvetica" w:cs="Helvetica"/>
-                <w:i w:val="false"/>
-                <w:b w:val="false"/>
-                <w:u w:val="none"/>
-                <w:sz w:val="22"/>
-                <w:szCs w:val="22"/>
-                <w:color w:val="000000"/>
-              </w:rPr>
-            </w:pPr>
-            <w:r>
-              <w:rPr>
-                <w:rFonts w:ascii="Helvetica" w:hAnsi="Helvetica" w:eastAsia="Helvetica" w:cs="Helvetica"/>
-                <w:i w:val="false"/>
-                <w:b w:val="false"/>
-                <w:u w:val="none"/>
-                <w:sz w:val="22"/>
-                <w:szCs w:val="22"/>
-                <w:color w:val="000000"/>
-              </w:rPr>
-              <w:t xml:space="preserve">0.87, 26.3</w:t>
-            </w:r>
-          </w:p>
-        </w:tc>
-        <w:tc>
-          <w:tcPr>
-            <w:tcBorders>
-              <w:bottom w:val="none" w:sz="0" w:space="0" w:color="000000"/>
-              <w:top w:val="none" w:sz="0" w:space="0" w:color="000000"/>
-              <w:left w:val="none" w:sz="0" w:space="0" w:color="000000"/>
-              <w:right w:val="none" w:sz="0" w:space="0" w:color="000000"/>
-            </w:tcBorders>
-            <w:shd w:val="clear" w:color="auto" w:fill="FFFFFF"/>
-            <w:tcMar>
-              <w:top w:w="0" w:type="dxa"/>
-              <w:bottom w:w="0" w:type="dxa"/>
-              <w:left w:w="0" w:type="dxa"/>
-              <w:right w:w="0" w:type="dxa"/>
-            </w:tcMar>
-            <w:vAlign w:val="top"/>
-          </w:tcPr>
-          <w:p>
-            <w:pPr>
-              <w:pStyle w:val="Normal"/>
-              <w:jc w:val="center"/>
-              <w:pBdr>
-                <w:bottom w:val="none" w:sz="0" w:space="0" w:color="000000"/>
-                <w:top w:val="none" w:sz="0" w:space="0" w:color="000000"/>
-                <w:left w:val="none" w:sz="0" w:space="0" w:color="000000"/>
-                <w:right w:val="none" w:sz="0" w:space="0" w:color="000000"/>
-              </w:pBdr>
-              <w:spacing w:after="100" w:before="100" w:line="240"/>
-              <w:ind w:left="100" w:right="100" w:firstLine="0" w:firstLineChars="0"/>
-              <w:rPr>
-                <w:rFonts w:ascii="Helvetica" w:hAnsi="Helvetica" w:eastAsia="Helvetica" w:cs="Helvetica"/>
-                <w:i w:val="false"/>
-                <w:b w:val="false"/>
-                <w:u w:val="none"/>
-                <w:sz w:val="22"/>
-                <w:szCs w:val="22"/>
-                <w:color w:val="000000"/>
-              </w:rPr>
-            </w:pPr>
-            <w:r>
-              <w:rPr>
-                <w:rFonts w:ascii="Helvetica" w:hAnsi="Helvetica" w:eastAsia="Helvetica" w:cs="Helvetica"/>
-                <w:i w:val="false"/>
-                <w:b w:val="false"/>
-                <w:u w:val="none"/>
-                <w:sz w:val="22"/>
-                <w:szCs w:val="22"/>
-                <w:color w:val="000000"/>
-              </w:rPr>
-              <w:t xml:space="preserve">0.072</w:t>
+              <w:t xml:space="preserve">4.83</w:t>
+            </w:r>
+          </w:p>
+        </w:tc>
+        <w:tc>
+          <w:tcPr>
+            <w:tcBorders>
+              <w:bottom w:val="none" w:sz="0" w:space="0" w:color="000000"/>
+              <w:top w:val="none" w:sz="0" w:space="0" w:color="000000"/>
+              <w:left w:val="none" w:sz="0" w:space="0" w:color="000000"/>
+              <w:right w:val="none" w:sz="0" w:space="0" w:color="000000"/>
+            </w:tcBorders>
+            <w:shd w:val="clear" w:color="auto" w:fill="FFFFFF"/>
+            <w:tcMar>
+              <w:top w:w="0" w:type="dxa"/>
+              <w:bottom w:w="0" w:type="dxa"/>
+              <w:left w:w="0" w:type="dxa"/>
+              <w:right w:w="0" w:type="dxa"/>
+            </w:tcMar>
+            <w:vAlign w:val="top"/>
+          </w:tcPr>
+          <w:p>
+            <w:pPr>
+              <w:pStyle w:val="Normal"/>
+              <w:jc w:val="center"/>
+              <w:pBdr>
+                <w:bottom w:val="none" w:sz="0" w:space="0" w:color="000000"/>
+                <w:top w:val="none" w:sz="0" w:space="0" w:color="000000"/>
+                <w:left w:val="none" w:sz="0" w:space="0" w:color="000000"/>
+                <w:right w:val="none" w:sz="0" w:space="0" w:color="000000"/>
+              </w:pBdr>
+              <w:spacing w:after="100" w:before="100" w:line="240"/>
+              <w:ind w:left="100" w:right="100" w:firstLine="0" w:firstLineChars="0"/>
+              <w:rPr>
+                <w:rFonts w:ascii="Helvetica" w:hAnsi="Helvetica" w:eastAsia="Helvetica" w:cs="Helvetica"/>
+                <w:i w:val="false"/>
+                <w:b w:val="false"/>
+                <w:u w:val="none"/>
+                <w:sz w:val="22"/>
+                <w:szCs w:val="22"/>
+                <w:color w:val="000000"/>
+              </w:rPr>
+            </w:pPr>
+            <w:r>
+              <w:rPr>
+                <w:rFonts w:ascii="Helvetica" w:hAnsi="Helvetica" w:eastAsia="Helvetica" w:cs="Helvetica"/>
+                <w:i w:val="false"/>
+                <w:b w:val="false"/>
+                <w:u w:val="none"/>
+                <w:sz w:val="22"/>
+                <w:szCs w:val="22"/>
+                <w:color w:val="000000"/>
+              </w:rPr>
+              <w:t xml:space="preserve">0.88, 26.6</w:t>
+            </w:r>
+          </w:p>
+        </w:tc>
+        <w:tc>
+          <w:tcPr>
+            <w:tcBorders>
+              <w:bottom w:val="none" w:sz="0" w:space="0" w:color="000000"/>
+              <w:top w:val="none" w:sz="0" w:space="0" w:color="000000"/>
+              <w:left w:val="none" w:sz="0" w:space="0" w:color="000000"/>
+              <w:right w:val="none" w:sz="0" w:space="0" w:color="000000"/>
+            </w:tcBorders>
+            <w:shd w:val="clear" w:color="auto" w:fill="FFFFFF"/>
+            <w:tcMar>
+              <w:top w:w="0" w:type="dxa"/>
+              <w:bottom w:w="0" w:type="dxa"/>
+              <w:left w:w="0" w:type="dxa"/>
+              <w:right w:w="0" w:type="dxa"/>
+            </w:tcMar>
+            <w:vAlign w:val="top"/>
+          </w:tcPr>
+          <w:p>
+            <w:pPr>
+              <w:pStyle w:val="Normal"/>
+              <w:jc w:val="center"/>
+              <w:pBdr>
+                <w:bottom w:val="none" w:sz="0" w:space="0" w:color="000000"/>
+                <w:top w:val="none" w:sz="0" w:space="0" w:color="000000"/>
+                <w:left w:val="none" w:sz="0" w:space="0" w:color="000000"/>
+                <w:right w:val="none" w:sz="0" w:space="0" w:color="000000"/>
+              </w:pBdr>
+              <w:spacing w:after="100" w:before="100" w:line="240"/>
+              <w:ind w:left="100" w:right="100" w:firstLine="0" w:firstLineChars="0"/>
+              <w:rPr>
+                <w:rFonts w:ascii="Helvetica" w:hAnsi="Helvetica" w:eastAsia="Helvetica" w:cs="Helvetica"/>
+                <w:i w:val="false"/>
+                <w:b w:val="false"/>
+                <w:u w:val="none"/>
+                <w:sz w:val="22"/>
+                <w:szCs w:val="22"/>
+                <w:color w:val="000000"/>
+              </w:rPr>
+            </w:pPr>
+            <w:r>
+              <w:rPr>
+                <w:rFonts w:ascii="Helvetica" w:hAnsi="Helvetica" w:eastAsia="Helvetica" w:cs="Helvetica"/>
+                <w:i w:val="false"/>
+                <w:b w:val="false"/>
+                <w:u w:val="none"/>
+                <w:sz w:val="22"/>
+                <w:szCs w:val="22"/>
+                <w:color w:val="000000"/>
+              </w:rPr>
+              <w:t xml:space="preserve">0.070</w:t>
             </w:r>
           </w:p>
         </w:tc>
@@ -15225,7 +14742,7 @@
         <w:trPr>
           <w:trHeight w:val="619" w:hRule="auto"/>
         </w:trPr>
-        body31
+        body30
         <w:tc>
           <w:tcPr>
             <w:tcBorders>

--- a/docs/tables/carbo/sec8_ckd_c30.docx
+++ b/docs/tables/carbo/sec8_ckd_c30.docx
@@ -24,7 +24,7 @@
         <w:gridCol w:w="1181"/>
         <w:gridCol w:w="778"/>
         <w:gridCol w:w="839"/>
-        <w:gridCol w:w="1634"/>
+        <w:gridCol w:w="1512"/>
         <w:gridCol w:w="1181"/>
       </w:tblGrid>
       <w:tr>
@@ -2069,113 +2069,113 @@
                 <w:szCs w:val="22"/>
                 <w:color w:val="000000"/>
               </w:rPr>
-              <w:t xml:space="preserve">0.15</w:t>
-            </w:r>
-          </w:p>
-        </w:tc>
-        <w:tc>
-          <w:tcPr>
-            <w:tcBorders>
-              <w:bottom w:val="none" w:sz="0" w:space="0" w:color="000000"/>
-              <w:top w:val="none" w:sz="0" w:space="0" w:color="000000"/>
-              <w:left w:val="none" w:sz="0" w:space="0" w:color="000000"/>
-              <w:right w:val="none" w:sz="0" w:space="0" w:color="000000"/>
-            </w:tcBorders>
-            <w:shd w:val="clear" w:color="auto" w:fill="FFFFFF"/>
-            <w:tcMar>
-              <w:top w:w="0" w:type="dxa"/>
-              <w:bottom w:w="0" w:type="dxa"/>
-              <w:left w:w="0" w:type="dxa"/>
-              <w:right w:w="0" w:type="dxa"/>
-            </w:tcMar>
-            <w:vAlign w:val="top"/>
-          </w:tcPr>
-          <w:p>
-            <w:pPr>
-              <w:pStyle w:val="Normal"/>
-              <w:jc w:val="center"/>
-              <w:pBdr>
-                <w:bottom w:val="none" w:sz="0" w:space="0" w:color="000000"/>
-                <w:top w:val="none" w:sz="0" w:space="0" w:color="000000"/>
-                <w:left w:val="none" w:sz="0" w:space="0" w:color="000000"/>
-                <w:right w:val="none" w:sz="0" w:space="0" w:color="000000"/>
-              </w:pBdr>
-              <w:spacing w:after="100" w:before="100" w:line="240"/>
-              <w:ind w:left="100" w:right="100" w:firstLine="0" w:firstLineChars="0"/>
-              <w:rPr>
-                <w:rFonts w:ascii="Helvetica" w:hAnsi="Helvetica" w:eastAsia="Helvetica" w:cs="Helvetica"/>
-                <w:i w:val="false"/>
-                <w:b w:val="false"/>
-                <w:u w:val="none"/>
-                <w:sz w:val="22"/>
-                <w:szCs w:val="22"/>
-                <w:color w:val="000000"/>
-              </w:rPr>
-            </w:pPr>
-            <w:r>
-              <w:rPr>
-                <w:rFonts w:ascii="Helvetica" w:hAnsi="Helvetica" w:eastAsia="Helvetica" w:cs="Helvetica"/>
-                <w:i w:val="false"/>
-                <w:b w:val="false"/>
-                <w:u w:val="none"/>
-                <w:sz w:val="22"/>
-                <w:szCs w:val="22"/>
-                <w:color w:val="000000"/>
-              </w:rPr>
-              <w:t xml:space="preserve">0.02, 0.96</w:t>
-            </w:r>
-          </w:p>
-        </w:tc>
-        <w:tc>
-          <w:tcPr>
-            <w:tcBorders>
-              <w:bottom w:val="none" w:sz="0" w:space="0" w:color="000000"/>
-              <w:top w:val="none" w:sz="0" w:space="0" w:color="000000"/>
-              <w:left w:val="none" w:sz="0" w:space="0" w:color="000000"/>
-              <w:right w:val="none" w:sz="0" w:space="0" w:color="000000"/>
-            </w:tcBorders>
-            <w:shd w:val="clear" w:color="auto" w:fill="FFFFFF"/>
-            <w:tcMar>
-              <w:top w:w="0" w:type="dxa"/>
-              <w:bottom w:w="0" w:type="dxa"/>
-              <w:left w:w="0" w:type="dxa"/>
-              <w:right w:w="0" w:type="dxa"/>
-            </w:tcMar>
-            <w:vAlign w:val="top"/>
-          </w:tcPr>
-          <w:p>
-            <w:pPr>
-              <w:pStyle w:val="Normal"/>
-              <w:jc w:val="center"/>
-              <w:pBdr>
-                <w:bottom w:val="none" w:sz="0" w:space="0" w:color="000000"/>
-                <w:top w:val="none" w:sz="0" w:space="0" w:color="000000"/>
-                <w:left w:val="none" w:sz="0" w:space="0" w:color="000000"/>
-                <w:right w:val="none" w:sz="0" w:space="0" w:color="000000"/>
-              </w:pBdr>
-              <w:spacing w:after="100" w:before="100" w:line="240"/>
-              <w:ind w:left="100" w:right="100" w:firstLine="0" w:firstLineChars="0"/>
-              <w:rPr>
-                <w:rFonts w:ascii="Helvetica" w:hAnsi="Helvetica" w:eastAsia="Helvetica" w:cs="Helvetica"/>
-                <w:i w:val="false"/>
-                <w:b w:val="false"/>
-                <w:u w:val="none"/>
-                <w:sz w:val="22"/>
-                <w:szCs w:val="22"/>
-                <w:color w:val="000000"/>
-              </w:rPr>
-            </w:pPr>
-            <w:r>
-              <w:rPr>
-                <w:rFonts w:ascii="Helvetica" w:hAnsi="Helvetica" w:eastAsia="Helvetica" w:cs="Helvetica"/>
-                <w:i w:val="false"/>
-                <w:b w:val="false"/>
-                <w:u w:val="none"/>
-                <w:sz w:val="22"/>
-                <w:szCs w:val="22"/>
-                <w:color w:val="000000"/>
-              </w:rPr>
-              <w:t xml:space="preserve">0.045</w:t>
+              <w:t xml:space="preserve">0.42</w:t>
+            </w:r>
+          </w:p>
+        </w:tc>
+        <w:tc>
+          <w:tcPr>
+            <w:tcBorders>
+              <w:bottom w:val="none" w:sz="0" w:space="0" w:color="000000"/>
+              <w:top w:val="none" w:sz="0" w:space="0" w:color="000000"/>
+              <w:left w:val="none" w:sz="0" w:space="0" w:color="000000"/>
+              <w:right w:val="none" w:sz="0" w:space="0" w:color="000000"/>
+            </w:tcBorders>
+            <w:shd w:val="clear" w:color="auto" w:fill="FFFFFF"/>
+            <w:tcMar>
+              <w:top w:w="0" w:type="dxa"/>
+              <w:bottom w:w="0" w:type="dxa"/>
+              <w:left w:w="0" w:type="dxa"/>
+              <w:right w:w="0" w:type="dxa"/>
+            </w:tcMar>
+            <w:vAlign w:val="top"/>
+          </w:tcPr>
+          <w:p>
+            <w:pPr>
+              <w:pStyle w:val="Normal"/>
+              <w:jc w:val="center"/>
+              <w:pBdr>
+                <w:bottom w:val="none" w:sz="0" w:space="0" w:color="000000"/>
+                <w:top w:val="none" w:sz="0" w:space="0" w:color="000000"/>
+                <w:left w:val="none" w:sz="0" w:space="0" w:color="000000"/>
+                <w:right w:val="none" w:sz="0" w:space="0" w:color="000000"/>
+              </w:pBdr>
+              <w:spacing w:after="100" w:before="100" w:line="240"/>
+              <w:ind w:left="100" w:right="100" w:firstLine="0" w:firstLineChars="0"/>
+              <w:rPr>
+                <w:rFonts w:ascii="Helvetica" w:hAnsi="Helvetica" w:eastAsia="Helvetica" w:cs="Helvetica"/>
+                <w:i w:val="false"/>
+                <w:b w:val="false"/>
+                <w:u w:val="none"/>
+                <w:sz w:val="22"/>
+                <w:szCs w:val="22"/>
+                <w:color w:val="000000"/>
+              </w:rPr>
+            </w:pPr>
+            <w:r>
+              <w:rPr>
+                <w:rFonts w:ascii="Helvetica" w:hAnsi="Helvetica" w:eastAsia="Helvetica" w:cs="Helvetica"/>
+                <w:i w:val="false"/>
+                <w:b w:val="false"/>
+                <w:u w:val="none"/>
+                <w:sz w:val="22"/>
+                <w:szCs w:val="22"/>
+                <w:color w:val="000000"/>
+              </w:rPr>
+              <w:t xml:space="preserve">0.09, 2.03</w:t>
+            </w:r>
+          </w:p>
+        </w:tc>
+        <w:tc>
+          <w:tcPr>
+            <w:tcBorders>
+              <w:bottom w:val="none" w:sz="0" w:space="0" w:color="000000"/>
+              <w:top w:val="none" w:sz="0" w:space="0" w:color="000000"/>
+              <w:left w:val="none" w:sz="0" w:space="0" w:color="000000"/>
+              <w:right w:val="none" w:sz="0" w:space="0" w:color="000000"/>
+            </w:tcBorders>
+            <w:shd w:val="clear" w:color="auto" w:fill="FFFFFF"/>
+            <w:tcMar>
+              <w:top w:w="0" w:type="dxa"/>
+              <w:bottom w:w="0" w:type="dxa"/>
+              <w:left w:w="0" w:type="dxa"/>
+              <w:right w:w="0" w:type="dxa"/>
+            </w:tcMar>
+            <w:vAlign w:val="top"/>
+          </w:tcPr>
+          <w:p>
+            <w:pPr>
+              <w:pStyle w:val="Normal"/>
+              <w:jc w:val="center"/>
+              <w:pBdr>
+                <w:bottom w:val="none" w:sz="0" w:space="0" w:color="000000"/>
+                <w:top w:val="none" w:sz="0" w:space="0" w:color="000000"/>
+                <w:left w:val="none" w:sz="0" w:space="0" w:color="000000"/>
+                <w:right w:val="none" w:sz="0" w:space="0" w:color="000000"/>
+              </w:pBdr>
+              <w:spacing w:after="100" w:before="100" w:line="240"/>
+              <w:ind w:left="100" w:right="100" w:firstLine="0" w:firstLineChars="0"/>
+              <w:rPr>
+                <w:rFonts w:ascii="Helvetica" w:hAnsi="Helvetica" w:eastAsia="Helvetica" w:cs="Helvetica"/>
+                <w:i w:val="false"/>
+                <w:b w:val="false"/>
+                <w:u w:val="none"/>
+                <w:sz w:val="22"/>
+                <w:szCs w:val="22"/>
+                <w:color w:val="000000"/>
+              </w:rPr>
+            </w:pPr>
+            <w:r>
+              <w:rPr>
+                <w:rFonts w:ascii="Helvetica" w:hAnsi="Helvetica" w:eastAsia="Helvetica" w:cs="Helvetica"/>
+                <w:i w:val="false"/>
+                <w:b w:val="false"/>
+                <w:u w:val="none"/>
+                <w:sz w:val="22"/>
+                <w:szCs w:val="22"/>
+                <w:color w:val="000000"/>
+              </w:rPr>
+              <w:t xml:space="preserve">0.280</w:t>
             </w:r>
           </w:p>
         </w:tc>
@@ -2552,113 +2552,113 @@
                 <w:szCs w:val="22"/>
                 <w:color w:val="000000"/>
               </w:rPr>
-              <w:t xml:space="preserve">1.0</w:t>
-            </w:r>
-          </w:p>
-        </w:tc>
-        <w:tc>
-          <w:tcPr>
-            <w:tcBorders>
-              <w:bottom w:val="none" w:sz="0" w:space="0" w:color="000000"/>
-              <w:top w:val="none" w:sz="0" w:space="0" w:color="000000"/>
-              <w:left w:val="none" w:sz="0" w:space="0" w:color="000000"/>
-              <w:right w:val="none" w:sz="0" w:space="0" w:color="000000"/>
-            </w:tcBorders>
-            <w:shd w:val="clear" w:color="auto" w:fill="FFFFFF"/>
-            <w:tcMar>
-              <w:top w:w="0" w:type="dxa"/>
-              <w:bottom w:w="0" w:type="dxa"/>
-              <w:left w:w="0" w:type="dxa"/>
-              <w:right w:w="0" w:type="dxa"/>
-            </w:tcMar>
-            <w:vAlign w:val="top"/>
-          </w:tcPr>
-          <w:p>
-            <w:pPr>
-              <w:pStyle w:val="Normal"/>
-              <w:jc w:val="center"/>
-              <w:pBdr>
-                <w:bottom w:val="none" w:sz="0" w:space="0" w:color="000000"/>
-                <w:top w:val="none" w:sz="0" w:space="0" w:color="000000"/>
-                <w:left w:val="none" w:sz="0" w:space="0" w:color="000000"/>
-                <w:right w:val="none" w:sz="0" w:space="0" w:color="000000"/>
-              </w:pBdr>
-              <w:spacing w:after="100" w:before="100" w:line="240"/>
-              <w:ind w:left="100" w:right="100" w:firstLine="0" w:firstLineChars="0"/>
-              <w:rPr>
-                <w:rFonts w:ascii="Helvetica" w:hAnsi="Helvetica" w:eastAsia="Helvetica" w:cs="Helvetica"/>
-                <w:i w:val="false"/>
-                <w:b w:val="false"/>
-                <w:u w:val="none"/>
-                <w:sz w:val="22"/>
-                <w:szCs w:val="22"/>
-                <w:color w:val="000000"/>
-              </w:rPr>
-            </w:pPr>
-            <w:r>
-              <w:rPr>
-                <w:rFonts w:ascii="Helvetica" w:hAnsi="Helvetica" w:eastAsia="Helvetica" w:cs="Helvetica"/>
-                <w:i w:val="false"/>
-                <w:b w:val="false"/>
-                <w:u w:val="none"/>
-                <w:sz w:val="22"/>
-                <w:szCs w:val="22"/>
-                <w:color w:val="000000"/>
-              </w:rPr>
-              <w:t xml:space="preserve">0.92, 1.07</w:t>
-            </w:r>
-          </w:p>
-        </w:tc>
-        <w:tc>
-          <w:tcPr>
-            <w:tcBorders>
-              <w:bottom w:val="none" w:sz="0" w:space="0" w:color="000000"/>
-              <w:top w:val="none" w:sz="0" w:space="0" w:color="000000"/>
-              <w:left w:val="none" w:sz="0" w:space="0" w:color="000000"/>
-              <w:right w:val="none" w:sz="0" w:space="0" w:color="000000"/>
-            </w:tcBorders>
-            <w:shd w:val="clear" w:color="auto" w:fill="FFFFFF"/>
-            <w:tcMar>
-              <w:top w:w="0" w:type="dxa"/>
-              <w:bottom w:w="0" w:type="dxa"/>
-              <w:left w:w="0" w:type="dxa"/>
-              <w:right w:w="0" w:type="dxa"/>
-            </w:tcMar>
-            <w:vAlign w:val="top"/>
-          </w:tcPr>
-          <w:p>
-            <w:pPr>
-              <w:pStyle w:val="Normal"/>
-              <w:jc w:val="center"/>
-              <w:pBdr>
-                <w:bottom w:val="none" w:sz="0" w:space="0" w:color="000000"/>
-                <w:top w:val="none" w:sz="0" w:space="0" w:color="000000"/>
-                <w:left w:val="none" w:sz="0" w:space="0" w:color="000000"/>
-                <w:right w:val="none" w:sz="0" w:space="0" w:color="000000"/>
-              </w:pBdr>
-              <w:spacing w:after="100" w:before="100" w:line="240"/>
-              <w:ind w:left="100" w:right="100" w:firstLine="0" w:firstLineChars="0"/>
-              <w:rPr>
-                <w:rFonts w:ascii="Helvetica" w:hAnsi="Helvetica" w:eastAsia="Helvetica" w:cs="Helvetica"/>
-                <w:i w:val="false"/>
-                <w:b w:val="false"/>
-                <w:u w:val="none"/>
-                <w:sz w:val="22"/>
-                <w:szCs w:val="22"/>
-                <w:color w:val="000000"/>
-              </w:rPr>
-            </w:pPr>
-            <w:r>
-              <w:rPr>
-                <w:rFonts w:ascii="Helvetica" w:hAnsi="Helvetica" w:eastAsia="Helvetica" w:cs="Helvetica"/>
-                <w:i w:val="false"/>
-                <w:b w:val="false"/>
-                <w:u w:val="none"/>
-                <w:sz w:val="22"/>
-                <w:szCs w:val="22"/>
-                <w:color w:val="000000"/>
-              </w:rPr>
-              <w:t xml:space="preserve">0.890</w:t>
+              <w:t xml:space="preserve">1.01</w:t>
+            </w:r>
+          </w:p>
+        </w:tc>
+        <w:tc>
+          <w:tcPr>
+            <w:tcBorders>
+              <w:bottom w:val="none" w:sz="0" w:space="0" w:color="000000"/>
+              <w:top w:val="none" w:sz="0" w:space="0" w:color="000000"/>
+              <w:left w:val="none" w:sz="0" w:space="0" w:color="000000"/>
+              <w:right w:val="none" w:sz="0" w:space="0" w:color="000000"/>
+            </w:tcBorders>
+            <w:shd w:val="clear" w:color="auto" w:fill="FFFFFF"/>
+            <w:tcMar>
+              <w:top w:w="0" w:type="dxa"/>
+              <w:bottom w:w="0" w:type="dxa"/>
+              <w:left w:w="0" w:type="dxa"/>
+              <w:right w:w="0" w:type="dxa"/>
+            </w:tcMar>
+            <w:vAlign w:val="top"/>
+          </w:tcPr>
+          <w:p>
+            <w:pPr>
+              <w:pStyle w:val="Normal"/>
+              <w:jc w:val="center"/>
+              <w:pBdr>
+                <w:bottom w:val="none" w:sz="0" w:space="0" w:color="000000"/>
+                <w:top w:val="none" w:sz="0" w:space="0" w:color="000000"/>
+                <w:left w:val="none" w:sz="0" w:space="0" w:color="000000"/>
+                <w:right w:val="none" w:sz="0" w:space="0" w:color="000000"/>
+              </w:pBdr>
+              <w:spacing w:after="100" w:before="100" w:line="240"/>
+              <w:ind w:left="100" w:right="100" w:firstLine="0" w:firstLineChars="0"/>
+              <w:rPr>
+                <w:rFonts w:ascii="Helvetica" w:hAnsi="Helvetica" w:eastAsia="Helvetica" w:cs="Helvetica"/>
+                <w:i w:val="false"/>
+                <w:b w:val="false"/>
+                <w:u w:val="none"/>
+                <w:sz w:val="22"/>
+                <w:szCs w:val="22"/>
+                <w:color w:val="000000"/>
+              </w:rPr>
+            </w:pPr>
+            <w:r>
+              <w:rPr>
+                <w:rFonts w:ascii="Helvetica" w:hAnsi="Helvetica" w:eastAsia="Helvetica" w:cs="Helvetica"/>
+                <w:i w:val="false"/>
+                <w:b w:val="false"/>
+                <w:u w:val="none"/>
+                <w:sz w:val="22"/>
+                <w:szCs w:val="22"/>
+                <w:color w:val="000000"/>
+              </w:rPr>
+              <w:t xml:space="preserve">0.95, 1.07</w:t>
+            </w:r>
+          </w:p>
+        </w:tc>
+        <w:tc>
+          <w:tcPr>
+            <w:tcBorders>
+              <w:bottom w:val="none" w:sz="0" w:space="0" w:color="000000"/>
+              <w:top w:val="none" w:sz="0" w:space="0" w:color="000000"/>
+              <w:left w:val="none" w:sz="0" w:space="0" w:color="000000"/>
+              <w:right w:val="none" w:sz="0" w:space="0" w:color="000000"/>
+            </w:tcBorders>
+            <w:shd w:val="clear" w:color="auto" w:fill="FFFFFF"/>
+            <w:tcMar>
+              <w:top w:w="0" w:type="dxa"/>
+              <w:bottom w:w="0" w:type="dxa"/>
+              <w:left w:w="0" w:type="dxa"/>
+              <w:right w:w="0" w:type="dxa"/>
+            </w:tcMar>
+            <w:vAlign w:val="top"/>
+          </w:tcPr>
+          <w:p>
+            <w:pPr>
+              <w:pStyle w:val="Normal"/>
+              <w:jc w:val="center"/>
+              <w:pBdr>
+                <w:bottom w:val="none" w:sz="0" w:space="0" w:color="000000"/>
+                <w:top w:val="none" w:sz="0" w:space="0" w:color="000000"/>
+                <w:left w:val="none" w:sz="0" w:space="0" w:color="000000"/>
+                <w:right w:val="none" w:sz="0" w:space="0" w:color="000000"/>
+              </w:pBdr>
+              <w:spacing w:after="100" w:before="100" w:line="240"/>
+              <w:ind w:left="100" w:right="100" w:firstLine="0" w:firstLineChars="0"/>
+              <w:rPr>
+                <w:rFonts w:ascii="Helvetica" w:hAnsi="Helvetica" w:eastAsia="Helvetica" w:cs="Helvetica"/>
+                <w:i w:val="false"/>
+                <w:b w:val="false"/>
+                <w:u w:val="none"/>
+                <w:sz w:val="22"/>
+                <w:szCs w:val="22"/>
+                <w:color w:val="000000"/>
+              </w:rPr>
+            </w:pPr>
+            <w:r>
+              <w:rPr>
+                <w:rFonts w:ascii="Helvetica" w:hAnsi="Helvetica" w:eastAsia="Helvetica" w:cs="Helvetica"/>
+                <w:i w:val="false"/>
+                <w:b w:val="false"/>
+                <w:u w:val="none"/>
+                <w:sz w:val="22"/>
+                <w:szCs w:val="22"/>
+                <w:color w:val="000000"/>
+              </w:rPr>
+              <w:t xml:space="preserve">0.750</w:t>
             </w:r>
           </w:p>
         </w:tc>
@@ -4001,113 +4001,113 @@
                 <w:szCs w:val="22"/>
                 <w:color w:val="000000"/>
               </w:rPr>
-              <w:t xml:space="preserve">20.4</w:t>
-            </w:r>
-          </w:p>
-        </w:tc>
-        <w:tc>
-          <w:tcPr>
-            <w:tcBorders>
-              <w:bottom w:val="none" w:sz="0" w:space="0" w:color="000000"/>
-              <w:top w:val="none" w:sz="0" w:space="0" w:color="000000"/>
-              <w:left w:val="none" w:sz="0" w:space="0" w:color="000000"/>
-              <w:right w:val="none" w:sz="0" w:space="0" w:color="000000"/>
-            </w:tcBorders>
-            <w:shd w:val="clear" w:color="auto" w:fill="FFFFFF"/>
-            <w:tcMar>
-              <w:top w:w="0" w:type="dxa"/>
-              <w:bottom w:w="0" w:type="dxa"/>
-              <w:left w:w="0" w:type="dxa"/>
-              <w:right w:w="0" w:type="dxa"/>
-            </w:tcMar>
-            <w:vAlign w:val="top"/>
-          </w:tcPr>
-          <w:p>
-            <w:pPr>
-              <w:pStyle w:val="Normal"/>
-              <w:jc w:val="center"/>
-              <w:pBdr>
-                <w:bottom w:val="none" w:sz="0" w:space="0" w:color="000000"/>
-                <w:top w:val="none" w:sz="0" w:space="0" w:color="000000"/>
-                <w:left w:val="none" w:sz="0" w:space="0" w:color="000000"/>
-                <w:right w:val="none" w:sz="0" w:space="0" w:color="000000"/>
-              </w:pBdr>
-              <w:spacing w:after="100" w:before="100" w:line="240"/>
-              <w:ind w:left="100" w:right="100" w:firstLine="0" w:firstLineChars="0"/>
-              <w:rPr>
-                <w:rFonts w:ascii="Helvetica" w:hAnsi="Helvetica" w:eastAsia="Helvetica" w:cs="Helvetica"/>
-                <w:i w:val="false"/>
-                <w:b w:val="false"/>
-                <w:u w:val="none"/>
-                <w:sz w:val="22"/>
-                <w:szCs w:val="22"/>
-                <w:color w:val="000000"/>
-              </w:rPr>
-            </w:pPr>
-            <w:r>
-              <w:rPr>
-                <w:rFonts w:ascii="Helvetica" w:hAnsi="Helvetica" w:eastAsia="Helvetica" w:cs="Helvetica"/>
-                <w:i w:val="false"/>
-                <w:b w:val="false"/>
-                <w:u w:val="none"/>
-                <w:sz w:val="22"/>
-                <w:szCs w:val="22"/>
-                <w:color w:val="000000"/>
-              </w:rPr>
-              <w:t xml:space="preserve">1.62, 256</w:t>
-            </w:r>
-          </w:p>
-        </w:tc>
-        <w:tc>
-          <w:tcPr>
-            <w:tcBorders>
-              <w:bottom w:val="none" w:sz="0" w:space="0" w:color="000000"/>
-              <w:top w:val="none" w:sz="0" w:space="0" w:color="000000"/>
-              <w:left w:val="none" w:sz="0" w:space="0" w:color="000000"/>
-              <w:right w:val="none" w:sz="0" w:space="0" w:color="000000"/>
-            </w:tcBorders>
-            <w:shd w:val="clear" w:color="auto" w:fill="FFFFFF"/>
-            <w:tcMar>
-              <w:top w:w="0" w:type="dxa"/>
-              <w:bottom w:w="0" w:type="dxa"/>
-              <w:left w:w="0" w:type="dxa"/>
-              <w:right w:w="0" w:type="dxa"/>
-            </w:tcMar>
-            <w:vAlign w:val="top"/>
-          </w:tcPr>
-          <w:p>
-            <w:pPr>
-              <w:pStyle w:val="Normal"/>
-              <w:jc w:val="center"/>
-              <w:pBdr>
-                <w:bottom w:val="none" w:sz="0" w:space="0" w:color="000000"/>
-                <w:top w:val="none" w:sz="0" w:space="0" w:color="000000"/>
-                <w:left w:val="none" w:sz="0" w:space="0" w:color="000000"/>
-                <w:right w:val="none" w:sz="0" w:space="0" w:color="000000"/>
-              </w:pBdr>
-              <w:spacing w:after="100" w:before="100" w:line="240"/>
-              <w:ind w:left="100" w:right="100" w:firstLine="0" w:firstLineChars="0"/>
-              <w:rPr>
-                <w:rFonts w:ascii="Helvetica" w:hAnsi="Helvetica" w:eastAsia="Helvetica" w:cs="Helvetica"/>
-                <w:i w:val="false"/>
-                <w:b w:val="false"/>
-                <w:u w:val="none"/>
-                <w:sz w:val="22"/>
-                <w:szCs w:val="22"/>
-                <w:color w:val="000000"/>
-              </w:rPr>
-            </w:pPr>
-            <w:r>
-              <w:rPr>
-                <w:rFonts w:ascii="Helvetica" w:hAnsi="Helvetica" w:eastAsia="Helvetica" w:cs="Helvetica"/>
-                <w:i w:val="false"/>
-                <w:b w:val="false"/>
-                <w:u w:val="none"/>
-                <w:sz w:val="22"/>
-                <w:szCs w:val="22"/>
-                <w:color w:val="000000"/>
-              </w:rPr>
-              <w:t xml:space="preserve">0.020</w:t>
+              <w:t xml:space="preserve">22.2</w:t>
+            </w:r>
+          </w:p>
+        </w:tc>
+        <w:tc>
+          <w:tcPr>
+            <w:tcBorders>
+              <w:bottom w:val="none" w:sz="0" w:space="0" w:color="000000"/>
+              <w:top w:val="none" w:sz="0" w:space="0" w:color="000000"/>
+              <w:left w:val="none" w:sz="0" w:space="0" w:color="000000"/>
+              <w:right w:val="none" w:sz="0" w:space="0" w:color="000000"/>
+            </w:tcBorders>
+            <w:shd w:val="clear" w:color="auto" w:fill="FFFFFF"/>
+            <w:tcMar>
+              <w:top w:w="0" w:type="dxa"/>
+              <w:bottom w:w="0" w:type="dxa"/>
+              <w:left w:w="0" w:type="dxa"/>
+              <w:right w:w="0" w:type="dxa"/>
+            </w:tcMar>
+            <w:vAlign w:val="top"/>
+          </w:tcPr>
+          <w:p>
+            <w:pPr>
+              <w:pStyle w:val="Normal"/>
+              <w:jc w:val="center"/>
+              <w:pBdr>
+                <w:bottom w:val="none" w:sz="0" w:space="0" w:color="000000"/>
+                <w:top w:val="none" w:sz="0" w:space="0" w:color="000000"/>
+                <w:left w:val="none" w:sz="0" w:space="0" w:color="000000"/>
+                <w:right w:val="none" w:sz="0" w:space="0" w:color="000000"/>
+              </w:pBdr>
+              <w:spacing w:after="100" w:before="100" w:line="240"/>
+              <w:ind w:left="100" w:right="100" w:firstLine="0" w:firstLineChars="0"/>
+              <w:rPr>
+                <w:rFonts w:ascii="Helvetica" w:hAnsi="Helvetica" w:eastAsia="Helvetica" w:cs="Helvetica"/>
+                <w:i w:val="false"/>
+                <w:b w:val="false"/>
+                <w:u w:val="none"/>
+                <w:sz w:val="22"/>
+                <w:szCs w:val="22"/>
+                <w:color w:val="000000"/>
+              </w:rPr>
+            </w:pPr>
+            <w:r>
+              <w:rPr>
+                <w:rFonts w:ascii="Helvetica" w:hAnsi="Helvetica" w:eastAsia="Helvetica" w:cs="Helvetica"/>
+                <w:i w:val="false"/>
+                <w:b w:val="false"/>
+                <w:u w:val="none"/>
+                <w:sz w:val="22"/>
+                <w:szCs w:val="22"/>
+                <w:color w:val="000000"/>
+              </w:rPr>
+              <w:t xml:space="preserve">1.90, 259</w:t>
+            </w:r>
+          </w:p>
+        </w:tc>
+        <w:tc>
+          <w:tcPr>
+            <w:tcBorders>
+              <w:bottom w:val="none" w:sz="0" w:space="0" w:color="000000"/>
+              <w:top w:val="none" w:sz="0" w:space="0" w:color="000000"/>
+              <w:left w:val="none" w:sz="0" w:space="0" w:color="000000"/>
+              <w:right w:val="none" w:sz="0" w:space="0" w:color="000000"/>
+            </w:tcBorders>
+            <w:shd w:val="clear" w:color="auto" w:fill="FFFFFF"/>
+            <w:tcMar>
+              <w:top w:w="0" w:type="dxa"/>
+              <w:bottom w:w="0" w:type="dxa"/>
+              <w:left w:w="0" w:type="dxa"/>
+              <w:right w:w="0" w:type="dxa"/>
+            </w:tcMar>
+            <w:vAlign w:val="top"/>
+          </w:tcPr>
+          <w:p>
+            <w:pPr>
+              <w:pStyle w:val="Normal"/>
+              <w:jc w:val="center"/>
+              <w:pBdr>
+                <w:bottom w:val="none" w:sz="0" w:space="0" w:color="000000"/>
+                <w:top w:val="none" w:sz="0" w:space="0" w:color="000000"/>
+                <w:left w:val="none" w:sz="0" w:space="0" w:color="000000"/>
+                <w:right w:val="none" w:sz="0" w:space="0" w:color="000000"/>
+              </w:pBdr>
+              <w:spacing w:after="100" w:before="100" w:line="240"/>
+              <w:ind w:left="100" w:right="100" w:firstLine="0" w:firstLineChars="0"/>
+              <w:rPr>
+                <w:rFonts w:ascii="Helvetica" w:hAnsi="Helvetica" w:eastAsia="Helvetica" w:cs="Helvetica"/>
+                <w:i w:val="false"/>
+                <w:b w:val="false"/>
+                <w:u w:val="none"/>
+                <w:sz w:val="22"/>
+                <w:szCs w:val="22"/>
+                <w:color w:val="000000"/>
+              </w:rPr>
+            </w:pPr>
+            <w:r>
+              <w:rPr>
+                <w:rFonts w:ascii="Helvetica" w:hAnsi="Helvetica" w:eastAsia="Helvetica" w:cs="Helvetica"/>
+                <w:i w:val="false"/>
+                <w:b w:val="false"/>
+                <w:u w:val="none"/>
+                <w:sz w:val="22"/>
+                <w:szCs w:val="22"/>
+                <w:color w:val="000000"/>
+              </w:rPr>
+              <w:t xml:space="preserve">0.013</w:t>
             </w:r>
           </w:p>
         </w:tc>
@@ -4484,113 +4484,113 @@
                 <w:szCs w:val="22"/>
                 <w:color w:val="000000"/>
               </w:rPr>
-              <w:t xml:space="preserve">1.00</w:t>
-            </w:r>
-          </w:p>
-        </w:tc>
-        <w:tc>
-          <w:tcPr>
-            <w:tcBorders>
-              <w:bottom w:val="none" w:sz="0" w:space="0" w:color="000000"/>
-              <w:top w:val="none" w:sz="0" w:space="0" w:color="000000"/>
-              <w:left w:val="none" w:sz="0" w:space="0" w:color="000000"/>
-              <w:right w:val="none" w:sz="0" w:space="0" w:color="000000"/>
-            </w:tcBorders>
-            <w:shd w:val="clear" w:color="auto" w:fill="FFFFFF"/>
-            <w:tcMar>
-              <w:top w:w="0" w:type="dxa"/>
-              <w:bottom w:w="0" w:type="dxa"/>
-              <w:left w:w="0" w:type="dxa"/>
-              <w:right w:w="0" w:type="dxa"/>
-            </w:tcMar>
-            <w:vAlign w:val="top"/>
-          </w:tcPr>
-          <w:p>
-            <w:pPr>
-              <w:pStyle w:val="Normal"/>
-              <w:jc w:val="center"/>
-              <w:pBdr>
-                <w:bottom w:val="none" w:sz="0" w:space="0" w:color="000000"/>
-                <w:top w:val="none" w:sz="0" w:space="0" w:color="000000"/>
-                <w:left w:val="none" w:sz="0" w:space="0" w:color="000000"/>
-                <w:right w:val="none" w:sz="0" w:space="0" w:color="000000"/>
-              </w:pBdr>
-              <w:spacing w:after="100" w:before="100" w:line="240"/>
-              <w:ind w:left="100" w:right="100" w:firstLine="0" w:firstLineChars="0"/>
-              <w:rPr>
-                <w:rFonts w:ascii="Helvetica" w:hAnsi="Helvetica" w:eastAsia="Helvetica" w:cs="Helvetica"/>
-                <w:i w:val="false"/>
-                <w:b w:val="false"/>
-                <w:u w:val="none"/>
-                <w:sz w:val="22"/>
-                <w:szCs w:val="22"/>
-                <w:color w:val="000000"/>
-              </w:rPr>
-            </w:pPr>
-            <w:r>
-              <w:rPr>
-                <w:rFonts w:ascii="Helvetica" w:hAnsi="Helvetica" w:eastAsia="Helvetica" w:cs="Helvetica"/>
-                <w:i w:val="false"/>
-                <w:b w:val="false"/>
-                <w:u w:val="none"/>
-                <w:sz w:val="22"/>
-                <w:szCs w:val="22"/>
-                <w:color w:val="000000"/>
-              </w:rPr>
-              <w:t xml:space="preserve">0.78, 1.29</w:t>
-            </w:r>
-          </w:p>
-        </w:tc>
-        <w:tc>
-          <w:tcPr>
-            <w:tcBorders>
-              <w:bottom w:val="none" w:sz="0" w:space="0" w:color="000000"/>
-              <w:top w:val="none" w:sz="0" w:space="0" w:color="000000"/>
-              <w:left w:val="none" w:sz="0" w:space="0" w:color="000000"/>
-              <w:right w:val="none" w:sz="0" w:space="0" w:color="000000"/>
-            </w:tcBorders>
-            <w:shd w:val="clear" w:color="auto" w:fill="FFFFFF"/>
-            <w:tcMar>
-              <w:top w:w="0" w:type="dxa"/>
-              <w:bottom w:w="0" w:type="dxa"/>
-              <w:left w:w="0" w:type="dxa"/>
-              <w:right w:w="0" w:type="dxa"/>
-            </w:tcMar>
-            <w:vAlign w:val="top"/>
-          </w:tcPr>
-          <w:p>
-            <w:pPr>
-              <w:pStyle w:val="Normal"/>
-              <w:jc w:val="center"/>
-              <w:pBdr>
-                <w:bottom w:val="none" w:sz="0" w:space="0" w:color="000000"/>
-                <w:top w:val="none" w:sz="0" w:space="0" w:color="000000"/>
-                <w:left w:val="none" w:sz="0" w:space="0" w:color="000000"/>
-                <w:right w:val="none" w:sz="0" w:space="0" w:color="000000"/>
-              </w:pBdr>
-              <w:spacing w:after="100" w:before="100" w:line="240"/>
-              <w:ind w:left="100" w:right="100" w:firstLine="0" w:firstLineChars="0"/>
-              <w:rPr>
-                <w:rFonts w:ascii="Helvetica" w:hAnsi="Helvetica" w:eastAsia="Helvetica" w:cs="Helvetica"/>
-                <w:i w:val="false"/>
-                <w:b w:val="false"/>
-                <w:u w:val="none"/>
-                <w:sz w:val="22"/>
-                <w:szCs w:val="22"/>
-                <w:color w:val="000000"/>
-              </w:rPr>
-            </w:pPr>
-            <w:r>
-              <w:rPr>
-                <w:rFonts w:ascii="Helvetica" w:hAnsi="Helvetica" w:eastAsia="Helvetica" w:cs="Helvetica"/>
-                <w:i w:val="false"/>
-                <w:b w:val="false"/>
-                <w:u w:val="none"/>
-                <w:sz w:val="22"/>
-                <w:szCs w:val="22"/>
-                <w:color w:val="000000"/>
-              </w:rPr>
-              <w:t xml:space="preserve">&gt;0.999</w:t>
+              <w:t xml:space="preserve">1.07</w:t>
+            </w:r>
+          </w:p>
+        </w:tc>
+        <w:tc>
+          <w:tcPr>
+            <w:tcBorders>
+              <w:bottom w:val="none" w:sz="0" w:space="0" w:color="000000"/>
+              <w:top w:val="none" w:sz="0" w:space="0" w:color="000000"/>
+              <w:left w:val="none" w:sz="0" w:space="0" w:color="000000"/>
+              <w:right w:val="none" w:sz="0" w:space="0" w:color="000000"/>
+            </w:tcBorders>
+            <w:shd w:val="clear" w:color="auto" w:fill="FFFFFF"/>
+            <w:tcMar>
+              <w:top w:w="0" w:type="dxa"/>
+              <w:bottom w:w="0" w:type="dxa"/>
+              <w:left w:w="0" w:type="dxa"/>
+              <w:right w:w="0" w:type="dxa"/>
+            </w:tcMar>
+            <w:vAlign w:val="top"/>
+          </w:tcPr>
+          <w:p>
+            <w:pPr>
+              <w:pStyle w:val="Normal"/>
+              <w:jc w:val="center"/>
+              <w:pBdr>
+                <w:bottom w:val="none" w:sz="0" w:space="0" w:color="000000"/>
+                <w:top w:val="none" w:sz="0" w:space="0" w:color="000000"/>
+                <w:left w:val="none" w:sz="0" w:space="0" w:color="000000"/>
+                <w:right w:val="none" w:sz="0" w:space="0" w:color="000000"/>
+              </w:pBdr>
+              <w:spacing w:after="100" w:before="100" w:line="240"/>
+              <w:ind w:left="100" w:right="100" w:firstLine="0" w:firstLineChars="0"/>
+              <w:rPr>
+                <w:rFonts w:ascii="Helvetica" w:hAnsi="Helvetica" w:eastAsia="Helvetica" w:cs="Helvetica"/>
+                <w:i w:val="false"/>
+                <w:b w:val="false"/>
+                <w:u w:val="none"/>
+                <w:sz w:val="22"/>
+                <w:szCs w:val="22"/>
+                <w:color w:val="000000"/>
+              </w:rPr>
+            </w:pPr>
+            <w:r>
+              <w:rPr>
+                <w:rFonts w:ascii="Helvetica" w:hAnsi="Helvetica" w:eastAsia="Helvetica" w:cs="Helvetica"/>
+                <w:i w:val="false"/>
+                <w:b w:val="false"/>
+                <w:u w:val="none"/>
+                <w:sz w:val="22"/>
+                <w:szCs w:val="22"/>
+                <w:color w:val="000000"/>
+              </w:rPr>
+              <w:t xml:space="preserve">0.85, 1.36</w:t>
+            </w:r>
+          </w:p>
+        </w:tc>
+        <w:tc>
+          <w:tcPr>
+            <w:tcBorders>
+              <w:bottom w:val="none" w:sz="0" w:space="0" w:color="000000"/>
+              <w:top w:val="none" w:sz="0" w:space="0" w:color="000000"/>
+              <w:left w:val="none" w:sz="0" w:space="0" w:color="000000"/>
+              <w:right w:val="none" w:sz="0" w:space="0" w:color="000000"/>
+            </w:tcBorders>
+            <w:shd w:val="clear" w:color="auto" w:fill="FFFFFF"/>
+            <w:tcMar>
+              <w:top w:w="0" w:type="dxa"/>
+              <w:bottom w:w="0" w:type="dxa"/>
+              <w:left w:w="0" w:type="dxa"/>
+              <w:right w:w="0" w:type="dxa"/>
+            </w:tcMar>
+            <w:vAlign w:val="top"/>
+          </w:tcPr>
+          <w:p>
+            <w:pPr>
+              <w:pStyle w:val="Normal"/>
+              <w:jc w:val="center"/>
+              <w:pBdr>
+                <w:bottom w:val="none" w:sz="0" w:space="0" w:color="000000"/>
+                <w:top w:val="none" w:sz="0" w:space="0" w:color="000000"/>
+                <w:left w:val="none" w:sz="0" w:space="0" w:color="000000"/>
+                <w:right w:val="none" w:sz="0" w:space="0" w:color="000000"/>
+              </w:pBdr>
+              <w:spacing w:after="100" w:before="100" w:line="240"/>
+              <w:ind w:left="100" w:right="100" w:firstLine="0" w:firstLineChars="0"/>
+              <w:rPr>
+                <w:rFonts w:ascii="Helvetica" w:hAnsi="Helvetica" w:eastAsia="Helvetica" w:cs="Helvetica"/>
+                <w:i w:val="false"/>
+                <w:b w:val="false"/>
+                <w:u w:val="none"/>
+                <w:sz w:val="22"/>
+                <w:szCs w:val="22"/>
+                <w:color w:val="000000"/>
+              </w:rPr>
+            </w:pPr>
+            <w:r>
+              <w:rPr>
+                <w:rFonts w:ascii="Helvetica" w:hAnsi="Helvetica" w:eastAsia="Helvetica" w:cs="Helvetica"/>
+                <w:i w:val="false"/>
+                <w:b w:val="false"/>
+                <w:u w:val="none"/>
+                <w:sz w:val="22"/>
+                <w:szCs w:val="22"/>
+                <w:color w:val="000000"/>
+              </w:rPr>
+              <w:t xml:space="preserve">0.550</w:t>
             </w:r>
           </w:p>
         </w:tc>
@@ -5933,113 +5933,113 @@
                 <w:szCs w:val="22"/>
                 <w:color w:val="000000"/>
               </w:rPr>
-              <w:t xml:space="preserve">1.44</w:t>
-            </w:r>
-          </w:p>
-        </w:tc>
-        <w:tc>
-          <w:tcPr>
-            <w:tcBorders>
-              <w:bottom w:val="none" w:sz="0" w:space="0" w:color="000000"/>
-              <w:top w:val="none" w:sz="0" w:space="0" w:color="000000"/>
-              <w:left w:val="none" w:sz="0" w:space="0" w:color="000000"/>
-              <w:right w:val="none" w:sz="0" w:space="0" w:color="000000"/>
-            </w:tcBorders>
-            <w:shd w:val="clear" w:color="auto" w:fill="FFFFFF"/>
-            <w:tcMar>
-              <w:top w:w="0" w:type="dxa"/>
-              <w:bottom w:w="0" w:type="dxa"/>
-              <w:left w:w="0" w:type="dxa"/>
-              <w:right w:w="0" w:type="dxa"/>
-            </w:tcMar>
-            <w:vAlign w:val="top"/>
-          </w:tcPr>
-          <w:p>
-            <w:pPr>
-              <w:pStyle w:val="Normal"/>
-              <w:jc w:val="center"/>
-              <w:pBdr>
-                <w:bottom w:val="none" w:sz="0" w:space="0" w:color="000000"/>
-                <w:top w:val="none" w:sz="0" w:space="0" w:color="000000"/>
-                <w:left w:val="none" w:sz="0" w:space="0" w:color="000000"/>
-                <w:right w:val="none" w:sz="0" w:space="0" w:color="000000"/>
-              </w:pBdr>
-              <w:spacing w:after="100" w:before="100" w:line="240"/>
-              <w:ind w:left="100" w:right="100" w:firstLine="0" w:firstLineChars="0"/>
-              <w:rPr>
-                <w:rFonts w:ascii="Helvetica" w:hAnsi="Helvetica" w:eastAsia="Helvetica" w:cs="Helvetica"/>
-                <w:i w:val="false"/>
-                <w:b w:val="false"/>
-                <w:u w:val="none"/>
-                <w:sz w:val="22"/>
-                <w:szCs w:val="22"/>
-                <w:color w:val="000000"/>
-              </w:rPr>
-            </w:pPr>
-            <w:r>
-              <w:rPr>
-                <w:rFonts w:ascii="Helvetica" w:hAnsi="Helvetica" w:eastAsia="Helvetica" w:cs="Helvetica"/>
-                <w:i w:val="false"/>
-                <w:b w:val="false"/>
-                <w:u w:val="none"/>
-                <w:sz w:val="22"/>
-                <w:szCs w:val="22"/>
-                <w:color w:val="000000"/>
-              </w:rPr>
-              <w:t xml:space="preserve">0.37, 5.59</w:t>
-            </w:r>
-          </w:p>
-        </w:tc>
-        <w:tc>
-          <w:tcPr>
-            <w:tcBorders>
-              <w:bottom w:val="none" w:sz="0" w:space="0" w:color="000000"/>
-              <w:top w:val="none" w:sz="0" w:space="0" w:color="000000"/>
-              <w:left w:val="none" w:sz="0" w:space="0" w:color="000000"/>
-              <w:right w:val="none" w:sz="0" w:space="0" w:color="000000"/>
-            </w:tcBorders>
-            <w:shd w:val="clear" w:color="auto" w:fill="FFFFFF"/>
-            <w:tcMar>
-              <w:top w:w="0" w:type="dxa"/>
-              <w:bottom w:w="0" w:type="dxa"/>
-              <w:left w:w="0" w:type="dxa"/>
-              <w:right w:w="0" w:type="dxa"/>
-            </w:tcMar>
-            <w:vAlign w:val="top"/>
-          </w:tcPr>
-          <w:p>
-            <w:pPr>
-              <w:pStyle w:val="Normal"/>
-              <w:jc w:val="center"/>
-              <w:pBdr>
-                <w:bottom w:val="none" w:sz="0" w:space="0" w:color="000000"/>
-                <w:top w:val="none" w:sz="0" w:space="0" w:color="000000"/>
-                <w:left w:val="none" w:sz="0" w:space="0" w:color="000000"/>
-                <w:right w:val="none" w:sz="0" w:space="0" w:color="000000"/>
-              </w:pBdr>
-              <w:spacing w:after="100" w:before="100" w:line="240"/>
-              <w:ind w:left="100" w:right="100" w:firstLine="0" w:firstLineChars="0"/>
-              <w:rPr>
-                <w:rFonts w:ascii="Helvetica" w:hAnsi="Helvetica" w:eastAsia="Helvetica" w:cs="Helvetica"/>
-                <w:i w:val="false"/>
-                <w:b w:val="false"/>
-                <w:u w:val="none"/>
-                <w:sz w:val="22"/>
-                <w:szCs w:val="22"/>
-                <w:color w:val="000000"/>
-              </w:rPr>
-            </w:pPr>
-            <w:r>
-              <w:rPr>
-                <w:rFonts w:ascii="Helvetica" w:hAnsi="Helvetica" w:eastAsia="Helvetica" w:cs="Helvetica"/>
-                <w:i w:val="false"/>
-                <w:b w:val="false"/>
-                <w:u w:val="none"/>
-                <w:sz w:val="22"/>
-                <w:szCs w:val="22"/>
-                <w:color w:val="000000"/>
-              </w:rPr>
-              <w:t xml:space="preserve">0.600</w:t>
+              <w:t xml:space="preserve">1.77</w:t>
+            </w:r>
+          </w:p>
+        </w:tc>
+        <w:tc>
+          <w:tcPr>
+            <w:tcBorders>
+              <w:bottom w:val="none" w:sz="0" w:space="0" w:color="000000"/>
+              <w:top w:val="none" w:sz="0" w:space="0" w:color="000000"/>
+              <w:left w:val="none" w:sz="0" w:space="0" w:color="000000"/>
+              <w:right w:val="none" w:sz="0" w:space="0" w:color="000000"/>
+            </w:tcBorders>
+            <w:shd w:val="clear" w:color="auto" w:fill="FFFFFF"/>
+            <w:tcMar>
+              <w:top w:w="0" w:type="dxa"/>
+              <w:bottom w:w="0" w:type="dxa"/>
+              <w:left w:w="0" w:type="dxa"/>
+              <w:right w:w="0" w:type="dxa"/>
+            </w:tcMar>
+            <w:vAlign w:val="top"/>
+          </w:tcPr>
+          <w:p>
+            <w:pPr>
+              <w:pStyle w:val="Normal"/>
+              <w:jc w:val="center"/>
+              <w:pBdr>
+                <w:bottom w:val="none" w:sz="0" w:space="0" w:color="000000"/>
+                <w:top w:val="none" w:sz="0" w:space="0" w:color="000000"/>
+                <w:left w:val="none" w:sz="0" w:space="0" w:color="000000"/>
+                <w:right w:val="none" w:sz="0" w:space="0" w:color="000000"/>
+              </w:pBdr>
+              <w:spacing w:after="100" w:before="100" w:line="240"/>
+              <w:ind w:left="100" w:right="100" w:firstLine="0" w:firstLineChars="0"/>
+              <w:rPr>
+                <w:rFonts w:ascii="Helvetica" w:hAnsi="Helvetica" w:eastAsia="Helvetica" w:cs="Helvetica"/>
+                <w:i w:val="false"/>
+                <w:b w:val="false"/>
+                <w:u w:val="none"/>
+                <w:sz w:val="22"/>
+                <w:szCs w:val="22"/>
+                <w:color w:val="000000"/>
+              </w:rPr>
+            </w:pPr>
+            <w:r>
+              <w:rPr>
+                <w:rFonts w:ascii="Helvetica" w:hAnsi="Helvetica" w:eastAsia="Helvetica" w:cs="Helvetica"/>
+                <w:i w:val="false"/>
+                <w:b w:val="false"/>
+                <w:u w:val="none"/>
+                <w:sz w:val="22"/>
+                <w:szCs w:val="22"/>
+                <w:color w:val="000000"/>
+              </w:rPr>
+              <w:t xml:space="preserve">0.47, 6.61</w:t>
+            </w:r>
+          </w:p>
+        </w:tc>
+        <w:tc>
+          <w:tcPr>
+            <w:tcBorders>
+              <w:bottom w:val="none" w:sz="0" w:space="0" w:color="000000"/>
+              <w:top w:val="none" w:sz="0" w:space="0" w:color="000000"/>
+              <w:left w:val="none" w:sz="0" w:space="0" w:color="000000"/>
+              <w:right w:val="none" w:sz="0" w:space="0" w:color="000000"/>
+            </w:tcBorders>
+            <w:shd w:val="clear" w:color="auto" w:fill="FFFFFF"/>
+            <w:tcMar>
+              <w:top w:w="0" w:type="dxa"/>
+              <w:bottom w:w="0" w:type="dxa"/>
+              <w:left w:w="0" w:type="dxa"/>
+              <w:right w:w="0" w:type="dxa"/>
+            </w:tcMar>
+            <w:vAlign w:val="top"/>
+          </w:tcPr>
+          <w:p>
+            <w:pPr>
+              <w:pStyle w:val="Normal"/>
+              <w:jc w:val="center"/>
+              <w:pBdr>
+                <w:bottom w:val="none" w:sz="0" w:space="0" w:color="000000"/>
+                <w:top w:val="none" w:sz="0" w:space="0" w:color="000000"/>
+                <w:left w:val="none" w:sz="0" w:space="0" w:color="000000"/>
+                <w:right w:val="none" w:sz="0" w:space="0" w:color="000000"/>
+              </w:pBdr>
+              <w:spacing w:after="100" w:before="100" w:line="240"/>
+              <w:ind w:left="100" w:right="100" w:firstLine="0" w:firstLineChars="0"/>
+              <w:rPr>
+                <w:rFonts w:ascii="Helvetica" w:hAnsi="Helvetica" w:eastAsia="Helvetica" w:cs="Helvetica"/>
+                <w:i w:val="false"/>
+                <w:b w:val="false"/>
+                <w:u w:val="none"/>
+                <w:sz w:val="22"/>
+                <w:szCs w:val="22"/>
+                <w:color w:val="000000"/>
+              </w:rPr>
+            </w:pPr>
+            <w:r>
+              <w:rPr>
+                <w:rFonts w:ascii="Helvetica" w:hAnsi="Helvetica" w:eastAsia="Helvetica" w:cs="Helvetica"/>
+                <w:i w:val="false"/>
+                <w:b w:val="false"/>
+                <w:u w:val="none"/>
+                <w:sz w:val="22"/>
+                <w:szCs w:val="22"/>
+                <w:color w:val="000000"/>
+              </w:rPr>
+              <w:t xml:space="preserve">0.390</w:t>
             </w:r>
           </w:p>
         </w:tc>
@@ -7382,113 +7382,113 @@
                 <w:szCs w:val="22"/>
                 <w:color w:val="000000"/>
               </w:rPr>
-              <w:t xml:space="preserve">0.00</w:t>
-            </w:r>
-          </w:p>
-        </w:tc>
-        <w:tc>
-          <w:tcPr>
-            <w:tcBorders>
-              <w:bottom w:val="none" w:sz="0" w:space="0" w:color="000000"/>
-              <w:top w:val="none" w:sz="0" w:space="0" w:color="000000"/>
-              <w:left w:val="none" w:sz="0" w:space="0" w:color="000000"/>
-              <w:right w:val="none" w:sz="0" w:space="0" w:color="000000"/>
-            </w:tcBorders>
-            <w:shd w:val="clear" w:color="auto" w:fill="FFFFFF"/>
-            <w:tcMar>
-              <w:top w:w="0" w:type="dxa"/>
-              <w:bottom w:w="0" w:type="dxa"/>
-              <w:left w:w="0" w:type="dxa"/>
-              <w:right w:w="0" w:type="dxa"/>
-            </w:tcMar>
-            <w:vAlign w:val="top"/>
-          </w:tcPr>
-          <w:p>
-            <w:pPr>
-              <w:pStyle w:val="Normal"/>
-              <w:jc w:val="center"/>
-              <w:pBdr>
-                <w:bottom w:val="none" w:sz="0" w:space="0" w:color="000000"/>
-                <w:top w:val="none" w:sz="0" w:space="0" w:color="000000"/>
-                <w:left w:val="none" w:sz="0" w:space="0" w:color="000000"/>
-                <w:right w:val="none" w:sz="0" w:space="0" w:color="000000"/>
-              </w:pBdr>
-              <w:spacing w:after="100" w:before="100" w:line="240"/>
-              <w:ind w:left="100" w:right="100" w:firstLine="0" w:firstLineChars="0"/>
-              <w:rPr>
-                <w:rFonts w:ascii="Helvetica" w:hAnsi="Helvetica" w:eastAsia="Helvetica" w:cs="Helvetica"/>
-                <w:i w:val="false"/>
-                <w:b w:val="false"/>
-                <w:u w:val="none"/>
-                <w:sz w:val="22"/>
-                <w:szCs w:val="22"/>
-                <w:color w:val="000000"/>
-              </w:rPr>
-            </w:pPr>
-            <w:r>
-              <w:rPr>
-                <w:rFonts w:ascii="Helvetica" w:hAnsi="Helvetica" w:eastAsia="Helvetica" w:cs="Helvetica"/>
-                <w:i w:val="false"/>
-                <w:b w:val="false"/>
-                <w:u w:val="none"/>
-                <w:sz w:val="22"/>
-                <w:szCs w:val="22"/>
-                <w:color w:val="000000"/>
-              </w:rPr>
-              <w:t xml:space="preserve">0.00, 0.22</w:t>
-            </w:r>
-          </w:p>
-        </w:tc>
-        <w:tc>
-          <w:tcPr>
-            <w:tcBorders>
-              <w:bottom w:val="none" w:sz="0" w:space="0" w:color="000000"/>
-              <w:top w:val="none" w:sz="0" w:space="0" w:color="000000"/>
-              <w:left w:val="none" w:sz="0" w:space="0" w:color="000000"/>
-              <w:right w:val="none" w:sz="0" w:space="0" w:color="000000"/>
-            </w:tcBorders>
-            <w:shd w:val="clear" w:color="auto" w:fill="FFFFFF"/>
-            <w:tcMar>
-              <w:top w:w="0" w:type="dxa"/>
-              <w:bottom w:w="0" w:type="dxa"/>
-              <w:left w:w="0" w:type="dxa"/>
-              <w:right w:w="0" w:type="dxa"/>
-            </w:tcMar>
-            <w:vAlign w:val="top"/>
-          </w:tcPr>
-          <w:p>
-            <w:pPr>
-              <w:pStyle w:val="Normal"/>
-              <w:jc w:val="center"/>
-              <w:pBdr>
-                <w:bottom w:val="none" w:sz="0" w:space="0" w:color="000000"/>
-                <w:top w:val="none" w:sz="0" w:space="0" w:color="000000"/>
-                <w:left w:val="none" w:sz="0" w:space="0" w:color="000000"/>
-                <w:right w:val="none" w:sz="0" w:space="0" w:color="000000"/>
-              </w:pBdr>
-              <w:spacing w:after="100" w:before="100" w:line="240"/>
-              <w:ind w:left="100" w:right="100" w:firstLine="0" w:firstLineChars="0"/>
-              <w:rPr>
-                <w:rFonts w:ascii="Helvetica" w:hAnsi="Helvetica" w:eastAsia="Helvetica" w:cs="Helvetica"/>
-                <w:i w:val="false"/>
-                <w:b w:val="false"/>
-                <w:u w:val="none"/>
-                <w:sz w:val="22"/>
-                <w:szCs w:val="22"/>
-                <w:color w:val="000000"/>
-              </w:rPr>
-            </w:pPr>
-            <w:r>
-              <w:rPr>
-                <w:rFonts w:ascii="Helvetica" w:hAnsi="Helvetica" w:eastAsia="Helvetica" w:cs="Helvetica"/>
-                <w:i w:val="false"/>
-                <w:b w:val="false"/>
-                <w:u w:val="none"/>
-                <w:sz w:val="22"/>
-                <w:szCs w:val="22"/>
-                <w:color w:val="000000"/>
-              </w:rPr>
-              <w:t xml:space="preserve">0.008</w:t>
+              <w:t xml:space="preserve">0.01</w:t>
+            </w:r>
+          </w:p>
+        </w:tc>
+        <w:tc>
+          <w:tcPr>
+            <w:tcBorders>
+              <w:bottom w:val="none" w:sz="0" w:space="0" w:color="000000"/>
+              <w:top w:val="none" w:sz="0" w:space="0" w:color="000000"/>
+              <w:left w:val="none" w:sz="0" w:space="0" w:color="000000"/>
+              <w:right w:val="none" w:sz="0" w:space="0" w:color="000000"/>
+            </w:tcBorders>
+            <w:shd w:val="clear" w:color="auto" w:fill="FFFFFF"/>
+            <w:tcMar>
+              <w:top w:w="0" w:type="dxa"/>
+              <w:bottom w:w="0" w:type="dxa"/>
+              <w:left w:w="0" w:type="dxa"/>
+              <w:right w:w="0" w:type="dxa"/>
+            </w:tcMar>
+            <w:vAlign w:val="top"/>
+          </w:tcPr>
+          <w:p>
+            <w:pPr>
+              <w:pStyle w:val="Normal"/>
+              <w:jc w:val="center"/>
+              <w:pBdr>
+                <w:bottom w:val="none" w:sz="0" w:space="0" w:color="000000"/>
+                <w:top w:val="none" w:sz="0" w:space="0" w:color="000000"/>
+                <w:left w:val="none" w:sz="0" w:space="0" w:color="000000"/>
+                <w:right w:val="none" w:sz="0" w:space="0" w:color="000000"/>
+              </w:pBdr>
+              <w:spacing w:after="100" w:before="100" w:line="240"/>
+              <w:ind w:left="100" w:right="100" w:firstLine="0" w:firstLineChars="0"/>
+              <w:rPr>
+                <w:rFonts w:ascii="Helvetica" w:hAnsi="Helvetica" w:eastAsia="Helvetica" w:cs="Helvetica"/>
+                <w:i w:val="false"/>
+                <w:b w:val="false"/>
+                <w:u w:val="none"/>
+                <w:sz w:val="22"/>
+                <w:szCs w:val="22"/>
+                <w:color w:val="000000"/>
+              </w:rPr>
+            </w:pPr>
+            <w:r>
+              <w:rPr>
+                <w:rFonts w:ascii="Helvetica" w:hAnsi="Helvetica" w:eastAsia="Helvetica" w:cs="Helvetica"/>
+                <w:i w:val="false"/>
+                <w:b w:val="false"/>
+                <w:u w:val="none"/>
+                <w:sz w:val="22"/>
+                <w:szCs w:val="22"/>
+                <w:color w:val="000000"/>
+              </w:rPr>
+              <w:t xml:space="preserve">0.00, 0.51</w:t>
+            </w:r>
+          </w:p>
+        </w:tc>
+        <w:tc>
+          <w:tcPr>
+            <w:tcBorders>
+              <w:bottom w:val="none" w:sz="0" w:space="0" w:color="000000"/>
+              <w:top w:val="none" w:sz="0" w:space="0" w:color="000000"/>
+              <w:left w:val="none" w:sz="0" w:space="0" w:color="000000"/>
+              <w:right w:val="none" w:sz="0" w:space="0" w:color="000000"/>
+            </w:tcBorders>
+            <w:shd w:val="clear" w:color="auto" w:fill="FFFFFF"/>
+            <w:tcMar>
+              <w:top w:w="0" w:type="dxa"/>
+              <w:bottom w:w="0" w:type="dxa"/>
+              <w:left w:w="0" w:type="dxa"/>
+              <w:right w:w="0" w:type="dxa"/>
+            </w:tcMar>
+            <w:vAlign w:val="top"/>
+          </w:tcPr>
+          <w:p>
+            <w:pPr>
+              <w:pStyle w:val="Normal"/>
+              <w:jc w:val="center"/>
+              <w:pBdr>
+                <w:bottom w:val="none" w:sz="0" w:space="0" w:color="000000"/>
+                <w:top w:val="none" w:sz="0" w:space="0" w:color="000000"/>
+                <w:left w:val="none" w:sz="0" w:space="0" w:color="000000"/>
+                <w:right w:val="none" w:sz="0" w:space="0" w:color="000000"/>
+              </w:pBdr>
+              <w:spacing w:after="100" w:before="100" w:line="240"/>
+              <w:ind w:left="100" w:right="100" w:firstLine="0" w:firstLineChars="0"/>
+              <w:rPr>
+                <w:rFonts w:ascii="Helvetica" w:hAnsi="Helvetica" w:eastAsia="Helvetica" w:cs="Helvetica"/>
+                <w:i w:val="false"/>
+                <w:b w:val="false"/>
+                <w:u w:val="none"/>
+                <w:sz w:val="22"/>
+                <w:szCs w:val="22"/>
+                <w:color w:val="000000"/>
+              </w:rPr>
+            </w:pPr>
+            <w:r>
+              <w:rPr>
+                <w:rFonts w:ascii="Helvetica" w:hAnsi="Helvetica" w:eastAsia="Helvetica" w:cs="Helvetica"/>
+                <w:i w:val="false"/>
+                <w:b w:val="false"/>
+                <w:u w:val="none"/>
+                <w:sz w:val="22"/>
+                <w:szCs w:val="22"/>
+                <w:color w:val="000000"/>
+              </w:rPr>
+              <w:t xml:space="preserve">0.022</w:t>
             </w:r>
           </w:p>
         </w:tc>
@@ -7865,113 +7865,113 @@
                 <w:szCs w:val="22"/>
                 <w:color w:val="000000"/>
               </w:rPr>
-              <w:t xml:space="preserve">0.12</w:t>
-            </w:r>
-          </w:p>
-        </w:tc>
-        <w:tc>
-          <w:tcPr>
-            <w:tcBorders>
-              <w:bottom w:val="none" w:sz="0" w:space="0" w:color="000000"/>
-              <w:top w:val="none" w:sz="0" w:space="0" w:color="000000"/>
-              <w:left w:val="none" w:sz="0" w:space="0" w:color="000000"/>
-              <w:right w:val="none" w:sz="0" w:space="0" w:color="000000"/>
-            </w:tcBorders>
-            <w:shd w:val="clear" w:color="auto" w:fill="FFFFFF"/>
-            <w:tcMar>
-              <w:top w:w="0" w:type="dxa"/>
-              <w:bottom w:w="0" w:type="dxa"/>
-              <w:left w:w="0" w:type="dxa"/>
-              <w:right w:w="0" w:type="dxa"/>
-            </w:tcMar>
-            <w:vAlign w:val="top"/>
-          </w:tcPr>
-          <w:p>
-            <w:pPr>
-              <w:pStyle w:val="Normal"/>
-              <w:jc w:val="center"/>
-              <w:pBdr>
-                <w:bottom w:val="none" w:sz="0" w:space="0" w:color="000000"/>
-                <w:top w:val="none" w:sz="0" w:space="0" w:color="000000"/>
-                <w:left w:val="none" w:sz="0" w:space="0" w:color="000000"/>
-                <w:right w:val="none" w:sz="0" w:space="0" w:color="000000"/>
-              </w:pBdr>
-              <w:spacing w:after="100" w:before="100" w:line="240"/>
-              <w:ind w:left="100" w:right="100" w:firstLine="0" w:firstLineChars="0"/>
-              <w:rPr>
-                <w:rFonts w:ascii="Helvetica" w:hAnsi="Helvetica" w:eastAsia="Helvetica" w:cs="Helvetica"/>
-                <w:i w:val="false"/>
-                <w:b w:val="false"/>
-                <w:u w:val="none"/>
-                <w:sz w:val="22"/>
-                <w:szCs w:val="22"/>
-                <w:color w:val="000000"/>
-              </w:rPr>
-            </w:pPr>
-            <w:r>
-              <w:rPr>
-                <w:rFonts w:ascii="Helvetica" w:hAnsi="Helvetica" w:eastAsia="Helvetica" w:cs="Helvetica"/>
-                <w:i w:val="false"/>
-                <w:b w:val="false"/>
-                <w:u w:val="none"/>
-                <w:sz w:val="22"/>
-                <w:szCs w:val="22"/>
-                <w:color w:val="000000"/>
-              </w:rPr>
-              <w:t xml:space="preserve">0.01, 2.13</w:t>
-            </w:r>
-          </w:p>
-        </w:tc>
-        <w:tc>
-          <w:tcPr>
-            <w:tcBorders>
-              <w:bottom w:val="none" w:sz="0" w:space="0" w:color="000000"/>
-              <w:top w:val="none" w:sz="0" w:space="0" w:color="000000"/>
-              <w:left w:val="none" w:sz="0" w:space="0" w:color="000000"/>
-              <w:right w:val="none" w:sz="0" w:space="0" w:color="000000"/>
-            </w:tcBorders>
-            <w:shd w:val="clear" w:color="auto" w:fill="FFFFFF"/>
-            <w:tcMar>
-              <w:top w:w="0" w:type="dxa"/>
-              <w:bottom w:w="0" w:type="dxa"/>
-              <w:left w:w="0" w:type="dxa"/>
-              <w:right w:w="0" w:type="dxa"/>
-            </w:tcMar>
-            <w:vAlign w:val="top"/>
-          </w:tcPr>
-          <w:p>
-            <w:pPr>
-              <w:pStyle w:val="Normal"/>
-              <w:jc w:val="center"/>
-              <w:pBdr>
-                <w:bottom w:val="none" w:sz="0" w:space="0" w:color="000000"/>
-                <w:top w:val="none" w:sz="0" w:space="0" w:color="000000"/>
-                <w:left w:val="none" w:sz="0" w:space="0" w:color="000000"/>
-                <w:right w:val="none" w:sz="0" w:space="0" w:color="000000"/>
-              </w:pBdr>
-              <w:spacing w:after="100" w:before="100" w:line="240"/>
-              <w:ind w:left="100" w:right="100" w:firstLine="0" w:firstLineChars="0"/>
-              <w:rPr>
-                <w:rFonts w:ascii="Helvetica" w:hAnsi="Helvetica" w:eastAsia="Helvetica" w:cs="Helvetica"/>
-                <w:i w:val="false"/>
-                <w:b w:val="false"/>
-                <w:u w:val="none"/>
-                <w:sz w:val="22"/>
-                <w:szCs w:val="22"/>
-                <w:color w:val="000000"/>
-              </w:rPr>
-            </w:pPr>
-            <w:r>
-              <w:rPr>
-                <w:rFonts w:ascii="Helvetica" w:hAnsi="Helvetica" w:eastAsia="Helvetica" w:cs="Helvetica"/>
-                <w:i w:val="false"/>
-                <w:b w:val="false"/>
-                <w:u w:val="none"/>
-                <w:sz w:val="22"/>
-                <w:szCs w:val="22"/>
-                <w:color w:val="000000"/>
-              </w:rPr>
-              <w:t xml:space="preserve">0.150</w:t>
+              <w:t xml:space="preserve">0.10</w:t>
+            </w:r>
+          </w:p>
+        </w:tc>
+        <w:tc>
+          <w:tcPr>
+            <w:tcBorders>
+              <w:bottom w:val="none" w:sz="0" w:space="0" w:color="000000"/>
+              <w:top w:val="none" w:sz="0" w:space="0" w:color="000000"/>
+              <w:left w:val="none" w:sz="0" w:space="0" w:color="000000"/>
+              <w:right w:val="none" w:sz="0" w:space="0" w:color="000000"/>
+            </w:tcBorders>
+            <w:shd w:val="clear" w:color="auto" w:fill="FFFFFF"/>
+            <w:tcMar>
+              <w:top w:w="0" w:type="dxa"/>
+              <w:bottom w:w="0" w:type="dxa"/>
+              <w:left w:w="0" w:type="dxa"/>
+              <w:right w:w="0" w:type="dxa"/>
+            </w:tcMar>
+            <w:vAlign w:val="top"/>
+          </w:tcPr>
+          <w:p>
+            <w:pPr>
+              <w:pStyle w:val="Normal"/>
+              <w:jc w:val="center"/>
+              <w:pBdr>
+                <w:bottom w:val="none" w:sz="0" w:space="0" w:color="000000"/>
+                <w:top w:val="none" w:sz="0" w:space="0" w:color="000000"/>
+                <w:left w:val="none" w:sz="0" w:space="0" w:color="000000"/>
+                <w:right w:val="none" w:sz="0" w:space="0" w:color="000000"/>
+              </w:pBdr>
+              <w:spacing w:after="100" w:before="100" w:line="240"/>
+              <w:ind w:left="100" w:right="100" w:firstLine="0" w:firstLineChars="0"/>
+              <w:rPr>
+                <w:rFonts w:ascii="Helvetica" w:hAnsi="Helvetica" w:eastAsia="Helvetica" w:cs="Helvetica"/>
+                <w:i w:val="false"/>
+                <w:b w:val="false"/>
+                <w:u w:val="none"/>
+                <w:sz w:val="22"/>
+                <w:szCs w:val="22"/>
+                <w:color w:val="000000"/>
+              </w:rPr>
+            </w:pPr>
+            <w:r>
+              <w:rPr>
+                <w:rFonts w:ascii="Helvetica" w:hAnsi="Helvetica" w:eastAsia="Helvetica" w:cs="Helvetica"/>
+                <w:i w:val="false"/>
+                <w:b w:val="false"/>
+                <w:u w:val="none"/>
+                <w:sz w:val="22"/>
+                <w:szCs w:val="22"/>
+                <w:color w:val="000000"/>
+              </w:rPr>
+              <w:t xml:space="preserve">0.01, 1.15</w:t>
+            </w:r>
+          </w:p>
+        </w:tc>
+        <w:tc>
+          <w:tcPr>
+            <w:tcBorders>
+              <w:bottom w:val="none" w:sz="0" w:space="0" w:color="000000"/>
+              <w:top w:val="none" w:sz="0" w:space="0" w:color="000000"/>
+              <w:left w:val="none" w:sz="0" w:space="0" w:color="000000"/>
+              <w:right w:val="none" w:sz="0" w:space="0" w:color="000000"/>
+            </w:tcBorders>
+            <w:shd w:val="clear" w:color="auto" w:fill="FFFFFF"/>
+            <w:tcMar>
+              <w:top w:w="0" w:type="dxa"/>
+              <w:bottom w:w="0" w:type="dxa"/>
+              <w:left w:w="0" w:type="dxa"/>
+              <w:right w:w="0" w:type="dxa"/>
+            </w:tcMar>
+            <w:vAlign w:val="top"/>
+          </w:tcPr>
+          <w:p>
+            <w:pPr>
+              <w:pStyle w:val="Normal"/>
+              <w:jc w:val="center"/>
+              <w:pBdr>
+                <w:bottom w:val="none" w:sz="0" w:space="0" w:color="000000"/>
+                <w:top w:val="none" w:sz="0" w:space="0" w:color="000000"/>
+                <w:left w:val="none" w:sz="0" w:space="0" w:color="000000"/>
+                <w:right w:val="none" w:sz="0" w:space="0" w:color="000000"/>
+              </w:pBdr>
+              <w:spacing w:after="100" w:before="100" w:line="240"/>
+              <w:ind w:left="100" w:right="100" w:firstLine="0" w:firstLineChars="0"/>
+              <w:rPr>
+                <w:rFonts w:ascii="Helvetica" w:hAnsi="Helvetica" w:eastAsia="Helvetica" w:cs="Helvetica"/>
+                <w:i w:val="false"/>
+                <w:b w:val="false"/>
+                <w:u w:val="none"/>
+                <w:sz w:val="22"/>
+                <w:szCs w:val="22"/>
+                <w:color w:val="000000"/>
+              </w:rPr>
+            </w:pPr>
+            <w:r>
+              <w:rPr>
+                <w:rFonts w:ascii="Helvetica" w:hAnsi="Helvetica" w:eastAsia="Helvetica" w:cs="Helvetica"/>
+                <w:i w:val="false"/>
+                <w:b w:val="false"/>
+                <w:u w:val="none"/>
+                <w:sz w:val="22"/>
+                <w:szCs w:val="22"/>
+                <w:color w:val="000000"/>
+              </w:rPr>
+              <w:t xml:space="preserve">0.065</w:t>
             </w:r>
           </w:p>
         </w:tc>
@@ -8348,113 +8348,113 @@
                 <w:szCs w:val="22"/>
                 <w:color w:val="000000"/>
               </w:rPr>
-              <w:t xml:space="preserve">0.04</w:t>
-            </w:r>
-          </w:p>
-        </w:tc>
-        <w:tc>
-          <w:tcPr>
-            <w:tcBorders>
-              <w:bottom w:val="none" w:sz="0" w:space="0" w:color="000000"/>
-              <w:top w:val="none" w:sz="0" w:space="0" w:color="000000"/>
-              <w:left w:val="none" w:sz="0" w:space="0" w:color="000000"/>
-              <w:right w:val="none" w:sz="0" w:space="0" w:color="000000"/>
-            </w:tcBorders>
-            <w:shd w:val="clear" w:color="auto" w:fill="FFFFFF"/>
-            <w:tcMar>
-              <w:top w:w="0" w:type="dxa"/>
-              <w:bottom w:w="0" w:type="dxa"/>
-              <w:left w:w="0" w:type="dxa"/>
-              <w:right w:w="0" w:type="dxa"/>
-            </w:tcMar>
-            <w:vAlign w:val="top"/>
-          </w:tcPr>
-          <w:p>
-            <w:pPr>
-              <w:pStyle w:val="Normal"/>
-              <w:jc w:val="center"/>
-              <w:pBdr>
-                <w:bottom w:val="none" w:sz="0" w:space="0" w:color="000000"/>
-                <w:top w:val="none" w:sz="0" w:space="0" w:color="000000"/>
-                <w:left w:val="none" w:sz="0" w:space="0" w:color="000000"/>
-                <w:right w:val="none" w:sz="0" w:space="0" w:color="000000"/>
-              </w:pBdr>
-              <w:spacing w:after="100" w:before="100" w:line="240"/>
-              <w:ind w:left="100" w:right="100" w:firstLine="0" w:firstLineChars="0"/>
-              <w:rPr>
-                <w:rFonts w:ascii="Helvetica" w:hAnsi="Helvetica" w:eastAsia="Helvetica" w:cs="Helvetica"/>
-                <w:i w:val="false"/>
-                <w:b w:val="false"/>
-                <w:u w:val="none"/>
-                <w:sz w:val="22"/>
-                <w:szCs w:val="22"/>
-                <w:color w:val="000000"/>
-              </w:rPr>
-            </w:pPr>
-            <w:r>
-              <w:rPr>
-                <w:rFonts w:ascii="Helvetica" w:hAnsi="Helvetica" w:eastAsia="Helvetica" w:cs="Helvetica"/>
-                <w:i w:val="false"/>
-                <w:b w:val="false"/>
-                <w:u w:val="none"/>
-                <w:sz w:val="22"/>
-                <w:szCs w:val="22"/>
-                <w:color w:val="000000"/>
-              </w:rPr>
-              <w:t xml:space="preserve">0.00, 3.00</w:t>
-            </w:r>
-          </w:p>
-        </w:tc>
-        <w:tc>
-          <w:tcPr>
-            <w:tcBorders>
-              <w:bottom w:val="none" w:sz="0" w:space="0" w:color="000000"/>
-              <w:top w:val="none" w:sz="0" w:space="0" w:color="000000"/>
-              <w:left w:val="none" w:sz="0" w:space="0" w:color="000000"/>
-              <w:right w:val="none" w:sz="0" w:space="0" w:color="000000"/>
-            </w:tcBorders>
-            <w:shd w:val="clear" w:color="auto" w:fill="FFFFFF"/>
-            <w:tcMar>
-              <w:top w:w="0" w:type="dxa"/>
-              <w:bottom w:w="0" w:type="dxa"/>
-              <w:left w:w="0" w:type="dxa"/>
-              <w:right w:w="0" w:type="dxa"/>
-            </w:tcMar>
-            <w:vAlign w:val="top"/>
-          </w:tcPr>
-          <w:p>
-            <w:pPr>
-              <w:pStyle w:val="Normal"/>
-              <w:jc w:val="center"/>
-              <w:pBdr>
-                <w:bottom w:val="none" w:sz="0" w:space="0" w:color="000000"/>
-                <w:top w:val="none" w:sz="0" w:space="0" w:color="000000"/>
-                <w:left w:val="none" w:sz="0" w:space="0" w:color="000000"/>
-                <w:right w:val="none" w:sz="0" w:space="0" w:color="000000"/>
-              </w:pBdr>
-              <w:spacing w:after="100" w:before="100" w:line="240"/>
-              <w:ind w:left="100" w:right="100" w:firstLine="0" w:firstLineChars="0"/>
-              <w:rPr>
-                <w:rFonts w:ascii="Helvetica" w:hAnsi="Helvetica" w:eastAsia="Helvetica" w:cs="Helvetica"/>
-                <w:i w:val="false"/>
-                <w:b w:val="false"/>
-                <w:u w:val="none"/>
-                <w:sz w:val="22"/>
-                <w:szCs w:val="22"/>
-                <w:color w:val="000000"/>
-              </w:rPr>
-            </w:pPr>
-            <w:r>
-              <w:rPr>
-                <w:rFonts w:ascii="Helvetica" w:hAnsi="Helvetica" w:eastAsia="Helvetica" w:cs="Helvetica"/>
-                <w:i w:val="false"/>
-                <w:b w:val="false"/>
-                <w:u w:val="none"/>
-                <w:sz w:val="22"/>
-                <w:szCs w:val="22"/>
-                <w:color w:val="000000"/>
-              </w:rPr>
-              <w:t xml:space="preserve">0.140</w:t>
+              <w:t xml:space="preserve">0.05</w:t>
+            </w:r>
+          </w:p>
+        </w:tc>
+        <w:tc>
+          <w:tcPr>
+            <w:tcBorders>
+              <w:bottom w:val="none" w:sz="0" w:space="0" w:color="000000"/>
+              <w:top w:val="none" w:sz="0" w:space="0" w:color="000000"/>
+              <w:left w:val="none" w:sz="0" w:space="0" w:color="000000"/>
+              <w:right w:val="none" w:sz="0" w:space="0" w:color="000000"/>
+            </w:tcBorders>
+            <w:shd w:val="clear" w:color="auto" w:fill="FFFFFF"/>
+            <w:tcMar>
+              <w:top w:w="0" w:type="dxa"/>
+              <w:bottom w:w="0" w:type="dxa"/>
+              <w:left w:w="0" w:type="dxa"/>
+              <w:right w:w="0" w:type="dxa"/>
+            </w:tcMar>
+            <w:vAlign w:val="top"/>
+          </w:tcPr>
+          <w:p>
+            <w:pPr>
+              <w:pStyle w:val="Normal"/>
+              <w:jc w:val="center"/>
+              <w:pBdr>
+                <w:bottom w:val="none" w:sz="0" w:space="0" w:color="000000"/>
+                <w:top w:val="none" w:sz="0" w:space="0" w:color="000000"/>
+                <w:left w:val="none" w:sz="0" w:space="0" w:color="000000"/>
+                <w:right w:val="none" w:sz="0" w:space="0" w:color="000000"/>
+              </w:pBdr>
+              <w:spacing w:after="100" w:before="100" w:line="240"/>
+              <w:ind w:left="100" w:right="100" w:firstLine="0" w:firstLineChars="0"/>
+              <w:rPr>
+                <w:rFonts w:ascii="Helvetica" w:hAnsi="Helvetica" w:eastAsia="Helvetica" w:cs="Helvetica"/>
+                <w:i w:val="false"/>
+                <w:b w:val="false"/>
+                <w:u w:val="none"/>
+                <w:sz w:val="22"/>
+                <w:szCs w:val="22"/>
+                <w:color w:val="000000"/>
+              </w:rPr>
+            </w:pPr>
+            <w:r>
+              <w:rPr>
+                <w:rFonts w:ascii="Helvetica" w:hAnsi="Helvetica" w:eastAsia="Helvetica" w:cs="Helvetica"/>
+                <w:i w:val="false"/>
+                <w:b w:val="false"/>
+                <w:u w:val="none"/>
+                <w:sz w:val="22"/>
+                <w:szCs w:val="22"/>
+                <w:color w:val="000000"/>
+              </w:rPr>
+              <w:t xml:space="preserve">0.00, 3.19</w:t>
+            </w:r>
+          </w:p>
+        </w:tc>
+        <w:tc>
+          <w:tcPr>
+            <w:tcBorders>
+              <w:bottom w:val="none" w:sz="0" w:space="0" w:color="000000"/>
+              <w:top w:val="none" w:sz="0" w:space="0" w:color="000000"/>
+              <w:left w:val="none" w:sz="0" w:space="0" w:color="000000"/>
+              <w:right w:val="none" w:sz="0" w:space="0" w:color="000000"/>
+            </w:tcBorders>
+            <w:shd w:val="clear" w:color="auto" w:fill="FFFFFF"/>
+            <w:tcMar>
+              <w:top w:w="0" w:type="dxa"/>
+              <w:bottom w:w="0" w:type="dxa"/>
+              <w:left w:w="0" w:type="dxa"/>
+              <w:right w:w="0" w:type="dxa"/>
+            </w:tcMar>
+            <w:vAlign w:val="top"/>
+          </w:tcPr>
+          <w:p>
+            <w:pPr>
+              <w:pStyle w:val="Normal"/>
+              <w:jc w:val="center"/>
+              <w:pBdr>
+                <w:bottom w:val="none" w:sz="0" w:space="0" w:color="000000"/>
+                <w:top w:val="none" w:sz="0" w:space="0" w:color="000000"/>
+                <w:left w:val="none" w:sz="0" w:space="0" w:color="000000"/>
+                <w:right w:val="none" w:sz="0" w:space="0" w:color="000000"/>
+              </w:pBdr>
+              <w:spacing w:after="100" w:before="100" w:line="240"/>
+              <w:ind w:left="100" w:right="100" w:firstLine="0" w:firstLineChars="0"/>
+              <w:rPr>
+                <w:rFonts w:ascii="Helvetica" w:hAnsi="Helvetica" w:eastAsia="Helvetica" w:cs="Helvetica"/>
+                <w:i w:val="false"/>
+                <w:b w:val="false"/>
+                <w:u w:val="none"/>
+                <w:sz w:val="22"/>
+                <w:szCs w:val="22"/>
+                <w:color w:val="000000"/>
+              </w:rPr>
+            </w:pPr>
+            <w:r>
+              <w:rPr>
+                <w:rFonts w:ascii="Helvetica" w:hAnsi="Helvetica" w:eastAsia="Helvetica" w:cs="Helvetica"/>
+                <w:i w:val="false"/>
+                <w:b w:val="false"/>
+                <w:u w:val="none"/>
+                <w:sz w:val="22"/>
+                <w:szCs w:val="22"/>
+                <w:color w:val="000000"/>
+              </w:rPr>
+              <w:t xml:space="preserve">0.160</w:t>
             </w:r>
           </w:p>
         </w:tc>
@@ -8884,60 +8884,60 @@
                 <w:szCs w:val="22"/>
                 <w:color w:val="000000"/>
               </w:rPr>
-              <w:t xml:space="preserve">0.00, 0.09</w:t>
-            </w:r>
-          </w:p>
-        </w:tc>
-        <w:tc>
-          <w:tcPr>
-            <w:tcBorders>
-              <w:bottom w:val="none" w:sz="0" w:space="0" w:color="000000"/>
-              <w:top w:val="none" w:sz="0" w:space="0" w:color="000000"/>
-              <w:left w:val="none" w:sz="0" w:space="0" w:color="000000"/>
-              <w:right w:val="none" w:sz="0" w:space="0" w:color="000000"/>
-            </w:tcBorders>
-            <w:shd w:val="clear" w:color="auto" w:fill="FFFFFF"/>
-            <w:tcMar>
-              <w:top w:w="0" w:type="dxa"/>
-              <w:bottom w:w="0" w:type="dxa"/>
-              <w:left w:w="0" w:type="dxa"/>
-              <w:right w:w="0" w:type="dxa"/>
-            </w:tcMar>
-            <w:vAlign w:val="top"/>
-          </w:tcPr>
-          <w:p>
-            <w:pPr>
-              <w:pStyle w:val="Normal"/>
-              <w:jc w:val="center"/>
-              <w:pBdr>
-                <w:bottom w:val="none" w:sz="0" w:space="0" w:color="000000"/>
-                <w:top w:val="none" w:sz="0" w:space="0" w:color="000000"/>
-                <w:left w:val="none" w:sz="0" w:space="0" w:color="000000"/>
-                <w:right w:val="none" w:sz="0" w:space="0" w:color="000000"/>
-              </w:pBdr>
-              <w:spacing w:after="100" w:before="100" w:line="240"/>
-              <w:ind w:left="100" w:right="100" w:firstLine="0" w:firstLineChars="0"/>
-              <w:rPr>
-                <w:rFonts w:ascii="Helvetica" w:hAnsi="Helvetica" w:eastAsia="Helvetica" w:cs="Helvetica"/>
-                <w:i w:val="false"/>
-                <w:b w:val="false"/>
-                <w:u w:val="none"/>
-                <w:sz w:val="22"/>
-                <w:szCs w:val="22"/>
-                <w:color w:val="000000"/>
-              </w:rPr>
-            </w:pPr>
-            <w:r>
-              <w:rPr>
-                <w:rFonts w:ascii="Helvetica" w:hAnsi="Helvetica" w:eastAsia="Helvetica" w:cs="Helvetica"/>
-                <w:i w:val="false"/>
-                <w:b w:val="false"/>
-                <w:u w:val="none"/>
-                <w:sz w:val="22"/>
-                <w:szCs w:val="22"/>
-                <w:color w:val="000000"/>
-              </w:rPr>
-              <w:t xml:space="preserve">&lt;0.001</w:t>
+              <w:t xml:space="preserve">0.00, 0.12</w:t>
+            </w:r>
+          </w:p>
+        </w:tc>
+        <w:tc>
+          <w:tcPr>
+            <w:tcBorders>
+              <w:bottom w:val="none" w:sz="0" w:space="0" w:color="000000"/>
+              <w:top w:val="none" w:sz="0" w:space="0" w:color="000000"/>
+              <w:left w:val="none" w:sz="0" w:space="0" w:color="000000"/>
+              <w:right w:val="none" w:sz="0" w:space="0" w:color="000000"/>
+            </w:tcBorders>
+            <w:shd w:val="clear" w:color="auto" w:fill="FFFFFF"/>
+            <w:tcMar>
+              <w:top w:w="0" w:type="dxa"/>
+              <w:bottom w:w="0" w:type="dxa"/>
+              <w:left w:w="0" w:type="dxa"/>
+              <w:right w:w="0" w:type="dxa"/>
+            </w:tcMar>
+            <w:vAlign w:val="top"/>
+          </w:tcPr>
+          <w:p>
+            <w:pPr>
+              <w:pStyle w:val="Normal"/>
+              <w:jc w:val="center"/>
+              <w:pBdr>
+                <w:bottom w:val="none" w:sz="0" w:space="0" w:color="000000"/>
+                <w:top w:val="none" w:sz="0" w:space="0" w:color="000000"/>
+                <w:left w:val="none" w:sz="0" w:space="0" w:color="000000"/>
+                <w:right w:val="none" w:sz="0" w:space="0" w:color="000000"/>
+              </w:pBdr>
+              <w:spacing w:after="100" w:before="100" w:line="240"/>
+              <w:ind w:left="100" w:right="100" w:firstLine="0" w:firstLineChars="0"/>
+              <w:rPr>
+                <w:rFonts w:ascii="Helvetica" w:hAnsi="Helvetica" w:eastAsia="Helvetica" w:cs="Helvetica"/>
+                <w:i w:val="false"/>
+                <w:b w:val="false"/>
+                <w:u w:val="none"/>
+                <w:sz w:val="22"/>
+                <w:szCs w:val="22"/>
+                <w:color w:val="000000"/>
+              </w:rPr>
+            </w:pPr>
+            <w:r>
+              <w:rPr>
+                <w:rFonts w:ascii="Helvetica" w:hAnsi="Helvetica" w:eastAsia="Helvetica" w:cs="Helvetica"/>
+                <w:i w:val="false"/>
+                <w:b w:val="false"/>
+                <w:u w:val="none"/>
+                <w:sz w:val="22"/>
+                <w:szCs w:val="22"/>
+                <w:color w:val="000000"/>
+              </w:rPr>
+              <w:t xml:space="preserve">0.001</w:t>
             </w:r>
           </w:p>
         </w:tc>
@@ -11246,113 +11246,113 @@
                 <w:szCs w:val="22"/>
                 <w:color w:val="000000"/>
               </w:rPr>
-              <w:t xml:space="preserve">643</w:t>
-            </w:r>
-          </w:p>
-        </w:tc>
-        <w:tc>
-          <w:tcPr>
-            <w:tcBorders>
-              <w:bottom w:val="none" w:sz="0" w:space="0" w:color="000000"/>
-              <w:top w:val="none" w:sz="0" w:space="0" w:color="000000"/>
-              <w:left w:val="none" w:sz="0" w:space="0" w:color="000000"/>
-              <w:right w:val="none" w:sz="0" w:space="0" w:color="000000"/>
-            </w:tcBorders>
-            <w:shd w:val="clear" w:color="auto" w:fill="FFFFFF"/>
-            <w:tcMar>
-              <w:top w:w="0" w:type="dxa"/>
-              <w:bottom w:w="0" w:type="dxa"/>
-              <w:left w:w="0" w:type="dxa"/>
-              <w:right w:w="0" w:type="dxa"/>
-            </w:tcMar>
-            <w:vAlign w:val="top"/>
-          </w:tcPr>
-          <w:p>
-            <w:pPr>
-              <w:pStyle w:val="Normal"/>
-              <w:jc w:val="center"/>
-              <w:pBdr>
-                <w:bottom w:val="none" w:sz="0" w:space="0" w:color="000000"/>
-                <w:top w:val="none" w:sz="0" w:space="0" w:color="000000"/>
-                <w:left w:val="none" w:sz="0" w:space="0" w:color="000000"/>
-                <w:right w:val="none" w:sz="0" w:space="0" w:color="000000"/>
-              </w:pBdr>
-              <w:spacing w:after="100" w:before="100" w:line="240"/>
-              <w:ind w:left="100" w:right="100" w:firstLine="0" w:firstLineChars="0"/>
-              <w:rPr>
-                <w:rFonts w:ascii="Helvetica" w:hAnsi="Helvetica" w:eastAsia="Helvetica" w:cs="Helvetica"/>
-                <w:i w:val="false"/>
-                <w:b w:val="false"/>
-                <w:u w:val="none"/>
-                <w:sz w:val="22"/>
-                <w:szCs w:val="22"/>
-                <w:color w:val="000000"/>
-              </w:rPr>
-            </w:pPr>
-            <w:r>
-              <w:rPr>
-                <w:rFonts w:ascii="Helvetica" w:hAnsi="Helvetica" w:eastAsia="Helvetica" w:cs="Helvetica"/>
-                <w:i w:val="false"/>
-                <w:b w:val="false"/>
-                <w:u w:val="none"/>
-                <w:sz w:val="22"/>
-                <w:szCs w:val="22"/>
-                <w:color w:val="000000"/>
-              </w:rPr>
-              <w:t xml:space="preserve">14.2, 29,015</w:t>
-            </w:r>
-          </w:p>
-        </w:tc>
-        <w:tc>
-          <w:tcPr>
-            <w:tcBorders>
-              <w:bottom w:val="none" w:sz="0" w:space="0" w:color="000000"/>
-              <w:top w:val="none" w:sz="0" w:space="0" w:color="000000"/>
-              <w:left w:val="none" w:sz="0" w:space="0" w:color="000000"/>
-              <w:right w:val="none" w:sz="0" w:space="0" w:color="000000"/>
-            </w:tcBorders>
-            <w:shd w:val="clear" w:color="auto" w:fill="FFFFFF"/>
-            <w:tcMar>
-              <w:top w:w="0" w:type="dxa"/>
-              <w:bottom w:w="0" w:type="dxa"/>
-              <w:left w:w="0" w:type="dxa"/>
-              <w:right w:w="0" w:type="dxa"/>
-            </w:tcMar>
-            <w:vAlign w:val="top"/>
-          </w:tcPr>
-          <w:p>
-            <w:pPr>
-              <w:pStyle w:val="Normal"/>
-              <w:jc w:val="center"/>
-              <w:pBdr>
-                <w:bottom w:val="none" w:sz="0" w:space="0" w:color="000000"/>
-                <w:top w:val="none" w:sz="0" w:space="0" w:color="000000"/>
-                <w:left w:val="none" w:sz="0" w:space="0" w:color="000000"/>
-                <w:right w:val="none" w:sz="0" w:space="0" w:color="000000"/>
-              </w:pBdr>
-              <w:spacing w:after="100" w:before="100" w:line="240"/>
-              <w:ind w:left="100" w:right="100" w:firstLine="0" w:firstLineChars="0"/>
-              <w:rPr>
-                <w:rFonts w:ascii="Helvetica" w:hAnsi="Helvetica" w:eastAsia="Helvetica" w:cs="Helvetica"/>
-                <w:i w:val="false"/>
-                <w:b w:val="false"/>
-                <w:u w:val="none"/>
-                <w:sz w:val="22"/>
-                <w:szCs w:val="22"/>
-                <w:color w:val="000000"/>
-              </w:rPr>
-            </w:pPr>
-            <w:r>
-              <w:rPr>
-                <w:rFonts w:ascii="Helvetica" w:hAnsi="Helvetica" w:eastAsia="Helvetica" w:cs="Helvetica"/>
-                <w:i w:val="false"/>
-                <w:b w:val="false"/>
-                <w:u w:val="none"/>
-                <w:sz w:val="22"/>
-                <w:szCs w:val="22"/>
-                <w:color w:val="000000"/>
-              </w:rPr>
-              <w:t xml:space="preserve">&lt;0.001</w:t>
+              <w:t xml:space="preserve">205</w:t>
+            </w:r>
+          </w:p>
+        </w:tc>
+        <w:tc>
+          <w:tcPr>
+            <w:tcBorders>
+              <w:bottom w:val="none" w:sz="0" w:space="0" w:color="000000"/>
+              <w:top w:val="none" w:sz="0" w:space="0" w:color="000000"/>
+              <w:left w:val="none" w:sz="0" w:space="0" w:color="000000"/>
+              <w:right w:val="none" w:sz="0" w:space="0" w:color="000000"/>
+            </w:tcBorders>
+            <w:shd w:val="clear" w:color="auto" w:fill="FFFFFF"/>
+            <w:tcMar>
+              <w:top w:w="0" w:type="dxa"/>
+              <w:bottom w:w="0" w:type="dxa"/>
+              <w:left w:w="0" w:type="dxa"/>
+              <w:right w:w="0" w:type="dxa"/>
+            </w:tcMar>
+            <w:vAlign w:val="top"/>
+          </w:tcPr>
+          <w:p>
+            <w:pPr>
+              <w:pStyle w:val="Normal"/>
+              <w:jc w:val="center"/>
+              <w:pBdr>
+                <w:bottom w:val="none" w:sz="0" w:space="0" w:color="000000"/>
+                <w:top w:val="none" w:sz="0" w:space="0" w:color="000000"/>
+                <w:left w:val="none" w:sz="0" w:space="0" w:color="000000"/>
+                <w:right w:val="none" w:sz="0" w:space="0" w:color="000000"/>
+              </w:pBdr>
+              <w:spacing w:after="100" w:before="100" w:line="240"/>
+              <w:ind w:left="100" w:right="100" w:firstLine="0" w:firstLineChars="0"/>
+              <w:rPr>
+                <w:rFonts w:ascii="Helvetica" w:hAnsi="Helvetica" w:eastAsia="Helvetica" w:cs="Helvetica"/>
+                <w:i w:val="false"/>
+                <w:b w:val="false"/>
+                <w:u w:val="none"/>
+                <w:sz w:val="22"/>
+                <w:szCs w:val="22"/>
+                <w:color w:val="000000"/>
+              </w:rPr>
+            </w:pPr>
+            <w:r>
+              <w:rPr>
+                <w:rFonts w:ascii="Helvetica" w:hAnsi="Helvetica" w:eastAsia="Helvetica" w:cs="Helvetica"/>
+                <w:i w:val="false"/>
+                <w:b w:val="false"/>
+                <w:u w:val="none"/>
+                <w:sz w:val="22"/>
+                <w:szCs w:val="22"/>
+                <w:color w:val="000000"/>
+              </w:rPr>
+              <w:t xml:space="preserve">5.57, 7,536</w:t>
+            </w:r>
+          </w:p>
+        </w:tc>
+        <w:tc>
+          <w:tcPr>
+            <w:tcBorders>
+              <w:bottom w:val="none" w:sz="0" w:space="0" w:color="000000"/>
+              <w:top w:val="none" w:sz="0" w:space="0" w:color="000000"/>
+              <w:left w:val="none" w:sz="0" w:space="0" w:color="000000"/>
+              <w:right w:val="none" w:sz="0" w:space="0" w:color="000000"/>
+            </w:tcBorders>
+            <w:shd w:val="clear" w:color="auto" w:fill="FFFFFF"/>
+            <w:tcMar>
+              <w:top w:w="0" w:type="dxa"/>
+              <w:bottom w:w="0" w:type="dxa"/>
+              <w:left w:w="0" w:type="dxa"/>
+              <w:right w:w="0" w:type="dxa"/>
+            </w:tcMar>
+            <w:vAlign w:val="top"/>
+          </w:tcPr>
+          <w:p>
+            <w:pPr>
+              <w:pStyle w:val="Normal"/>
+              <w:jc w:val="center"/>
+              <w:pBdr>
+                <w:bottom w:val="none" w:sz="0" w:space="0" w:color="000000"/>
+                <w:top w:val="none" w:sz="0" w:space="0" w:color="000000"/>
+                <w:left w:val="none" w:sz="0" w:space="0" w:color="000000"/>
+                <w:right w:val="none" w:sz="0" w:space="0" w:color="000000"/>
+              </w:pBdr>
+              <w:spacing w:after="100" w:before="100" w:line="240"/>
+              <w:ind w:left="100" w:right="100" w:firstLine="0" w:firstLineChars="0"/>
+              <w:rPr>
+                <w:rFonts w:ascii="Helvetica" w:hAnsi="Helvetica" w:eastAsia="Helvetica" w:cs="Helvetica"/>
+                <w:i w:val="false"/>
+                <w:b w:val="false"/>
+                <w:u w:val="none"/>
+                <w:sz w:val="22"/>
+                <w:szCs w:val="22"/>
+                <w:color w:val="000000"/>
+              </w:rPr>
+            </w:pPr>
+            <w:r>
+              <w:rPr>
+                <w:rFonts w:ascii="Helvetica" w:hAnsi="Helvetica" w:eastAsia="Helvetica" w:cs="Helvetica"/>
+                <w:i w:val="false"/>
+                <w:b w:val="false"/>
+                <w:u w:val="none"/>
+                <w:sz w:val="22"/>
+                <w:szCs w:val="22"/>
+                <w:color w:val="000000"/>
+              </w:rPr>
+              <w:t xml:space="preserve">0.004</w:t>
             </w:r>
           </w:p>
         </w:tc>
@@ -11729,113 +11729,113 @@
                 <w:szCs w:val="22"/>
                 <w:color w:val="000000"/>
               </w:rPr>
-              <w:t xml:space="preserve">8.30</w:t>
-            </w:r>
-          </w:p>
-        </w:tc>
-        <w:tc>
-          <w:tcPr>
-            <w:tcBorders>
-              <w:bottom w:val="none" w:sz="0" w:space="0" w:color="000000"/>
-              <w:top w:val="none" w:sz="0" w:space="0" w:color="000000"/>
-              <w:left w:val="none" w:sz="0" w:space="0" w:color="000000"/>
-              <w:right w:val="none" w:sz="0" w:space="0" w:color="000000"/>
-            </w:tcBorders>
-            <w:shd w:val="clear" w:color="auto" w:fill="FFFFFF"/>
-            <w:tcMar>
-              <w:top w:w="0" w:type="dxa"/>
-              <w:bottom w:w="0" w:type="dxa"/>
-              <w:left w:w="0" w:type="dxa"/>
-              <w:right w:w="0" w:type="dxa"/>
-            </w:tcMar>
-            <w:vAlign w:val="top"/>
-          </w:tcPr>
-          <w:p>
-            <w:pPr>
-              <w:pStyle w:val="Normal"/>
-              <w:jc w:val="center"/>
-              <w:pBdr>
-                <w:bottom w:val="none" w:sz="0" w:space="0" w:color="000000"/>
-                <w:top w:val="none" w:sz="0" w:space="0" w:color="000000"/>
-                <w:left w:val="none" w:sz="0" w:space="0" w:color="000000"/>
-                <w:right w:val="none" w:sz="0" w:space="0" w:color="000000"/>
-              </w:pBdr>
-              <w:spacing w:after="100" w:before="100" w:line="240"/>
-              <w:ind w:left="100" w:right="100" w:firstLine="0" w:firstLineChars="0"/>
-              <w:rPr>
-                <w:rFonts w:ascii="Helvetica" w:hAnsi="Helvetica" w:eastAsia="Helvetica" w:cs="Helvetica"/>
-                <w:i w:val="false"/>
-                <w:b w:val="false"/>
-                <w:u w:val="none"/>
-                <w:sz w:val="22"/>
-                <w:szCs w:val="22"/>
-                <w:color w:val="000000"/>
-              </w:rPr>
-            </w:pPr>
-            <w:r>
-              <w:rPr>
-                <w:rFonts w:ascii="Helvetica" w:hAnsi="Helvetica" w:eastAsia="Helvetica" w:cs="Helvetica"/>
-                <w:i w:val="false"/>
-                <w:b w:val="false"/>
-                <w:u w:val="none"/>
-                <w:sz w:val="22"/>
-                <w:szCs w:val="22"/>
-                <w:color w:val="000000"/>
-              </w:rPr>
-              <w:t xml:space="preserve">1.21, 56.8</w:t>
-            </w:r>
-          </w:p>
-        </w:tc>
-        <w:tc>
-          <w:tcPr>
-            <w:tcBorders>
-              <w:bottom w:val="none" w:sz="0" w:space="0" w:color="000000"/>
-              <w:top w:val="none" w:sz="0" w:space="0" w:color="000000"/>
-              <w:left w:val="none" w:sz="0" w:space="0" w:color="000000"/>
-              <w:right w:val="none" w:sz="0" w:space="0" w:color="000000"/>
-            </w:tcBorders>
-            <w:shd w:val="clear" w:color="auto" w:fill="FFFFFF"/>
-            <w:tcMar>
-              <w:top w:w="0" w:type="dxa"/>
-              <w:bottom w:w="0" w:type="dxa"/>
-              <w:left w:w="0" w:type="dxa"/>
-              <w:right w:w="0" w:type="dxa"/>
-            </w:tcMar>
-            <w:vAlign w:val="top"/>
-          </w:tcPr>
-          <w:p>
-            <w:pPr>
-              <w:pStyle w:val="Normal"/>
-              <w:jc w:val="center"/>
-              <w:pBdr>
-                <w:bottom w:val="none" w:sz="0" w:space="0" w:color="000000"/>
-                <w:top w:val="none" w:sz="0" w:space="0" w:color="000000"/>
-                <w:left w:val="none" w:sz="0" w:space="0" w:color="000000"/>
-                <w:right w:val="none" w:sz="0" w:space="0" w:color="000000"/>
-              </w:pBdr>
-              <w:spacing w:after="100" w:before="100" w:line="240"/>
-              <w:ind w:left="100" w:right="100" w:firstLine="0" w:firstLineChars="0"/>
-              <w:rPr>
-                <w:rFonts w:ascii="Helvetica" w:hAnsi="Helvetica" w:eastAsia="Helvetica" w:cs="Helvetica"/>
-                <w:i w:val="false"/>
-                <w:b w:val="false"/>
-                <w:u w:val="none"/>
-                <w:sz w:val="22"/>
-                <w:szCs w:val="22"/>
-                <w:color w:val="000000"/>
-              </w:rPr>
-            </w:pPr>
-            <w:r>
-              <w:rPr>
-                <w:rFonts w:ascii="Helvetica" w:hAnsi="Helvetica" w:eastAsia="Helvetica" w:cs="Helvetica"/>
-                <w:i w:val="false"/>
-                <w:b w:val="false"/>
-                <w:u w:val="none"/>
-                <w:sz w:val="22"/>
-                <w:szCs w:val="22"/>
-                <w:color w:val="000000"/>
-              </w:rPr>
-              <w:t xml:space="preserve">0.031</w:t>
+              <w:t xml:space="preserve">5.95</w:t>
+            </w:r>
+          </w:p>
+        </w:tc>
+        <w:tc>
+          <w:tcPr>
+            <w:tcBorders>
+              <w:bottom w:val="none" w:sz="0" w:space="0" w:color="000000"/>
+              <w:top w:val="none" w:sz="0" w:space="0" w:color="000000"/>
+              <w:left w:val="none" w:sz="0" w:space="0" w:color="000000"/>
+              <w:right w:val="none" w:sz="0" w:space="0" w:color="000000"/>
+            </w:tcBorders>
+            <w:shd w:val="clear" w:color="auto" w:fill="FFFFFF"/>
+            <w:tcMar>
+              <w:top w:w="0" w:type="dxa"/>
+              <w:bottom w:w="0" w:type="dxa"/>
+              <w:left w:w="0" w:type="dxa"/>
+              <w:right w:w="0" w:type="dxa"/>
+            </w:tcMar>
+            <w:vAlign w:val="top"/>
+          </w:tcPr>
+          <w:p>
+            <w:pPr>
+              <w:pStyle w:val="Normal"/>
+              <w:jc w:val="center"/>
+              <w:pBdr>
+                <w:bottom w:val="none" w:sz="0" w:space="0" w:color="000000"/>
+                <w:top w:val="none" w:sz="0" w:space="0" w:color="000000"/>
+                <w:left w:val="none" w:sz="0" w:space="0" w:color="000000"/>
+                <w:right w:val="none" w:sz="0" w:space="0" w:color="000000"/>
+              </w:pBdr>
+              <w:spacing w:after="100" w:before="100" w:line="240"/>
+              <w:ind w:left="100" w:right="100" w:firstLine="0" w:firstLineChars="0"/>
+              <w:rPr>
+                <w:rFonts w:ascii="Helvetica" w:hAnsi="Helvetica" w:eastAsia="Helvetica" w:cs="Helvetica"/>
+                <w:i w:val="false"/>
+                <w:b w:val="false"/>
+                <w:u w:val="none"/>
+                <w:sz w:val="22"/>
+                <w:szCs w:val="22"/>
+                <w:color w:val="000000"/>
+              </w:rPr>
+            </w:pPr>
+            <w:r>
+              <w:rPr>
+                <w:rFonts w:ascii="Helvetica" w:hAnsi="Helvetica" w:eastAsia="Helvetica" w:cs="Helvetica"/>
+                <w:i w:val="false"/>
+                <w:b w:val="false"/>
+                <w:u w:val="none"/>
+                <w:sz w:val="22"/>
+                <w:szCs w:val="22"/>
+                <w:color w:val="000000"/>
+              </w:rPr>
+              <w:t xml:space="preserve">0.82, 43.4</w:t>
+            </w:r>
+          </w:p>
+        </w:tc>
+        <w:tc>
+          <w:tcPr>
+            <w:tcBorders>
+              <w:bottom w:val="none" w:sz="0" w:space="0" w:color="000000"/>
+              <w:top w:val="none" w:sz="0" w:space="0" w:color="000000"/>
+              <w:left w:val="none" w:sz="0" w:space="0" w:color="000000"/>
+              <w:right w:val="none" w:sz="0" w:space="0" w:color="000000"/>
+            </w:tcBorders>
+            <w:shd w:val="clear" w:color="auto" w:fill="FFFFFF"/>
+            <w:tcMar>
+              <w:top w:w="0" w:type="dxa"/>
+              <w:bottom w:w="0" w:type="dxa"/>
+              <w:left w:w="0" w:type="dxa"/>
+              <w:right w:w="0" w:type="dxa"/>
+            </w:tcMar>
+            <w:vAlign w:val="top"/>
+          </w:tcPr>
+          <w:p>
+            <w:pPr>
+              <w:pStyle w:val="Normal"/>
+              <w:jc w:val="center"/>
+              <w:pBdr>
+                <w:bottom w:val="none" w:sz="0" w:space="0" w:color="000000"/>
+                <w:top w:val="none" w:sz="0" w:space="0" w:color="000000"/>
+                <w:left w:val="none" w:sz="0" w:space="0" w:color="000000"/>
+                <w:right w:val="none" w:sz="0" w:space="0" w:color="000000"/>
+              </w:pBdr>
+              <w:spacing w:after="100" w:before="100" w:line="240"/>
+              <w:ind w:left="100" w:right="100" w:firstLine="0" w:firstLineChars="0"/>
+              <w:rPr>
+                <w:rFonts w:ascii="Helvetica" w:hAnsi="Helvetica" w:eastAsia="Helvetica" w:cs="Helvetica"/>
+                <w:i w:val="false"/>
+                <w:b w:val="false"/>
+                <w:u w:val="none"/>
+                <w:sz w:val="22"/>
+                <w:szCs w:val="22"/>
+                <w:color w:val="000000"/>
+              </w:rPr>
+            </w:pPr>
+            <w:r>
+              <w:rPr>
+                <w:rFonts w:ascii="Helvetica" w:hAnsi="Helvetica" w:eastAsia="Helvetica" w:cs="Helvetica"/>
+                <w:i w:val="false"/>
+                <w:b w:val="false"/>
+                <w:u w:val="none"/>
+                <w:sz w:val="22"/>
+                <w:szCs w:val="22"/>
+                <w:color w:val="000000"/>
+              </w:rPr>
+              <w:t xml:space="preserve">0.078</w:t>
             </w:r>
           </w:p>
         </w:tc>
@@ -12212,113 +12212,113 @@
                 <w:szCs w:val="22"/>
                 <w:color w:val="000000"/>
               </w:rPr>
-              <w:t xml:space="preserve">0.11</w:t>
-            </w:r>
-          </w:p>
-        </w:tc>
-        <w:tc>
-          <w:tcPr>
-            <w:tcBorders>
-              <w:bottom w:val="none" w:sz="0" w:space="0" w:color="000000"/>
-              <w:top w:val="none" w:sz="0" w:space="0" w:color="000000"/>
-              <w:left w:val="none" w:sz="0" w:space="0" w:color="000000"/>
-              <w:right w:val="none" w:sz="0" w:space="0" w:color="000000"/>
-            </w:tcBorders>
-            <w:shd w:val="clear" w:color="auto" w:fill="FFFFFF"/>
-            <w:tcMar>
-              <w:top w:w="0" w:type="dxa"/>
-              <w:bottom w:w="0" w:type="dxa"/>
-              <w:left w:w="0" w:type="dxa"/>
-              <w:right w:w="0" w:type="dxa"/>
-            </w:tcMar>
-            <w:vAlign w:val="top"/>
-          </w:tcPr>
-          <w:p>
-            <w:pPr>
-              <w:pStyle w:val="Normal"/>
-              <w:jc w:val="center"/>
-              <w:pBdr>
-                <w:bottom w:val="none" w:sz="0" w:space="0" w:color="000000"/>
-                <w:top w:val="none" w:sz="0" w:space="0" w:color="000000"/>
-                <w:left w:val="none" w:sz="0" w:space="0" w:color="000000"/>
-                <w:right w:val="none" w:sz="0" w:space="0" w:color="000000"/>
-              </w:pBdr>
-              <w:spacing w:after="100" w:before="100" w:line="240"/>
-              <w:ind w:left="100" w:right="100" w:firstLine="0" w:firstLineChars="0"/>
-              <w:rPr>
-                <w:rFonts w:ascii="Helvetica" w:hAnsi="Helvetica" w:eastAsia="Helvetica" w:cs="Helvetica"/>
-                <w:i w:val="false"/>
-                <w:b w:val="false"/>
-                <w:u w:val="none"/>
-                <w:sz w:val="22"/>
-                <w:szCs w:val="22"/>
-                <w:color w:val="000000"/>
-              </w:rPr>
-            </w:pPr>
-            <w:r>
-              <w:rPr>
-                <w:rFonts w:ascii="Helvetica" w:hAnsi="Helvetica" w:eastAsia="Helvetica" w:cs="Helvetica"/>
-                <w:i w:val="false"/>
-                <w:b w:val="false"/>
-                <w:u w:val="none"/>
-                <w:sz w:val="22"/>
-                <w:szCs w:val="22"/>
-                <w:color w:val="000000"/>
-              </w:rPr>
-              <w:t xml:space="preserve">0.01, 1.74</w:t>
-            </w:r>
-          </w:p>
-        </w:tc>
-        <w:tc>
-          <w:tcPr>
-            <w:tcBorders>
-              <w:bottom w:val="none" w:sz="0" w:space="0" w:color="000000"/>
-              <w:top w:val="none" w:sz="0" w:space="0" w:color="000000"/>
-              <w:left w:val="none" w:sz="0" w:space="0" w:color="000000"/>
-              <w:right w:val="none" w:sz="0" w:space="0" w:color="000000"/>
-            </w:tcBorders>
-            <w:shd w:val="clear" w:color="auto" w:fill="FFFFFF"/>
-            <w:tcMar>
-              <w:top w:w="0" w:type="dxa"/>
-              <w:bottom w:w="0" w:type="dxa"/>
-              <w:left w:w="0" w:type="dxa"/>
-              <w:right w:w="0" w:type="dxa"/>
-            </w:tcMar>
-            <w:vAlign w:val="top"/>
-          </w:tcPr>
-          <w:p>
-            <w:pPr>
-              <w:pStyle w:val="Normal"/>
-              <w:jc w:val="center"/>
-              <w:pBdr>
-                <w:bottom w:val="none" w:sz="0" w:space="0" w:color="000000"/>
-                <w:top w:val="none" w:sz="0" w:space="0" w:color="000000"/>
-                <w:left w:val="none" w:sz="0" w:space="0" w:color="000000"/>
-                <w:right w:val="none" w:sz="0" w:space="0" w:color="000000"/>
-              </w:pBdr>
-              <w:spacing w:after="100" w:before="100" w:line="240"/>
-              <w:ind w:left="100" w:right="100" w:firstLine="0" w:firstLineChars="0"/>
-              <w:rPr>
-                <w:rFonts w:ascii="Helvetica" w:hAnsi="Helvetica" w:eastAsia="Helvetica" w:cs="Helvetica"/>
-                <w:i w:val="false"/>
-                <w:b w:val="false"/>
-                <w:u w:val="none"/>
-                <w:sz w:val="22"/>
-                <w:szCs w:val="22"/>
-                <w:color w:val="000000"/>
-              </w:rPr>
-            </w:pPr>
-            <w:r>
-              <w:rPr>
-                <w:rFonts w:ascii="Helvetica" w:hAnsi="Helvetica" w:eastAsia="Helvetica" w:cs="Helvetica"/>
-                <w:i w:val="false"/>
-                <w:b w:val="false"/>
-                <w:u w:val="none"/>
-                <w:sz w:val="22"/>
-                <w:szCs w:val="22"/>
-                <w:color w:val="000000"/>
-              </w:rPr>
-              <w:t xml:space="preserve">0.120</w:t>
+              <w:t xml:space="preserve">0.13</w:t>
+            </w:r>
+          </w:p>
+        </w:tc>
+        <w:tc>
+          <w:tcPr>
+            <w:tcBorders>
+              <w:bottom w:val="none" w:sz="0" w:space="0" w:color="000000"/>
+              <w:top w:val="none" w:sz="0" w:space="0" w:color="000000"/>
+              <w:left w:val="none" w:sz="0" w:space="0" w:color="000000"/>
+              <w:right w:val="none" w:sz="0" w:space="0" w:color="000000"/>
+            </w:tcBorders>
+            <w:shd w:val="clear" w:color="auto" w:fill="FFFFFF"/>
+            <w:tcMar>
+              <w:top w:w="0" w:type="dxa"/>
+              <w:bottom w:w="0" w:type="dxa"/>
+              <w:left w:w="0" w:type="dxa"/>
+              <w:right w:w="0" w:type="dxa"/>
+            </w:tcMar>
+            <w:vAlign w:val="top"/>
+          </w:tcPr>
+          <w:p>
+            <w:pPr>
+              <w:pStyle w:val="Normal"/>
+              <w:jc w:val="center"/>
+              <w:pBdr>
+                <w:bottom w:val="none" w:sz="0" w:space="0" w:color="000000"/>
+                <w:top w:val="none" w:sz="0" w:space="0" w:color="000000"/>
+                <w:left w:val="none" w:sz="0" w:space="0" w:color="000000"/>
+                <w:right w:val="none" w:sz="0" w:space="0" w:color="000000"/>
+              </w:pBdr>
+              <w:spacing w:after="100" w:before="100" w:line="240"/>
+              <w:ind w:left="100" w:right="100" w:firstLine="0" w:firstLineChars="0"/>
+              <w:rPr>
+                <w:rFonts w:ascii="Helvetica" w:hAnsi="Helvetica" w:eastAsia="Helvetica" w:cs="Helvetica"/>
+                <w:i w:val="false"/>
+                <w:b w:val="false"/>
+                <w:u w:val="none"/>
+                <w:sz w:val="22"/>
+                <w:szCs w:val="22"/>
+                <w:color w:val="000000"/>
+              </w:rPr>
+            </w:pPr>
+            <w:r>
+              <w:rPr>
+                <w:rFonts w:ascii="Helvetica" w:hAnsi="Helvetica" w:eastAsia="Helvetica" w:cs="Helvetica"/>
+                <w:i w:val="false"/>
+                <w:b w:val="false"/>
+                <w:u w:val="none"/>
+                <w:sz w:val="22"/>
+                <w:szCs w:val="22"/>
+                <w:color w:val="000000"/>
+              </w:rPr>
+              <w:t xml:space="preserve">0.01, 1.95</w:t>
+            </w:r>
+          </w:p>
+        </w:tc>
+        <w:tc>
+          <w:tcPr>
+            <w:tcBorders>
+              <w:bottom w:val="none" w:sz="0" w:space="0" w:color="000000"/>
+              <w:top w:val="none" w:sz="0" w:space="0" w:color="000000"/>
+              <w:left w:val="none" w:sz="0" w:space="0" w:color="000000"/>
+              <w:right w:val="none" w:sz="0" w:space="0" w:color="000000"/>
+            </w:tcBorders>
+            <w:shd w:val="clear" w:color="auto" w:fill="FFFFFF"/>
+            <w:tcMar>
+              <w:top w:w="0" w:type="dxa"/>
+              <w:bottom w:w="0" w:type="dxa"/>
+              <w:left w:w="0" w:type="dxa"/>
+              <w:right w:w="0" w:type="dxa"/>
+            </w:tcMar>
+            <w:vAlign w:val="top"/>
+          </w:tcPr>
+          <w:p>
+            <w:pPr>
+              <w:pStyle w:val="Normal"/>
+              <w:jc w:val="center"/>
+              <w:pBdr>
+                <w:bottom w:val="none" w:sz="0" w:space="0" w:color="000000"/>
+                <w:top w:val="none" w:sz="0" w:space="0" w:color="000000"/>
+                <w:left w:val="none" w:sz="0" w:space="0" w:color="000000"/>
+                <w:right w:val="none" w:sz="0" w:space="0" w:color="000000"/>
+              </w:pBdr>
+              <w:spacing w:after="100" w:before="100" w:line="240"/>
+              <w:ind w:left="100" w:right="100" w:firstLine="0" w:firstLineChars="0"/>
+              <w:rPr>
+                <w:rFonts w:ascii="Helvetica" w:hAnsi="Helvetica" w:eastAsia="Helvetica" w:cs="Helvetica"/>
+                <w:i w:val="false"/>
+                <w:b w:val="false"/>
+                <w:u w:val="none"/>
+                <w:sz w:val="22"/>
+                <w:szCs w:val="22"/>
+                <w:color w:val="000000"/>
+              </w:rPr>
+            </w:pPr>
+            <w:r>
+              <w:rPr>
+                <w:rFonts w:ascii="Helvetica" w:hAnsi="Helvetica" w:eastAsia="Helvetica" w:cs="Helvetica"/>
+                <w:i w:val="false"/>
+                <w:b w:val="false"/>
+                <w:u w:val="none"/>
+                <w:sz w:val="22"/>
+                <w:szCs w:val="22"/>
+                <w:color w:val="000000"/>
+              </w:rPr>
+              <w:t xml:space="preserve">0.140</w:t>
             </w:r>
           </w:p>
         </w:tc>
@@ -12695,113 +12695,113 @@
                 <w:szCs w:val="22"/>
                 <w:color w:val="000000"/>
               </w:rPr>
-              <w:t xml:space="preserve">0.55</w:t>
-            </w:r>
-          </w:p>
-        </w:tc>
-        <w:tc>
-          <w:tcPr>
-            <w:tcBorders>
-              <w:bottom w:val="none" w:sz="0" w:space="0" w:color="000000"/>
-              <w:top w:val="none" w:sz="0" w:space="0" w:color="000000"/>
-              <w:left w:val="none" w:sz="0" w:space="0" w:color="000000"/>
-              <w:right w:val="none" w:sz="0" w:space="0" w:color="000000"/>
-            </w:tcBorders>
-            <w:shd w:val="clear" w:color="auto" w:fill="FFFFFF"/>
-            <w:tcMar>
-              <w:top w:w="0" w:type="dxa"/>
-              <w:bottom w:w="0" w:type="dxa"/>
-              <w:left w:w="0" w:type="dxa"/>
-              <w:right w:w="0" w:type="dxa"/>
-            </w:tcMar>
-            <w:vAlign w:val="top"/>
-          </w:tcPr>
-          <w:p>
-            <w:pPr>
-              <w:pStyle w:val="Normal"/>
-              <w:jc w:val="center"/>
-              <w:pBdr>
-                <w:bottom w:val="none" w:sz="0" w:space="0" w:color="000000"/>
-                <w:top w:val="none" w:sz="0" w:space="0" w:color="000000"/>
-                <w:left w:val="none" w:sz="0" w:space="0" w:color="000000"/>
-                <w:right w:val="none" w:sz="0" w:space="0" w:color="000000"/>
-              </w:pBdr>
-              <w:spacing w:after="100" w:before="100" w:line="240"/>
-              <w:ind w:left="100" w:right="100" w:firstLine="0" w:firstLineChars="0"/>
-              <w:rPr>
-                <w:rFonts w:ascii="Helvetica" w:hAnsi="Helvetica" w:eastAsia="Helvetica" w:cs="Helvetica"/>
-                <w:i w:val="false"/>
-                <w:b w:val="false"/>
-                <w:u w:val="none"/>
-                <w:sz w:val="22"/>
-                <w:szCs w:val="22"/>
-                <w:color w:val="000000"/>
-              </w:rPr>
-            </w:pPr>
-            <w:r>
-              <w:rPr>
-                <w:rFonts w:ascii="Helvetica" w:hAnsi="Helvetica" w:eastAsia="Helvetica" w:cs="Helvetica"/>
-                <w:i w:val="false"/>
-                <w:b w:val="false"/>
-                <w:u w:val="none"/>
-                <w:sz w:val="22"/>
-                <w:szCs w:val="22"/>
-                <w:color w:val="000000"/>
-              </w:rPr>
-              <w:t xml:space="preserve">0.02, 15.1</w:t>
-            </w:r>
-          </w:p>
-        </w:tc>
-        <w:tc>
-          <w:tcPr>
-            <w:tcBorders>
-              <w:bottom w:val="none" w:sz="0" w:space="0" w:color="000000"/>
-              <w:top w:val="none" w:sz="0" w:space="0" w:color="000000"/>
-              <w:left w:val="none" w:sz="0" w:space="0" w:color="000000"/>
-              <w:right w:val="none" w:sz="0" w:space="0" w:color="000000"/>
-            </w:tcBorders>
-            <w:shd w:val="clear" w:color="auto" w:fill="FFFFFF"/>
-            <w:tcMar>
-              <w:top w:w="0" w:type="dxa"/>
-              <w:bottom w:w="0" w:type="dxa"/>
-              <w:left w:w="0" w:type="dxa"/>
-              <w:right w:w="0" w:type="dxa"/>
-            </w:tcMar>
-            <w:vAlign w:val="top"/>
-          </w:tcPr>
-          <w:p>
-            <w:pPr>
-              <w:pStyle w:val="Normal"/>
-              <w:jc w:val="center"/>
-              <w:pBdr>
-                <w:bottom w:val="none" w:sz="0" w:space="0" w:color="000000"/>
-                <w:top w:val="none" w:sz="0" w:space="0" w:color="000000"/>
-                <w:left w:val="none" w:sz="0" w:space="0" w:color="000000"/>
-                <w:right w:val="none" w:sz="0" w:space="0" w:color="000000"/>
-              </w:pBdr>
-              <w:spacing w:after="100" w:before="100" w:line="240"/>
-              <w:ind w:left="100" w:right="100" w:firstLine="0" w:firstLineChars="0"/>
-              <w:rPr>
-                <w:rFonts w:ascii="Helvetica" w:hAnsi="Helvetica" w:eastAsia="Helvetica" w:cs="Helvetica"/>
-                <w:i w:val="false"/>
-                <w:b w:val="false"/>
-                <w:u w:val="none"/>
-                <w:sz w:val="22"/>
-                <w:szCs w:val="22"/>
-                <w:color w:val="000000"/>
-              </w:rPr>
-            </w:pPr>
-            <w:r>
-              <w:rPr>
-                <w:rFonts w:ascii="Helvetica" w:hAnsi="Helvetica" w:eastAsia="Helvetica" w:cs="Helvetica"/>
-                <w:i w:val="false"/>
-                <w:b w:val="false"/>
-                <w:u w:val="none"/>
-                <w:sz w:val="22"/>
-                <w:szCs w:val="22"/>
-                <w:color w:val="000000"/>
-              </w:rPr>
-              <w:t xml:space="preserve">0.730</w:t>
+              <w:t xml:space="preserve">1.23</w:t>
+            </w:r>
+          </w:p>
+        </w:tc>
+        <w:tc>
+          <w:tcPr>
+            <w:tcBorders>
+              <w:bottom w:val="none" w:sz="0" w:space="0" w:color="000000"/>
+              <w:top w:val="none" w:sz="0" w:space="0" w:color="000000"/>
+              <w:left w:val="none" w:sz="0" w:space="0" w:color="000000"/>
+              <w:right w:val="none" w:sz="0" w:space="0" w:color="000000"/>
+            </w:tcBorders>
+            <w:shd w:val="clear" w:color="auto" w:fill="FFFFFF"/>
+            <w:tcMar>
+              <w:top w:w="0" w:type="dxa"/>
+              <w:bottom w:w="0" w:type="dxa"/>
+              <w:left w:w="0" w:type="dxa"/>
+              <w:right w:w="0" w:type="dxa"/>
+            </w:tcMar>
+            <w:vAlign w:val="top"/>
+          </w:tcPr>
+          <w:p>
+            <w:pPr>
+              <w:pStyle w:val="Normal"/>
+              <w:jc w:val="center"/>
+              <w:pBdr>
+                <w:bottom w:val="none" w:sz="0" w:space="0" w:color="000000"/>
+                <w:top w:val="none" w:sz="0" w:space="0" w:color="000000"/>
+                <w:left w:val="none" w:sz="0" w:space="0" w:color="000000"/>
+                <w:right w:val="none" w:sz="0" w:space="0" w:color="000000"/>
+              </w:pBdr>
+              <w:spacing w:after="100" w:before="100" w:line="240"/>
+              <w:ind w:left="100" w:right="100" w:firstLine="0" w:firstLineChars="0"/>
+              <w:rPr>
+                <w:rFonts w:ascii="Helvetica" w:hAnsi="Helvetica" w:eastAsia="Helvetica" w:cs="Helvetica"/>
+                <w:i w:val="false"/>
+                <w:b w:val="false"/>
+                <w:u w:val="none"/>
+                <w:sz w:val="22"/>
+                <w:szCs w:val="22"/>
+                <w:color w:val="000000"/>
+              </w:rPr>
+            </w:pPr>
+            <w:r>
+              <w:rPr>
+                <w:rFonts w:ascii="Helvetica" w:hAnsi="Helvetica" w:eastAsia="Helvetica" w:cs="Helvetica"/>
+                <w:i w:val="false"/>
+                <w:b w:val="false"/>
+                <w:u w:val="none"/>
+                <w:sz w:val="22"/>
+                <w:szCs w:val="22"/>
+                <w:color w:val="000000"/>
+              </w:rPr>
+              <w:t xml:space="preserve">0.07, 22.5</w:t>
+            </w:r>
+          </w:p>
+        </w:tc>
+        <w:tc>
+          <w:tcPr>
+            <w:tcBorders>
+              <w:bottom w:val="none" w:sz="0" w:space="0" w:color="000000"/>
+              <w:top w:val="none" w:sz="0" w:space="0" w:color="000000"/>
+              <w:left w:val="none" w:sz="0" w:space="0" w:color="000000"/>
+              <w:right w:val="none" w:sz="0" w:space="0" w:color="000000"/>
+            </w:tcBorders>
+            <w:shd w:val="clear" w:color="auto" w:fill="FFFFFF"/>
+            <w:tcMar>
+              <w:top w:w="0" w:type="dxa"/>
+              <w:bottom w:w="0" w:type="dxa"/>
+              <w:left w:w="0" w:type="dxa"/>
+              <w:right w:w="0" w:type="dxa"/>
+            </w:tcMar>
+            <w:vAlign w:val="top"/>
+          </w:tcPr>
+          <w:p>
+            <w:pPr>
+              <w:pStyle w:val="Normal"/>
+              <w:jc w:val="center"/>
+              <w:pBdr>
+                <w:bottom w:val="none" w:sz="0" w:space="0" w:color="000000"/>
+                <w:top w:val="none" w:sz="0" w:space="0" w:color="000000"/>
+                <w:left w:val="none" w:sz="0" w:space="0" w:color="000000"/>
+                <w:right w:val="none" w:sz="0" w:space="0" w:color="000000"/>
+              </w:pBdr>
+              <w:spacing w:after="100" w:before="100" w:line="240"/>
+              <w:ind w:left="100" w:right="100" w:firstLine="0" w:firstLineChars="0"/>
+              <w:rPr>
+                <w:rFonts w:ascii="Helvetica" w:hAnsi="Helvetica" w:eastAsia="Helvetica" w:cs="Helvetica"/>
+                <w:i w:val="false"/>
+                <w:b w:val="false"/>
+                <w:u w:val="none"/>
+                <w:sz w:val="22"/>
+                <w:szCs w:val="22"/>
+                <w:color w:val="000000"/>
+              </w:rPr>
+            </w:pPr>
+            <w:r>
+              <w:rPr>
+                <w:rFonts w:ascii="Helvetica" w:hAnsi="Helvetica" w:eastAsia="Helvetica" w:cs="Helvetica"/>
+                <w:i w:val="false"/>
+                <w:b w:val="false"/>
+                <w:u w:val="none"/>
+                <w:sz w:val="22"/>
+                <w:szCs w:val="22"/>
+                <w:color w:val="000000"/>
+              </w:rPr>
+              <w:t xml:space="preserve">0.890</w:t>
             </w:r>
           </w:p>
         </w:tc>
@@ -13661,113 +13661,113 @@
                 <w:szCs w:val="22"/>
                 <w:color w:val="000000"/>
               </w:rPr>
-              <w:t xml:space="preserve">0.92</w:t>
-            </w:r>
-          </w:p>
-        </w:tc>
-        <w:tc>
-          <w:tcPr>
-            <w:tcBorders>
-              <w:bottom w:val="none" w:sz="0" w:space="0" w:color="000000"/>
-              <w:top w:val="none" w:sz="0" w:space="0" w:color="000000"/>
-              <w:left w:val="none" w:sz="0" w:space="0" w:color="000000"/>
-              <w:right w:val="none" w:sz="0" w:space="0" w:color="000000"/>
-            </w:tcBorders>
-            <w:shd w:val="clear" w:color="auto" w:fill="FFFFFF"/>
-            <w:tcMar>
-              <w:top w:w="0" w:type="dxa"/>
-              <w:bottom w:w="0" w:type="dxa"/>
-              <w:left w:w="0" w:type="dxa"/>
-              <w:right w:w="0" w:type="dxa"/>
-            </w:tcMar>
-            <w:vAlign w:val="top"/>
-          </w:tcPr>
-          <w:p>
-            <w:pPr>
-              <w:pStyle w:val="Normal"/>
-              <w:jc w:val="center"/>
-              <w:pBdr>
-                <w:bottom w:val="none" w:sz="0" w:space="0" w:color="000000"/>
-                <w:top w:val="none" w:sz="0" w:space="0" w:color="000000"/>
-                <w:left w:val="none" w:sz="0" w:space="0" w:color="000000"/>
-                <w:right w:val="none" w:sz="0" w:space="0" w:color="000000"/>
-              </w:pBdr>
-              <w:spacing w:after="100" w:before="100" w:line="240"/>
-              <w:ind w:left="100" w:right="100" w:firstLine="0" w:firstLineChars="0"/>
-              <w:rPr>
-                <w:rFonts w:ascii="Helvetica" w:hAnsi="Helvetica" w:eastAsia="Helvetica" w:cs="Helvetica"/>
-                <w:i w:val="false"/>
-                <w:b w:val="false"/>
-                <w:u w:val="none"/>
-                <w:sz w:val="22"/>
-                <w:szCs w:val="22"/>
-                <w:color w:val="000000"/>
-              </w:rPr>
-            </w:pPr>
-            <w:r>
-              <w:rPr>
-                <w:rFonts w:ascii="Helvetica" w:hAnsi="Helvetica" w:eastAsia="Helvetica" w:cs="Helvetica"/>
-                <w:i w:val="false"/>
-                <w:b w:val="false"/>
-                <w:u w:val="none"/>
-                <w:sz w:val="22"/>
-                <w:szCs w:val="22"/>
-                <w:color w:val="000000"/>
-              </w:rPr>
-              <w:t xml:space="preserve">0.80, 1.06</w:t>
-            </w:r>
-          </w:p>
-        </w:tc>
-        <w:tc>
-          <w:tcPr>
-            <w:tcBorders>
-              <w:bottom w:val="none" w:sz="0" w:space="0" w:color="000000"/>
-              <w:top w:val="none" w:sz="0" w:space="0" w:color="000000"/>
-              <w:left w:val="none" w:sz="0" w:space="0" w:color="000000"/>
-              <w:right w:val="none" w:sz="0" w:space="0" w:color="000000"/>
-            </w:tcBorders>
-            <w:shd w:val="clear" w:color="auto" w:fill="FFFFFF"/>
-            <w:tcMar>
-              <w:top w:w="0" w:type="dxa"/>
-              <w:bottom w:w="0" w:type="dxa"/>
-              <w:left w:w="0" w:type="dxa"/>
-              <w:right w:w="0" w:type="dxa"/>
-            </w:tcMar>
-            <w:vAlign w:val="top"/>
-          </w:tcPr>
-          <w:p>
-            <w:pPr>
-              <w:pStyle w:val="Normal"/>
-              <w:jc w:val="center"/>
-              <w:pBdr>
-                <w:bottom w:val="none" w:sz="0" w:space="0" w:color="000000"/>
-                <w:top w:val="none" w:sz="0" w:space="0" w:color="000000"/>
-                <w:left w:val="none" w:sz="0" w:space="0" w:color="000000"/>
-                <w:right w:val="none" w:sz="0" w:space="0" w:color="000000"/>
-              </w:pBdr>
-              <w:spacing w:after="100" w:before="100" w:line="240"/>
-              <w:ind w:left="100" w:right="100" w:firstLine="0" w:firstLineChars="0"/>
-              <w:rPr>
-                <w:rFonts w:ascii="Helvetica" w:hAnsi="Helvetica" w:eastAsia="Helvetica" w:cs="Helvetica"/>
-                <w:i w:val="false"/>
-                <w:b w:val="false"/>
-                <w:u w:val="none"/>
-                <w:sz w:val="22"/>
-                <w:szCs w:val="22"/>
-                <w:color w:val="000000"/>
-              </w:rPr>
-            </w:pPr>
-            <w:r>
-              <w:rPr>
-                <w:rFonts w:ascii="Helvetica" w:hAnsi="Helvetica" w:eastAsia="Helvetica" w:cs="Helvetica"/>
-                <w:i w:val="false"/>
-                <w:b w:val="false"/>
-                <w:u w:val="none"/>
-                <w:sz w:val="22"/>
-                <w:szCs w:val="22"/>
-                <w:color w:val="000000"/>
-              </w:rPr>
-              <w:t xml:space="preserve">0.250</w:t>
+              <w:t xml:space="preserve">0.93</w:t>
+            </w:r>
+          </w:p>
+        </w:tc>
+        <w:tc>
+          <w:tcPr>
+            <w:tcBorders>
+              <w:bottom w:val="none" w:sz="0" w:space="0" w:color="000000"/>
+              <w:top w:val="none" w:sz="0" w:space="0" w:color="000000"/>
+              <w:left w:val="none" w:sz="0" w:space="0" w:color="000000"/>
+              <w:right w:val="none" w:sz="0" w:space="0" w:color="000000"/>
+            </w:tcBorders>
+            <w:shd w:val="clear" w:color="auto" w:fill="FFFFFF"/>
+            <w:tcMar>
+              <w:top w:w="0" w:type="dxa"/>
+              <w:bottom w:w="0" w:type="dxa"/>
+              <w:left w:w="0" w:type="dxa"/>
+              <w:right w:w="0" w:type="dxa"/>
+            </w:tcMar>
+            <w:vAlign w:val="top"/>
+          </w:tcPr>
+          <w:p>
+            <w:pPr>
+              <w:pStyle w:val="Normal"/>
+              <w:jc w:val="center"/>
+              <w:pBdr>
+                <w:bottom w:val="none" w:sz="0" w:space="0" w:color="000000"/>
+                <w:top w:val="none" w:sz="0" w:space="0" w:color="000000"/>
+                <w:left w:val="none" w:sz="0" w:space="0" w:color="000000"/>
+                <w:right w:val="none" w:sz="0" w:space="0" w:color="000000"/>
+              </w:pBdr>
+              <w:spacing w:after="100" w:before="100" w:line="240"/>
+              <w:ind w:left="100" w:right="100" w:firstLine="0" w:firstLineChars="0"/>
+              <w:rPr>
+                <w:rFonts w:ascii="Helvetica" w:hAnsi="Helvetica" w:eastAsia="Helvetica" w:cs="Helvetica"/>
+                <w:i w:val="false"/>
+                <w:b w:val="false"/>
+                <w:u w:val="none"/>
+                <w:sz w:val="22"/>
+                <w:szCs w:val="22"/>
+                <w:color w:val="000000"/>
+              </w:rPr>
+            </w:pPr>
+            <w:r>
+              <w:rPr>
+                <w:rFonts w:ascii="Helvetica" w:hAnsi="Helvetica" w:eastAsia="Helvetica" w:cs="Helvetica"/>
+                <w:i w:val="false"/>
+                <w:b w:val="false"/>
+                <w:u w:val="none"/>
+                <w:sz w:val="22"/>
+                <w:szCs w:val="22"/>
+                <w:color w:val="000000"/>
+              </w:rPr>
+              <w:t xml:space="preserve">0.82, 1.06</w:t>
+            </w:r>
+          </w:p>
+        </w:tc>
+        <w:tc>
+          <w:tcPr>
+            <w:tcBorders>
+              <w:bottom w:val="none" w:sz="0" w:space="0" w:color="000000"/>
+              <w:top w:val="none" w:sz="0" w:space="0" w:color="000000"/>
+              <w:left w:val="none" w:sz="0" w:space="0" w:color="000000"/>
+              <w:right w:val="none" w:sz="0" w:space="0" w:color="000000"/>
+            </w:tcBorders>
+            <w:shd w:val="clear" w:color="auto" w:fill="FFFFFF"/>
+            <w:tcMar>
+              <w:top w:w="0" w:type="dxa"/>
+              <w:bottom w:w="0" w:type="dxa"/>
+              <w:left w:w="0" w:type="dxa"/>
+              <w:right w:w="0" w:type="dxa"/>
+            </w:tcMar>
+            <w:vAlign w:val="top"/>
+          </w:tcPr>
+          <w:p>
+            <w:pPr>
+              <w:pStyle w:val="Normal"/>
+              <w:jc w:val="center"/>
+              <w:pBdr>
+                <w:bottom w:val="none" w:sz="0" w:space="0" w:color="000000"/>
+                <w:top w:val="none" w:sz="0" w:space="0" w:color="000000"/>
+                <w:left w:val="none" w:sz="0" w:space="0" w:color="000000"/>
+                <w:right w:val="none" w:sz="0" w:space="0" w:color="000000"/>
+              </w:pBdr>
+              <w:spacing w:after="100" w:before="100" w:line="240"/>
+              <w:ind w:left="100" w:right="100" w:firstLine="0" w:firstLineChars="0"/>
+              <w:rPr>
+                <w:rFonts w:ascii="Helvetica" w:hAnsi="Helvetica" w:eastAsia="Helvetica" w:cs="Helvetica"/>
+                <w:i w:val="false"/>
+                <w:b w:val="false"/>
+                <w:u w:val="none"/>
+                <w:sz w:val="22"/>
+                <w:szCs w:val="22"/>
+                <w:color w:val="000000"/>
+              </w:rPr>
+            </w:pPr>
+            <w:r>
+              <w:rPr>
+                <w:rFonts w:ascii="Helvetica" w:hAnsi="Helvetica" w:eastAsia="Helvetica" w:cs="Helvetica"/>
+                <w:i w:val="false"/>
+                <w:b w:val="false"/>
+                <w:u w:val="none"/>
+                <w:sz w:val="22"/>
+                <w:szCs w:val="22"/>
+                <w:color w:val="000000"/>
+              </w:rPr>
+              <w:t xml:space="preserve">0.300</w:t>
             </w:r>
           </w:p>
         </w:tc>
@@ -14144,113 +14144,113 @@
                 <w:szCs w:val="22"/>
                 <w:color w:val="000000"/>
               </w:rPr>
-              <w:t xml:space="preserve">0.08</w:t>
-            </w:r>
-          </w:p>
-        </w:tc>
-        <w:tc>
-          <w:tcPr>
-            <w:tcBorders>
-              <w:bottom w:val="none" w:sz="0" w:space="0" w:color="000000"/>
-              <w:top w:val="none" w:sz="0" w:space="0" w:color="000000"/>
-              <w:left w:val="none" w:sz="0" w:space="0" w:color="000000"/>
-              <w:right w:val="none" w:sz="0" w:space="0" w:color="000000"/>
-            </w:tcBorders>
-            <w:shd w:val="clear" w:color="auto" w:fill="FFFFFF"/>
-            <w:tcMar>
-              <w:top w:w="0" w:type="dxa"/>
-              <w:bottom w:w="0" w:type="dxa"/>
-              <w:left w:w="0" w:type="dxa"/>
-              <w:right w:w="0" w:type="dxa"/>
-            </w:tcMar>
-            <w:vAlign w:val="top"/>
-          </w:tcPr>
-          <w:p>
-            <w:pPr>
-              <w:pStyle w:val="Normal"/>
-              <w:jc w:val="center"/>
-              <w:pBdr>
-                <w:bottom w:val="none" w:sz="0" w:space="0" w:color="000000"/>
-                <w:top w:val="none" w:sz="0" w:space="0" w:color="000000"/>
-                <w:left w:val="none" w:sz="0" w:space="0" w:color="000000"/>
-                <w:right w:val="none" w:sz="0" w:space="0" w:color="000000"/>
-              </w:pBdr>
-              <w:spacing w:after="100" w:before="100" w:line="240"/>
-              <w:ind w:left="100" w:right="100" w:firstLine="0" w:firstLineChars="0"/>
-              <w:rPr>
-                <w:rFonts w:ascii="Helvetica" w:hAnsi="Helvetica" w:eastAsia="Helvetica" w:cs="Helvetica"/>
-                <w:i w:val="false"/>
-                <w:b w:val="false"/>
-                <w:u w:val="none"/>
-                <w:sz w:val="22"/>
-                <w:szCs w:val="22"/>
-                <w:color w:val="000000"/>
-              </w:rPr>
-            </w:pPr>
-            <w:r>
-              <w:rPr>
-                <w:rFonts w:ascii="Helvetica" w:hAnsi="Helvetica" w:eastAsia="Helvetica" w:cs="Helvetica"/>
-                <w:i w:val="false"/>
-                <w:b w:val="false"/>
-                <w:u w:val="none"/>
-                <w:sz w:val="22"/>
-                <w:szCs w:val="22"/>
-                <w:color w:val="000000"/>
-              </w:rPr>
-              <w:t xml:space="preserve">0.01, 0.61</w:t>
-            </w:r>
-          </w:p>
-        </w:tc>
-        <w:tc>
-          <w:tcPr>
-            <w:tcBorders>
-              <w:bottom w:val="none" w:sz="0" w:space="0" w:color="000000"/>
-              <w:top w:val="none" w:sz="0" w:space="0" w:color="000000"/>
-              <w:left w:val="none" w:sz="0" w:space="0" w:color="000000"/>
-              <w:right w:val="none" w:sz="0" w:space="0" w:color="000000"/>
-            </w:tcBorders>
-            <w:shd w:val="clear" w:color="auto" w:fill="FFFFFF"/>
-            <w:tcMar>
-              <w:top w:w="0" w:type="dxa"/>
-              <w:bottom w:w="0" w:type="dxa"/>
-              <w:left w:w="0" w:type="dxa"/>
-              <w:right w:w="0" w:type="dxa"/>
-            </w:tcMar>
-            <w:vAlign w:val="top"/>
-          </w:tcPr>
-          <w:p>
-            <w:pPr>
-              <w:pStyle w:val="Normal"/>
-              <w:jc w:val="center"/>
-              <w:pBdr>
-                <w:bottom w:val="none" w:sz="0" w:space="0" w:color="000000"/>
-                <w:top w:val="none" w:sz="0" w:space="0" w:color="000000"/>
-                <w:left w:val="none" w:sz="0" w:space="0" w:color="000000"/>
-                <w:right w:val="none" w:sz="0" w:space="0" w:color="000000"/>
-              </w:pBdr>
-              <w:spacing w:after="100" w:before="100" w:line="240"/>
-              <w:ind w:left="100" w:right="100" w:firstLine="0" w:firstLineChars="0"/>
-              <w:rPr>
-                <w:rFonts w:ascii="Helvetica" w:hAnsi="Helvetica" w:eastAsia="Helvetica" w:cs="Helvetica"/>
-                <w:i w:val="false"/>
-                <w:b w:val="false"/>
-                <w:u w:val="none"/>
-                <w:sz w:val="22"/>
-                <w:szCs w:val="22"/>
-                <w:color w:val="000000"/>
-              </w:rPr>
-            </w:pPr>
-            <w:r>
-              <w:rPr>
-                <w:rFonts w:ascii="Helvetica" w:hAnsi="Helvetica" w:eastAsia="Helvetica" w:cs="Helvetica"/>
-                <w:i w:val="false"/>
-                <w:b w:val="false"/>
-                <w:u w:val="none"/>
-                <w:sz w:val="22"/>
-                <w:szCs w:val="22"/>
-                <w:color w:val="000000"/>
-              </w:rPr>
-              <w:t xml:space="preserve">0.015</w:t>
+              <w:t xml:space="preserve">0.07</w:t>
+            </w:r>
+          </w:p>
+        </w:tc>
+        <w:tc>
+          <w:tcPr>
+            <w:tcBorders>
+              <w:bottom w:val="none" w:sz="0" w:space="0" w:color="000000"/>
+              <w:top w:val="none" w:sz="0" w:space="0" w:color="000000"/>
+              <w:left w:val="none" w:sz="0" w:space="0" w:color="000000"/>
+              <w:right w:val="none" w:sz="0" w:space="0" w:color="000000"/>
+            </w:tcBorders>
+            <w:shd w:val="clear" w:color="auto" w:fill="FFFFFF"/>
+            <w:tcMar>
+              <w:top w:w="0" w:type="dxa"/>
+              <w:bottom w:w="0" w:type="dxa"/>
+              <w:left w:w="0" w:type="dxa"/>
+              <w:right w:w="0" w:type="dxa"/>
+            </w:tcMar>
+            <w:vAlign w:val="top"/>
+          </w:tcPr>
+          <w:p>
+            <w:pPr>
+              <w:pStyle w:val="Normal"/>
+              <w:jc w:val="center"/>
+              <w:pBdr>
+                <w:bottom w:val="none" w:sz="0" w:space="0" w:color="000000"/>
+                <w:top w:val="none" w:sz="0" w:space="0" w:color="000000"/>
+                <w:left w:val="none" w:sz="0" w:space="0" w:color="000000"/>
+                <w:right w:val="none" w:sz="0" w:space="0" w:color="000000"/>
+              </w:pBdr>
+              <w:spacing w:after="100" w:before="100" w:line="240"/>
+              <w:ind w:left="100" w:right="100" w:firstLine="0" w:firstLineChars="0"/>
+              <w:rPr>
+                <w:rFonts w:ascii="Helvetica" w:hAnsi="Helvetica" w:eastAsia="Helvetica" w:cs="Helvetica"/>
+                <w:i w:val="false"/>
+                <w:b w:val="false"/>
+                <w:u w:val="none"/>
+                <w:sz w:val="22"/>
+                <w:szCs w:val="22"/>
+                <w:color w:val="000000"/>
+              </w:rPr>
+            </w:pPr>
+            <w:r>
+              <w:rPr>
+                <w:rFonts w:ascii="Helvetica" w:hAnsi="Helvetica" w:eastAsia="Helvetica" w:cs="Helvetica"/>
+                <w:i w:val="false"/>
+                <w:b w:val="false"/>
+                <w:u w:val="none"/>
+                <w:sz w:val="22"/>
+                <w:szCs w:val="22"/>
+                <w:color w:val="000000"/>
+              </w:rPr>
+              <w:t xml:space="preserve">0.01, 0.48</w:t>
+            </w:r>
+          </w:p>
+        </w:tc>
+        <w:tc>
+          <w:tcPr>
+            <w:tcBorders>
+              <w:bottom w:val="none" w:sz="0" w:space="0" w:color="000000"/>
+              <w:top w:val="none" w:sz="0" w:space="0" w:color="000000"/>
+              <w:left w:val="none" w:sz="0" w:space="0" w:color="000000"/>
+              <w:right w:val="none" w:sz="0" w:space="0" w:color="000000"/>
+            </w:tcBorders>
+            <w:shd w:val="clear" w:color="auto" w:fill="FFFFFF"/>
+            <w:tcMar>
+              <w:top w:w="0" w:type="dxa"/>
+              <w:bottom w:w="0" w:type="dxa"/>
+              <w:left w:w="0" w:type="dxa"/>
+              <w:right w:w="0" w:type="dxa"/>
+            </w:tcMar>
+            <w:vAlign w:val="top"/>
+          </w:tcPr>
+          <w:p>
+            <w:pPr>
+              <w:pStyle w:val="Normal"/>
+              <w:jc w:val="center"/>
+              <w:pBdr>
+                <w:bottom w:val="none" w:sz="0" w:space="0" w:color="000000"/>
+                <w:top w:val="none" w:sz="0" w:space="0" w:color="000000"/>
+                <w:left w:val="none" w:sz="0" w:space="0" w:color="000000"/>
+                <w:right w:val="none" w:sz="0" w:space="0" w:color="000000"/>
+              </w:pBdr>
+              <w:spacing w:after="100" w:before="100" w:line="240"/>
+              <w:ind w:left="100" w:right="100" w:firstLine="0" w:firstLineChars="0"/>
+              <w:rPr>
+                <w:rFonts w:ascii="Helvetica" w:hAnsi="Helvetica" w:eastAsia="Helvetica" w:cs="Helvetica"/>
+                <w:i w:val="false"/>
+                <w:b w:val="false"/>
+                <w:u w:val="none"/>
+                <w:sz w:val="22"/>
+                <w:szCs w:val="22"/>
+                <w:color w:val="000000"/>
+              </w:rPr>
+            </w:pPr>
+            <w:r>
+              <w:rPr>
+                <w:rFonts w:ascii="Helvetica" w:hAnsi="Helvetica" w:eastAsia="Helvetica" w:cs="Helvetica"/>
+                <w:i w:val="false"/>
+                <w:b w:val="false"/>
+                <w:u w:val="none"/>
+                <w:sz w:val="22"/>
+                <w:szCs w:val="22"/>
+                <w:color w:val="000000"/>
+              </w:rPr>
+              <w:t xml:space="preserve">0.007</w:t>
             </w:r>
           </w:p>
         </w:tc>
@@ -14627,113 +14627,113 @@
                 <w:szCs w:val="22"/>
                 <w:color w:val="000000"/>
               </w:rPr>
-              <w:t xml:space="preserve">4.83</w:t>
-            </w:r>
-          </w:p>
-        </w:tc>
-        <w:tc>
-          <w:tcPr>
-            <w:tcBorders>
-              <w:bottom w:val="none" w:sz="0" w:space="0" w:color="000000"/>
-              <w:top w:val="none" w:sz="0" w:space="0" w:color="000000"/>
-              <w:left w:val="none" w:sz="0" w:space="0" w:color="000000"/>
-              <w:right w:val="none" w:sz="0" w:space="0" w:color="000000"/>
-            </w:tcBorders>
-            <w:shd w:val="clear" w:color="auto" w:fill="FFFFFF"/>
-            <w:tcMar>
-              <w:top w:w="0" w:type="dxa"/>
-              <w:bottom w:w="0" w:type="dxa"/>
-              <w:left w:w="0" w:type="dxa"/>
-              <w:right w:w="0" w:type="dxa"/>
-            </w:tcMar>
-            <w:vAlign w:val="top"/>
-          </w:tcPr>
-          <w:p>
-            <w:pPr>
-              <w:pStyle w:val="Normal"/>
-              <w:jc w:val="center"/>
-              <w:pBdr>
-                <w:bottom w:val="none" w:sz="0" w:space="0" w:color="000000"/>
-                <w:top w:val="none" w:sz="0" w:space="0" w:color="000000"/>
-                <w:left w:val="none" w:sz="0" w:space="0" w:color="000000"/>
-                <w:right w:val="none" w:sz="0" w:space="0" w:color="000000"/>
-              </w:pBdr>
-              <w:spacing w:after="100" w:before="100" w:line="240"/>
-              <w:ind w:left="100" w:right="100" w:firstLine="0" w:firstLineChars="0"/>
-              <w:rPr>
-                <w:rFonts w:ascii="Helvetica" w:hAnsi="Helvetica" w:eastAsia="Helvetica" w:cs="Helvetica"/>
-                <w:i w:val="false"/>
-                <w:b w:val="false"/>
-                <w:u w:val="none"/>
-                <w:sz w:val="22"/>
-                <w:szCs w:val="22"/>
-                <w:color w:val="000000"/>
-              </w:rPr>
-            </w:pPr>
-            <w:r>
-              <w:rPr>
-                <w:rFonts w:ascii="Helvetica" w:hAnsi="Helvetica" w:eastAsia="Helvetica" w:cs="Helvetica"/>
-                <w:i w:val="false"/>
-                <w:b w:val="false"/>
-                <w:u w:val="none"/>
-                <w:sz w:val="22"/>
-                <w:szCs w:val="22"/>
-                <w:color w:val="000000"/>
-              </w:rPr>
-              <w:t xml:space="preserve">0.88, 26.6</w:t>
-            </w:r>
-          </w:p>
-        </w:tc>
-        <w:tc>
-          <w:tcPr>
-            <w:tcBorders>
-              <w:bottom w:val="none" w:sz="0" w:space="0" w:color="000000"/>
-              <w:top w:val="none" w:sz="0" w:space="0" w:color="000000"/>
-              <w:left w:val="none" w:sz="0" w:space="0" w:color="000000"/>
-              <w:right w:val="none" w:sz="0" w:space="0" w:color="000000"/>
-            </w:tcBorders>
-            <w:shd w:val="clear" w:color="auto" w:fill="FFFFFF"/>
-            <w:tcMar>
-              <w:top w:w="0" w:type="dxa"/>
-              <w:bottom w:w="0" w:type="dxa"/>
-              <w:left w:w="0" w:type="dxa"/>
-              <w:right w:w="0" w:type="dxa"/>
-            </w:tcMar>
-            <w:vAlign w:val="top"/>
-          </w:tcPr>
-          <w:p>
-            <w:pPr>
-              <w:pStyle w:val="Normal"/>
-              <w:jc w:val="center"/>
-              <w:pBdr>
-                <w:bottom w:val="none" w:sz="0" w:space="0" w:color="000000"/>
-                <w:top w:val="none" w:sz="0" w:space="0" w:color="000000"/>
-                <w:left w:val="none" w:sz="0" w:space="0" w:color="000000"/>
-                <w:right w:val="none" w:sz="0" w:space="0" w:color="000000"/>
-              </w:pBdr>
-              <w:spacing w:after="100" w:before="100" w:line="240"/>
-              <w:ind w:left="100" w:right="100" w:firstLine="0" w:firstLineChars="0"/>
-              <w:rPr>
-                <w:rFonts w:ascii="Helvetica" w:hAnsi="Helvetica" w:eastAsia="Helvetica" w:cs="Helvetica"/>
-                <w:i w:val="false"/>
-                <w:b w:val="false"/>
-                <w:u w:val="none"/>
-                <w:sz w:val="22"/>
-                <w:szCs w:val="22"/>
-                <w:color w:val="000000"/>
-              </w:rPr>
-            </w:pPr>
-            <w:r>
-              <w:rPr>
-                <w:rFonts w:ascii="Helvetica" w:hAnsi="Helvetica" w:eastAsia="Helvetica" w:cs="Helvetica"/>
-                <w:i w:val="false"/>
-                <w:b w:val="false"/>
-                <w:u w:val="none"/>
-                <w:sz w:val="22"/>
-                <w:szCs w:val="22"/>
-                <w:color w:val="000000"/>
-              </w:rPr>
-              <w:t xml:space="preserve">0.070</w:t>
+              <w:t xml:space="preserve">5.02</w:t>
+            </w:r>
+          </w:p>
+        </w:tc>
+        <w:tc>
+          <w:tcPr>
+            <w:tcBorders>
+              <w:bottom w:val="none" w:sz="0" w:space="0" w:color="000000"/>
+              <w:top w:val="none" w:sz="0" w:space="0" w:color="000000"/>
+              <w:left w:val="none" w:sz="0" w:space="0" w:color="000000"/>
+              <w:right w:val="none" w:sz="0" w:space="0" w:color="000000"/>
+            </w:tcBorders>
+            <w:shd w:val="clear" w:color="auto" w:fill="FFFFFF"/>
+            <w:tcMar>
+              <w:top w:w="0" w:type="dxa"/>
+              <w:bottom w:w="0" w:type="dxa"/>
+              <w:left w:w="0" w:type="dxa"/>
+              <w:right w:w="0" w:type="dxa"/>
+            </w:tcMar>
+            <w:vAlign w:val="top"/>
+          </w:tcPr>
+          <w:p>
+            <w:pPr>
+              <w:pStyle w:val="Normal"/>
+              <w:jc w:val="center"/>
+              <w:pBdr>
+                <w:bottom w:val="none" w:sz="0" w:space="0" w:color="000000"/>
+                <w:top w:val="none" w:sz="0" w:space="0" w:color="000000"/>
+                <w:left w:val="none" w:sz="0" w:space="0" w:color="000000"/>
+                <w:right w:val="none" w:sz="0" w:space="0" w:color="000000"/>
+              </w:pBdr>
+              <w:spacing w:after="100" w:before="100" w:line="240"/>
+              <w:ind w:left="100" w:right="100" w:firstLine="0" w:firstLineChars="0"/>
+              <w:rPr>
+                <w:rFonts w:ascii="Helvetica" w:hAnsi="Helvetica" w:eastAsia="Helvetica" w:cs="Helvetica"/>
+                <w:i w:val="false"/>
+                <w:b w:val="false"/>
+                <w:u w:val="none"/>
+                <w:sz w:val="22"/>
+                <w:szCs w:val="22"/>
+                <w:color w:val="000000"/>
+              </w:rPr>
+            </w:pPr>
+            <w:r>
+              <w:rPr>
+                <w:rFonts w:ascii="Helvetica" w:hAnsi="Helvetica" w:eastAsia="Helvetica" w:cs="Helvetica"/>
+                <w:i w:val="false"/>
+                <w:b w:val="false"/>
+                <w:u w:val="none"/>
+                <w:sz w:val="22"/>
+                <w:szCs w:val="22"/>
+                <w:color w:val="000000"/>
+              </w:rPr>
+              <w:t xml:space="preserve">1.19, 21.2</w:t>
+            </w:r>
+          </w:p>
+        </w:tc>
+        <w:tc>
+          <w:tcPr>
+            <w:tcBorders>
+              <w:bottom w:val="none" w:sz="0" w:space="0" w:color="000000"/>
+              <w:top w:val="none" w:sz="0" w:space="0" w:color="000000"/>
+              <w:left w:val="none" w:sz="0" w:space="0" w:color="000000"/>
+              <w:right w:val="none" w:sz="0" w:space="0" w:color="000000"/>
+            </w:tcBorders>
+            <w:shd w:val="clear" w:color="auto" w:fill="FFFFFF"/>
+            <w:tcMar>
+              <w:top w:w="0" w:type="dxa"/>
+              <w:bottom w:w="0" w:type="dxa"/>
+              <w:left w:w="0" w:type="dxa"/>
+              <w:right w:w="0" w:type="dxa"/>
+            </w:tcMar>
+            <w:vAlign w:val="top"/>
+          </w:tcPr>
+          <w:p>
+            <w:pPr>
+              <w:pStyle w:val="Normal"/>
+              <w:jc w:val="center"/>
+              <w:pBdr>
+                <w:bottom w:val="none" w:sz="0" w:space="0" w:color="000000"/>
+                <w:top w:val="none" w:sz="0" w:space="0" w:color="000000"/>
+                <w:left w:val="none" w:sz="0" w:space="0" w:color="000000"/>
+                <w:right w:val="none" w:sz="0" w:space="0" w:color="000000"/>
+              </w:pBdr>
+              <w:spacing w:after="100" w:before="100" w:line="240"/>
+              <w:ind w:left="100" w:right="100" w:firstLine="0" w:firstLineChars="0"/>
+              <w:rPr>
+                <w:rFonts w:ascii="Helvetica" w:hAnsi="Helvetica" w:eastAsia="Helvetica" w:cs="Helvetica"/>
+                <w:i w:val="false"/>
+                <w:b w:val="false"/>
+                <w:u w:val="none"/>
+                <w:sz w:val="22"/>
+                <w:szCs w:val="22"/>
+                <w:color w:val="000000"/>
+              </w:rPr>
+            </w:pPr>
+            <w:r>
+              <w:rPr>
+                <w:rFonts w:ascii="Helvetica" w:hAnsi="Helvetica" w:eastAsia="Helvetica" w:cs="Helvetica"/>
+                <w:i w:val="false"/>
+                <w:b w:val="false"/>
+                <w:u w:val="none"/>
+                <w:sz w:val="22"/>
+                <w:szCs w:val="22"/>
+                <w:color w:val="000000"/>
+              </w:rPr>
+              <w:t xml:space="preserve">0.028</w:t>
             </w:r>
           </w:p>
         </w:tc>
@@ -14792,7 +14792,7 @@
                 <w:szCs w:val="22"/>
                 <w:color w:val="000000"/>
               </w:rPr>
-              <w:t xml:space="preserve">ckd_epi_gfr_cre_cys</w:t>
+              <w:t xml:space="preserve">baseline_cre_egfr</w:t>
             </w:r>
           </w:p>
         </w:tc>
@@ -14951,7 +14951,7 @@
                 <w:szCs w:val="22"/>
                 <w:color w:val="000000"/>
               </w:rPr>
-              <w:t xml:space="preserve">0.94, 0.98</w:t>
+              <w:t xml:space="preserve">0.93, 0.98</w:t>
             </w:r>
           </w:p>
         </w:tc>
@@ -15004,7 +15004,7 @@
                 <w:szCs w:val="22"/>
                 <w:color w:val="000000"/>
               </w:rPr>
-              <w:t xml:space="preserve">&lt;0.001</w:t>
+              <w:t xml:space="preserve">0.001</w:t>
             </w:r>
           </w:p>
         </w:tc>
@@ -15110,7 +15110,7 @@
                 <w:szCs w:val="22"/>
                 <w:color w:val="000000"/>
               </w:rPr>
-              <w:t xml:space="preserve">0.93</w:t>
+              <w:t xml:space="preserve">0.96</w:t>
             </w:r>
           </w:p>
         </w:tc>
@@ -15163,7 +15163,7 @@
                 <w:szCs w:val="22"/>
                 <w:color w:val="000000"/>
               </w:rPr>
-              <w:t xml:space="preserve">0.89, 0.97</w:t>
+              <w:t xml:space="preserve">0.93, 1.0</w:t>
             </w:r>
           </w:p>
         </w:tc>
@@ -15216,7 +15216,7 @@
                 <w:szCs w:val="22"/>
                 <w:color w:val="000000"/>
               </w:rPr>
-              <w:t xml:space="preserve">0.001</w:t>
+              <w:t xml:space="preserve">0.023</w:t>
             </w:r>
           </w:p>
         </w:tc>
